--- a/downloads/teacher/04 Units/Unit 06 - Food Systems and Production - From Farm to Table/Unit 06 - Food Systems and Production - From Farm to Table.docx
+++ b/downloads/teacher/04 Units/Unit 06 - Food Systems and Production - From Farm to Table/Unit 06 - Food Systems and Production - From Farm to Table.docx
@@ -1870,46 +1870,82 @@
         </w:rPr>
         <w:t xml:space="preserve">Big ideas:</w:t>
       </w:r>
-      <w:r>
-        <w:t xml:space="preserve"> </w:t>
-      </w:r>
-      <w:r>
-        <w:t xml:space="preserve">- Every bite of food traveled through a chain of people and places, and every link in that chain is somebody’s job.</w:t>
-      </w:r>
-      <w:r>
-        <w:t xml:space="preserve"> </w:t>
-      </w:r>
-      <w:r>
-        <w:t xml:space="preserve">- Feeding a group is a budget and a schedule before it is a recipe. In a kitchen, time is the ingredient you cannot buy more of.</w:t>
-      </w:r>
-      <w:r>
-        <w:t xml:space="preserve"> </w:t>
-      </w:r>
-      <w:r>
-        <w:t xml:space="preserve">- One step always holds up everything else. Find it and build the clock around it.</w:t>
-      </w:r>
-      <w:r>
-        <w:t xml:space="preserve"> </w:t>
-      </w:r>
-      <w:r>
-        <w:t xml:space="preserve">- The choices a household or a school makes about food have costs beyond the price tag: fuel, water, soil, packaging, and what gets thrown away.</w:t>
-      </w:r>
-      <w:r>
-        <w:t xml:space="preserve"> </w:t>
-      </w:r>
-      <w:r>
-        <w:t xml:space="preserve">- Not everyone can reach the same food for the same price, and that is a system, not an accident.</w:t>
-      </w:r>
-      <w:r>
-        <w:t xml:space="preserve"> </w:t>
-      </w:r>
-      <w:r>
-        <w:t xml:space="preserve">- Cooking is chemistry you can eat. Change one thing on purpose and you can find out what it does.</w:t>
-      </w:r>
-    </w:p>
-    <w:p>
-      <w:pPr>
-        <w:pStyle w:val="BodyText"/>
+    </w:p>
+    <w:p>
+      <w:pPr>
+        <w:numPr>
+          <w:ilvl w:val="0"/>
+          <w:numId w:val="1005"/>
+        </w:numPr>
+        <w:pStyle w:val="Compact"/>
+      </w:pPr>
+      <w:r>
+        <w:t xml:space="preserve">Every bite of food traveled through a chain of people and places, and every link in that chain is somebody’s job.</w:t>
+      </w:r>
+    </w:p>
+    <w:p>
+      <w:pPr>
+        <w:numPr>
+          <w:ilvl w:val="0"/>
+          <w:numId w:val="1005"/>
+        </w:numPr>
+        <w:pStyle w:val="Compact"/>
+      </w:pPr>
+      <w:r>
+        <w:t xml:space="preserve">Feeding a group is a budget and a schedule before it is a recipe. In a kitchen, time is the ingredient you cannot buy more of.</w:t>
+      </w:r>
+    </w:p>
+    <w:p>
+      <w:pPr>
+        <w:numPr>
+          <w:ilvl w:val="0"/>
+          <w:numId w:val="1005"/>
+        </w:numPr>
+        <w:pStyle w:val="Compact"/>
+      </w:pPr>
+      <w:r>
+        <w:t xml:space="preserve">One step always holds up everything else. Find it and build the clock around it.</w:t>
+      </w:r>
+    </w:p>
+    <w:p>
+      <w:pPr>
+        <w:numPr>
+          <w:ilvl w:val="0"/>
+          <w:numId w:val="1005"/>
+        </w:numPr>
+        <w:pStyle w:val="Compact"/>
+      </w:pPr>
+      <w:r>
+        <w:t xml:space="preserve">The choices a household or a school makes about food have costs beyond the price tag: fuel, water, soil, packaging, and what gets thrown away.</w:t>
+      </w:r>
+    </w:p>
+    <w:p>
+      <w:pPr>
+        <w:numPr>
+          <w:ilvl w:val="0"/>
+          <w:numId w:val="1005"/>
+        </w:numPr>
+        <w:pStyle w:val="Compact"/>
+      </w:pPr>
+      <w:r>
+        <w:t xml:space="preserve">Not everyone can reach the same food for the same price, and that is a system, not an accident.</w:t>
+      </w:r>
+    </w:p>
+    <w:p>
+      <w:pPr>
+        <w:numPr>
+          <w:ilvl w:val="0"/>
+          <w:numId w:val="1005"/>
+        </w:numPr>
+        <w:pStyle w:val="Compact"/>
+      </w:pPr>
+      <w:r>
+        <w:t xml:space="preserve">Cooking is chemistry you can eat. Change one thing on purpose and you can find out what it does.</w:t>
+      </w:r>
+    </w:p>
+    <w:p>
+      <w:pPr>
+        <w:pStyle w:val="FirstParagraph"/>
       </w:pPr>
       <w:r>
         <w:rPr>
@@ -1917,41 +1953,77 @@
         </w:rPr>
         <w:t xml:space="preserve">Essential questions:</w:t>
       </w:r>
-      <w:r>
-        <w:t xml:space="preserve"> </w:t>
-      </w:r>
-      <w:r>
-        <w:t xml:space="preserve">1. Where did this food come from, and who touched it before I did?</w:t>
-      </w:r>
-      <w:r>
-        <w:t xml:space="preserve"> </w:t>
-      </w:r>
-      <w:r>
-        <w:t xml:space="preserve">2. Can we feed this whole class on what I can spend, in the time we have, with the rules this room has?</w:t>
-      </w:r>
-      <w:r>
-        <w:t xml:space="preserve"> </w:t>
-      </w:r>
-      <w:r>
-        <w:t xml:space="preserve">3. What is the one step everything waits on?</w:t>
-      </w:r>
-      <w:r>
-        <w:t xml:space="preserve"> </w:t>
-      </w:r>
-      <w:r>
-        <w:t xml:space="preserve">4. What does our food actually cost, and what does it cost that is not on the receipt?</w:t>
-      </w:r>
-      <w:r>
-        <w:t xml:space="preserve"> </w:t>
-      </w:r>
-      <w:r>
-        <w:t xml:space="preserve">5. Who in this county cannot reach the food we just priced, and why?</w:t>
-      </w:r>
-      <w:r>
-        <w:t xml:space="preserve"> </w:t>
-      </w:r>
-      <w:r>
-        <w:t xml:space="preserve">6. Which job in the food chain would I actually want, and what is the shortest honest path to it?</w:t>
+    </w:p>
+    <w:p>
+      <w:pPr>
+        <w:numPr>
+          <w:ilvl w:val="0"/>
+          <w:numId w:val="1006"/>
+        </w:numPr>
+        <w:pStyle w:val="Compact"/>
+      </w:pPr>
+      <w:r>
+        <w:t xml:space="preserve">Where did this food come from, and who touched it before I did?</w:t>
+      </w:r>
+    </w:p>
+    <w:p>
+      <w:pPr>
+        <w:numPr>
+          <w:ilvl w:val="0"/>
+          <w:numId w:val="1006"/>
+        </w:numPr>
+        <w:pStyle w:val="Compact"/>
+      </w:pPr>
+      <w:r>
+        <w:t xml:space="preserve">Can we feed this whole class on what I can spend, in the time we have, with the rules this room has?</w:t>
+      </w:r>
+    </w:p>
+    <w:p>
+      <w:pPr>
+        <w:numPr>
+          <w:ilvl w:val="0"/>
+          <w:numId w:val="1006"/>
+        </w:numPr>
+        <w:pStyle w:val="Compact"/>
+      </w:pPr>
+      <w:r>
+        <w:t xml:space="preserve">What is the one step everything waits on?</w:t>
+      </w:r>
+    </w:p>
+    <w:p>
+      <w:pPr>
+        <w:numPr>
+          <w:ilvl w:val="0"/>
+          <w:numId w:val="1006"/>
+        </w:numPr>
+        <w:pStyle w:val="Compact"/>
+      </w:pPr>
+      <w:r>
+        <w:t xml:space="preserve">What does our food actually cost, and what does it cost that is not on the receipt?</w:t>
+      </w:r>
+    </w:p>
+    <w:p>
+      <w:pPr>
+        <w:numPr>
+          <w:ilvl w:val="0"/>
+          <w:numId w:val="1006"/>
+        </w:numPr>
+        <w:pStyle w:val="Compact"/>
+      </w:pPr>
+      <w:r>
+        <w:t xml:space="preserve">Who in this county cannot reach the food we just priced, and why?</w:t>
+      </w:r>
+    </w:p>
+    <w:p>
+      <w:pPr>
+        <w:numPr>
+          <w:ilvl w:val="0"/>
+          <w:numId w:val="1006"/>
+        </w:numPr>
+        <w:pStyle w:val="Compact"/>
+      </w:pPr>
+      <w:r>
+        <w:t xml:space="preserve">Which job in the food chain would I actually want, and what is the shortest honest path to it?</w:t>
       </w:r>
     </w:p>
     <w:p>
@@ -1974,88 +2046,166 @@
         </w:rPr>
         <w:t xml:space="preserve">Knowledge (facts, vocabulary, ideas):</w:t>
       </w:r>
-      <w:r>
-        <w:t xml:space="preserve"> </w:t>
-      </w:r>
-      <w:r>
-        <w:t xml:space="preserve">- The links in a food supply chain: producer, processor, distributor, retailer, consumer, and the cold chain that runs through all of them.</w:t>
-      </w:r>
-      <w:r>
-        <w:t xml:space="preserve"> </w:t>
-      </w:r>
-      <w:r>
-        <w:t xml:space="preserve">- The state’s own list of factors affecting the food supply: geography, climate, economics, transportation systems, farming methods, energy, population density, political systems, natural disasters, and food waste.</w:t>
-      </w:r>
-      <w:r>
-        <w:t xml:space="preserve"> </w:t>
-      </w:r>
-      <w:r>
-        <w:t xml:space="preserve">- Local, seasonal, in season and out of season, food miles, farmers market, CSA, storage crop.</w:t>
-      </w:r>
-      <w:r>
-        <w:t xml:space="preserve"> </w:t>
-      </w:r>
-      <w:r>
-        <w:t xml:space="preserve">- Food insecurity, food desert, food pantry, SNAP, WIC, community garden, mobile market.</w:t>
-      </w:r>
-      <w:r>
-        <w:t xml:space="preserve"> </w:t>
-      </w:r>
-      <w:r>
-        <w:t xml:space="preserve">- Sustainability, compost, crop rotation, drip irrigation, integrated pest management, packaging, single use, shelf life; the difference between food waste and food loss.</w:t>
-      </w:r>
-      <w:r>
-        <w:t xml:space="preserve"> </w:t>
-      </w:r>
-      <w:r>
-        <w:t xml:space="preserve">- Dry heat and moist heat methods and what each one does to food: bake, roast, broil, toast, sauté; boil, simmer, steam, poach. Browning happens with dry heat.</w:t>
-      </w:r>
-      <w:r>
-        <w:t xml:space="preserve"> </w:t>
-      </w:r>
-      <w:r>
-        <w:t xml:space="preserve">- Leavening: baking powder, baking soda, the acid it needs, and the carbon dioxide that makes a quick bread rise. Variable, control, hypothesis.</w:t>
-      </w:r>
-      <w:r>
-        <w:t xml:space="preserve"> </w:t>
-      </w:r>
-      <w:r>
-        <w:t xml:space="preserve">- Cuisine, staple crop, flatbread, filled dough, legume, tradition, and why the same dish shows up in three cultures.</w:t>
-      </w:r>
-      <w:r>
-        <w:t xml:space="preserve"> </w:t>
-      </w:r>
-      <w:r>
-        <w:t xml:space="preserve">- Place setting, cover, flatware, host, shared platter, hospitality.</w:t>
-      </w:r>
-      <w:r>
-        <w:t xml:space="preserve"> </w:t>
-      </w:r>
-      <w:r>
-        <w:t xml:space="preserve">- Yield, portion, per serving, scale factor, purchasable unit, unit price, store brand, food cost.</w:t>
-      </w:r>
-      <w:r>
-        <w:t xml:space="preserve"> </w:t>
-      </w:r>
-      <w:r>
-        <w:t xml:space="preserve">- Flowchart, critical path, station card, mise en place, hold time, station check.</w:t>
-      </w:r>
-      <w:r>
-        <w:t xml:space="preserve"> </w:t>
-      </w:r>
-      <w:r>
-        <w:t xml:space="preserve">- The seven project constraints and the six-step sanitation routine.</w:t>
-      </w:r>
-      <w:r>
-        <w:t xml:space="preserve"> </w:t>
-      </w:r>
-      <w:r>
-        <w:t xml:space="preserve">- The thirteen food-chain careers, the eight links, the five training paths, and what ServSafe is.</w:t>
-      </w:r>
-    </w:p>
-    <w:p>
-      <w:pPr>
-        <w:pStyle w:val="BodyText"/>
+    </w:p>
+    <w:p>
+      <w:pPr>
+        <w:numPr>
+          <w:ilvl w:val="0"/>
+          <w:numId w:val="1007"/>
+        </w:numPr>
+        <w:pStyle w:val="Compact"/>
+      </w:pPr>
+      <w:r>
+        <w:t xml:space="preserve">The links in a food supply chain: producer, processor, distributor, retailer, consumer, and the cold chain that runs through all of them.</w:t>
+      </w:r>
+    </w:p>
+    <w:p>
+      <w:pPr>
+        <w:numPr>
+          <w:ilvl w:val="0"/>
+          <w:numId w:val="1007"/>
+        </w:numPr>
+        <w:pStyle w:val="Compact"/>
+      </w:pPr>
+      <w:r>
+        <w:t xml:space="preserve">The state’s own list of factors affecting the food supply: geography, climate, economics, transportation systems, farming methods, energy, population density, political systems, natural disasters, and food waste.</w:t>
+      </w:r>
+    </w:p>
+    <w:p>
+      <w:pPr>
+        <w:numPr>
+          <w:ilvl w:val="0"/>
+          <w:numId w:val="1007"/>
+        </w:numPr>
+        <w:pStyle w:val="Compact"/>
+      </w:pPr>
+      <w:r>
+        <w:t xml:space="preserve">Local, seasonal, in season and out of season, food miles, farmers market, CSA, storage crop.</w:t>
+      </w:r>
+    </w:p>
+    <w:p>
+      <w:pPr>
+        <w:numPr>
+          <w:ilvl w:val="0"/>
+          <w:numId w:val="1007"/>
+        </w:numPr>
+        <w:pStyle w:val="Compact"/>
+      </w:pPr>
+      <w:r>
+        <w:t xml:space="preserve">Food insecurity, food desert, food pantry, SNAP, WIC, community garden, mobile market.</w:t>
+      </w:r>
+    </w:p>
+    <w:p>
+      <w:pPr>
+        <w:numPr>
+          <w:ilvl w:val="0"/>
+          <w:numId w:val="1007"/>
+        </w:numPr>
+        <w:pStyle w:val="Compact"/>
+      </w:pPr>
+      <w:r>
+        <w:t xml:space="preserve">Sustainability, compost, crop rotation, drip irrigation, integrated pest management, packaging, single use, shelf life; the difference between food waste and food loss.</w:t>
+      </w:r>
+    </w:p>
+    <w:p>
+      <w:pPr>
+        <w:numPr>
+          <w:ilvl w:val="0"/>
+          <w:numId w:val="1007"/>
+        </w:numPr>
+        <w:pStyle w:val="Compact"/>
+      </w:pPr>
+      <w:r>
+        <w:t xml:space="preserve">Dry heat and moist heat methods and what each one does to food: bake, roast, broil, toast, sauté; boil, simmer, steam, poach. Browning happens with dry heat.</w:t>
+      </w:r>
+    </w:p>
+    <w:p>
+      <w:pPr>
+        <w:numPr>
+          <w:ilvl w:val="0"/>
+          <w:numId w:val="1007"/>
+        </w:numPr>
+        <w:pStyle w:val="Compact"/>
+      </w:pPr>
+      <w:r>
+        <w:t xml:space="preserve">Leavening: baking powder, baking soda, the acid it needs, and the carbon dioxide that makes a quick bread rise. Variable, control, hypothesis.</w:t>
+      </w:r>
+    </w:p>
+    <w:p>
+      <w:pPr>
+        <w:numPr>
+          <w:ilvl w:val="0"/>
+          <w:numId w:val="1007"/>
+        </w:numPr>
+        <w:pStyle w:val="Compact"/>
+      </w:pPr>
+      <w:r>
+        <w:t xml:space="preserve">Cuisine, staple crop, flatbread, filled dough, legume, tradition, and why the same dish shows up in three cultures.</w:t>
+      </w:r>
+    </w:p>
+    <w:p>
+      <w:pPr>
+        <w:numPr>
+          <w:ilvl w:val="0"/>
+          <w:numId w:val="1007"/>
+        </w:numPr>
+        <w:pStyle w:val="Compact"/>
+      </w:pPr>
+      <w:r>
+        <w:t xml:space="preserve">Place setting, cover, flatware, host, shared platter, hospitality.</w:t>
+      </w:r>
+    </w:p>
+    <w:p>
+      <w:pPr>
+        <w:numPr>
+          <w:ilvl w:val="0"/>
+          <w:numId w:val="1007"/>
+        </w:numPr>
+        <w:pStyle w:val="Compact"/>
+      </w:pPr>
+      <w:r>
+        <w:t xml:space="preserve">Yield, portion, per serving, scale factor, purchasable unit, unit price, store brand, food cost.</w:t>
+      </w:r>
+    </w:p>
+    <w:p>
+      <w:pPr>
+        <w:numPr>
+          <w:ilvl w:val="0"/>
+          <w:numId w:val="1007"/>
+        </w:numPr>
+        <w:pStyle w:val="Compact"/>
+      </w:pPr>
+      <w:r>
+        <w:t xml:space="preserve">Flowchart, critical path, station card, mise en place, hold time, station check.</w:t>
+      </w:r>
+    </w:p>
+    <w:p>
+      <w:pPr>
+        <w:numPr>
+          <w:ilvl w:val="0"/>
+          <w:numId w:val="1007"/>
+        </w:numPr>
+        <w:pStyle w:val="Compact"/>
+      </w:pPr>
+      <w:r>
+        <w:t xml:space="preserve">The seven project constraints and the six-step sanitation routine.</w:t>
+      </w:r>
+    </w:p>
+    <w:p>
+      <w:pPr>
+        <w:numPr>
+          <w:ilvl w:val="0"/>
+          <w:numId w:val="1007"/>
+        </w:numPr>
+        <w:pStyle w:val="Compact"/>
+      </w:pPr>
+      <w:r>
+        <w:t xml:space="preserve">The thirteen food-chain careers, the eight links, the five training paths, and what ServSafe is.</w:t>
+      </w:r>
+    </w:p>
+    <w:p>
+      <w:pPr>
+        <w:pStyle w:val="FirstParagraph"/>
       </w:pPr>
       <w:r>
         <w:rPr>
@@ -2063,89 +2213,173 @@
         </w:rPr>
         <w:t xml:space="preserve">Skills (what students will be able to do):</w:t>
       </w:r>
-      <w:r>
-        <w:t xml:space="preserve"> </w:t>
-      </w:r>
-      <w:r>
-        <w:t xml:space="preserve">- Trace one real food from farm to plate and name the job at each link.</w:t>
-      </w:r>
-      <w:r>
-        <w:t xml:space="preserve"> </w:t>
-      </w:r>
-      <w:r>
-        <w:t xml:space="preserve">- Read a New York seasonal chart and build two meals, one local and seasonal and one not, and compare them on price and food miles.</w:t>
-      </w:r>
-      <w:r>
-        <w:t xml:space="preserve"> </w:t>
-      </w:r>
-      <w:r>
-        <w:t xml:space="preserve">- Collect and record waste data from their own room, compute a total, and scale it to a week and a year.</w:t>
-      </w:r>
-      <w:r>
-        <w:t xml:space="preserve"> </w:t>
-      </w:r>
-      <w:r>
-        <w:t xml:space="preserve">- Read a neighborhood map and a price comparison and decide whether an area is a food desert.</w:t>
-      </w:r>
-      <w:r>
-        <w:t xml:space="preserve"> </w:t>
-      </w:r>
-      <w:r>
-        <w:t xml:space="preserve">- Build a packaging prototype that uses less material, and defend it.</w:t>
-      </w:r>
-      <w:r>
-        <w:t xml:space="preserve"> </w:t>
-      </w:r>
-      <w:r>
-        <w:t xml:space="preserve">- Sort twelve cooking methods into dry heat and moist heat and name the tool and the right food for each.</w:t>
-      </w:r>
-      <w:r>
-        <w:t xml:space="preserve"> </w:t>
-      </w:r>
-      <w:r>
-        <w:t xml:space="preserve">- Run a four-batch experiment with one variable and four controls, predict, measure the rise, taste, and write a conclusion.</w:t>
-      </w:r>
-      <w:r>
-        <w:t xml:space="preserve"> </w:t>
-      </w:r>
-      <w:r>
-        <w:t xml:space="preserve">- Prepare and serve a pasta dish and a quesadilla dish at a station of seven inside a 40-minute period, on role cards, against the lab rubric.</w:t>
-      </w:r>
-      <w:r>
-        <w:t xml:space="preserve"> </w:t>
-      </w:r>
-      <w:r>
-        <w:t xml:space="preserve">- Research one dish in three cultures on a card with a source, and present it.</w:t>
-      </w:r>
-      <w:r>
-        <w:t xml:space="preserve"> </w:t>
-      </w:r>
-      <w:r>
-        <w:t xml:space="preserve">- Set a correct place setting and say why each piece is where it is.</w:t>
-      </w:r>
-      <w:r>
-        <w:t xml:space="preserve"> </w:t>
-      </w:r>
-      <w:r>
-        <w:t xml:space="preserve">- Compute a scale factor, multiply every ingredient, convert between cups, fluid ounces, and ounces by weight, round up to purchasable packages, and run a yield check against 30 portions.</w:t>
-      </w:r>
-      <w:r>
-        <w:t xml:space="preserve"> </w:t>
-      </w:r>
-      <w:r>
-        <w:t xml:space="preserve">- Cost a scaled recipe from a real circular with a running total, compute unit prices, find and log a store-brand swap with the dollar amount saved, and revise a plan that came in over budget.</w:t>
-      </w:r>
-      <w:r>
-        <w:t xml:space="preserve"> </w:t>
-      </w:r>
-      <w:r>
-        <w:t xml:space="preserve">- Build an eight-block, five-minute flowchart with a role named on every line, identify the critical path, and predict the effect of a five-minute slip as a real time.</w:t>
-      </w:r>
-      <w:r>
-        <w:t xml:space="preserve"> </w:t>
-      </w:r>
-      <w:r>
-        <w:t xml:space="preserve">- Write a station card with ten one-action steps, an allergen box, safety reminders, and four visible</w:t>
+    </w:p>
+    <w:p>
+      <w:pPr>
+        <w:numPr>
+          <w:ilvl w:val="0"/>
+          <w:numId w:val="1008"/>
+        </w:numPr>
+        <w:pStyle w:val="Compact"/>
+      </w:pPr>
+      <w:r>
+        <w:t xml:space="preserve">Trace one real food from farm to plate and name the job at each link.</w:t>
+      </w:r>
+    </w:p>
+    <w:p>
+      <w:pPr>
+        <w:numPr>
+          <w:ilvl w:val="0"/>
+          <w:numId w:val="1008"/>
+        </w:numPr>
+        <w:pStyle w:val="Compact"/>
+      </w:pPr>
+      <w:r>
+        <w:t xml:space="preserve">Read a New York seasonal chart and build two meals, one local and seasonal and one not, and compare them on price and food miles.</w:t>
+      </w:r>
+    </w:p>
+    <w:p>
+      <w:pPr>
+        <w:numPr>
+          <w:ilvl w:val="0"/>
+          <w:numId w:val="1008"/>
+        </w:numPr>
+        <w:pStyle w:val="Compact"/>
+      </w:pPr>
+      <w:r>
+        <w:t xml:space="preserve">Collect and record waste data from their own room, compute a total, and scale it to a week and a year.</w:t>
+      </w:r>
+    </w:p>
+    <w:p>
+      <w:pPr>
+        <w:numPr>
+          <w:ilvl w:val="0"/>
+          <w:numId w:val="1008"/>
+        </w:numPr>
+        <w:pStyle w:val="Compact"/>
+      </w:pPr>
+      <w:r>
+        <w:t xml:space="preserve">Read a neighborhood map and a price comparison and decide whether an area is a food desert.</w:t>
+      </w:r>
+    </w:p>
+    <w:p>
+      <w:pPr>
+        <w:numPr>
+          <w:ilvl w:val="0"/>
+          <w:numId w:val="1008"/>
+        </w:numPr>
+        <w:pStyle w:val="Compact"/>
+      </w:pPr>
+      <w:r>
+        <w:t xml:space="preserve">Build a packaging prototype that uses less material, and defend it.</w:t>
+      </w:r>
+    </w:p>
+    <w:p>
+      <w:pPr>
+        <w:numPr>
+          <w:ilvl w:val="0"/>
+          <w:numId w:val="1008"/>
+        </w:numPr>
+        <w:pStyle w:val="Compact"/>
+      </w:pPr>
+      <w:r>
+        <w:t xml:space="preserve">Sort twelve cooking methods into dry heat and moist heat and name the tool and the right food for each.</w:t>
+      </w:r>
+    </w:p>
+    <w:p>
+      <w:pPr>
+        <w:numPr>
+          <w:ilvl w:val="0"/>
+          <w:numId w:val="1008"/>
+        </w:numPr>
+        <w:pStyle w:val="Compact"/>
+      </w:pPr>
+      <w:r>
+        <w:t xml:space="preserve">Run a four-batch experiment with one variable and four controls, predict, measure the rise, taste, and write a conclusion.</w:t>
+      </w:r>
+    </w:p>
+    <w:p>
+      <w:pPr>
+        <w:numPr>
+          <w:ilvl w:val="0"/>
+          <w:numId w:val="1008"/>
+        </w:numPr>
+        <w:pStyle w:val="Compact"/>
+      </w:pPr>
+      <w:r>
+        <w:t xml:space="preserve">Prepare and serve a pasta dish and a quesadilla dish at a station of seven inside a 40-minute period, on role cards, against the lab rubric.</w:t>
+      </w:r>
+    </w:p>
+    <w:p>
+      <w:pPr>
+        <w:numPr>
+          <w:ilvl w:val="0"/>
+          <w:numId w:val="1008"/>
+        </w:numPr>
+        <w:pStyle w:val="Compact"/>
+      </w:pPr>
+      <w:r>
+        <w:t xml:space="preserve">Research one dish in three cultures on a card with a source, and present it.</w:t>
+      </w:r>
+    </w:p>
+    <w:p>
+      <w:pPr>
+        <w:numPr>
+          <w:ilvl w:val="0"/>
+          <w:numId w:val="1008"/>
+        </w:numPr>
+        <w:pStyle w:val="Compact"/>
+      </w:pPr>
+      <w:r>
+        <w:t xml:space="preserve">Set a correct place setting and say why each piece is where it is.</w:t>
+      </w:r>
+    </w:p>
+    <w:p>
+      <w:pPr>
+        <w:numPr>
+          <w:ilvl w:val="0"/>
+          <w:numId w:val="1008"/>
+        </w:numPr>
+        <w:pStyle w:val="Compact"/>
+      </w:pPr>
+      <w:r>
+        <w:t xml:space="preserve">Compute a scale factor, multiply every ingredient, convert between cups, fluid ounces, and ounces by weight, round up to purchasable packages, and run a yield check against 30 portions.</w:t>
+      </w:r>
+    </w:p>
+    <w:p>
+      <w:pPr>
+        <w:numPr>
+          <w:ilvl w:val="0"/>
+          <w:numId w:val="1008"/>
+        </w:numPr>
+        <w:pStyle w:val="Compact"/>
+      </w:pPr>
+      <w:r>
+        <w:t xml:space="preserve">Cost a scaled recipe from a real circular with a running total, compute unit prices, find and log a store-brand swap with the dollar amount saved, and revise a plan that came in over budget.</w:t>
+      </w:r>
+    </w:p>
+    <w:p>
+      <w:pPr>
+        <w:numPr>
+          <w:ilvl w:val="0"/>
+          <w:numId w:val="1008"/>
+        </w:numPr>
+        <w:pStyle w:val="Compact"/>
+      </w:pPr>
+      <w:r>
+        <w:t xml:space="preserve">Build an eight-block, five-minute flowchart with a role named on every line, identify the critical path, and predict the effect of a five-minute slip as a real time.</w:t>
+      </w:r>
+    </w:p>
+    <w:p>
+      <w:pPr>
+        <w:numPr>
+          <w:ilvl w:val="0"/>
+          <w:numId w:val="1008"/>
+        </w:numPr>
+        <w:pStyle w:val="Compact"/>
+      </w:pPr>
+      <w:r>
+        <w:t xml:space="preserve">Write a station card with ten one-action steps, an allergen box, safety reminders, and four visible</w:t>
       </w:r>
       <w:r>
         <w:t xml:space="preserve"> </w:t>
@@ -2165,35 +2399,65 @@
       <w:r>
         <w:t xml:space="preserve">checks that another team can follow with no questions.</w:t>
       </w:r>
-      <w:r>
-        <w:t xml:space="preserve"> </w:t>
-      </w:r>
-      <w:r>
-        <w:t xml:space="preserve">- Consolidate four costing sheets into one class shopping list sorted by store section, with a swap on every line, and pass a twelve-item approval checklist.</w:t>
-      </w:r>
-      <w:r>
-        <w:t xml:space="preserve"> </w:t>
-      </w:r>
-      <w:r>
-        <w:t xml:space="preserve">- Run a pre-flight check, execute a role in every block of a cook day, call the teacher at the right minute, serve 30 covers others-first, and pass a signed station check.</w:t>
-      </w:r>
-      <w:r>
-        <w:t xml:space="preserve"> </w:t>
-      </w:r>
-      <w:r>
-        <w:t xml:space="preserve">- Compute actual versus planned cost per person from a real receipt and explain the difference.</w:t>
-      </w:r>
-      <w:r>
-        <w:t xml:space="preserve"> </w:t>
-      </w:r>
-      <w:r>
-        <w:t xml:space="preserve">- Evaluate their own project against their own plan and name one change tied to a specific block, line, or step.</w:t>
-      </w:r>
-      <w:r>
-        <w:t xml:space="preserve"> </w:t>
-      </w:r>
-      <w:r>
-        <w:t xml:space="preserve">- Place thirteen careers on the chain and sort them by education needed, and assess personal fit with a reason.</w:t>
+    </w:p>
+    <w:p>
+      <w:pPr>
+        <w:numPr>
+          <w:ilvl w:val="0"/>
+          <w:numId w:val="1008"/>
+        </w:numPr>
+        <w:pStyle w:val="Compact"/>
+      </w:pPr>
+      <w:r>
+        <w:t xml:space="preserve">Consolidate four costing sheets into one class shopping list sorted by store section, with a swap on every line, and pass a twelve-item approval checklist.</w:t>
+      </w:r>
+    </w:p>
+    <w:p>
+      <w:pPr>
+        <w:numPr>
+          <w:ilvl w:val="0"/>
+          <w:numId w:val="1008"/>
+        </w:numPr>
+        <w:pStyle w:val="Compact"/>
+      </w:pPr>
+      <w:r>
+        <w:t xml:space="preserve">Run a pre-flight check, execute a role in every block of a cook day, call the teacher at the right minute, serve 30 covers others-first, and pass a signed station check.</w:t>
+      </w:r>
+    </w:p>
+    <w:p>
+      <w:pPr>
+        <w:numPr>
+          <w:ilvl w:val="0"/>
+          <w:numId w:val="1008"/>
+        </w:numPr>
+        <w:pStyle w:val="Compact"/>
+      </w:pPr>
+      <w:r>
+        <w:t xml:space="preserve">Compute actual versus planned cost per person from a real receipt and explain the difference.</w:t>
+      </w:r>
+    </w:p>
+    <w:p>
+      <w:pPr>
+        <w:numPr>
+          <w:ilvl w:val="0"/>
+          <w:numId w:val="1008"/>
+        </w:numPr>
+        <w:pStyle w:val="Compact"/>
+      </w:pPr>
+      <w:r>
+        <w:t xml:space="preserve">Evaluate their own project against their own plan and name one change tied to a specific block, line, or step.</w:t>
+      </w:r>
+    </w:p>
+    <w:p>
+      <w:pPr>
+        <w:numPr>
+          <w:ilvl w:val="0"/>
+          <w:numId w:val="1008"/>
+        </w:numPr>
+        <w:pStyle w:val="Compact"/>
+      </w:pPr>
+      <w:r>
+        <w:t xml:space="preserve">Place thirteen careers on the chain and sort them by education needed, and assess personal fit with a reason.</w:t>
       </w:r>
     </w:p>
     <w:p>
@@ -2218,7 +2482,7 @@
       <w:pPr>
         <w:numPr>
           <w:ilvl w:val="0"/>
-          <w:numId w:val="1005"/>
+          <w:numId w:val="1009"/>
         </w:numPr>
         <w:pStyle w:val="Compact"/>
       </w:pPr>
@@ -2239,7 +2503,7 @@
       <w:pPr>
         <w:numPr>
           <w:ilvl w:val="0"/>
-          <w:numId w:val="1005"/>
+          <w:numId w:val="1009"/>
         </w:numPr>
         <w:pStyle w:val="Compact"/>
       </w:pPr>
@@ -2260,7 +2524,7 @@
       <w:pPr>
         <w:numPr>
           <w:ilvl w:val="0"/>
-          <w:numId w:val="1005"/>
+          <w:numId w:val="1009"/>
         </w:numPr>
         <w:pStyle w:val="Compact"/>
       </w:pPr>
@@ -2281,7 +2545,7 @@
       <w:pPr>
         <w:numPr>
           <w:ilvl w:val="0"/>
-          <w:numId w:val="1005"/>
+          <w:numId w:val="1009"/>
         </w:numPr>
         <w:pStyle w:val="Compact"/>
       </w:pPr>
@@ -2748,15 +3012,15 @@
         </w:rPr>
         <w:t xml:space="preserve">Flex lessons (drop first when time runs short), in this order:</w:t>
       </w:r>
-      <w:r>
-        <w:t xml:space="preserve"> </w:t>
-      </w:r>
-      <w:r>
-        <w:t xml:space="preserve">1.</w:t>
-      </w:r>
-      <w:r>
-        <w:t xml:space="preserve"> </w:t>
-      </w:r>
+    </w:p>
+    <w:p>
+      <w:pPr>
+        <w:numPr>
+          <w:ilvl w:val="0"/>
+          <w:numId w:val="1010"/>
+        </w:numPr>
+        <w:pStyle w:val="Compact"/>
+      </w:pPr>
       <w:r>
         <w:rPr>
           <w:b/>
@@ -2769,15 +3033,15 @@
       <w:r>
         <w:t xml:space="preserve">(fold the presentations into Day 1 as a two-minute gallery share instead of full presentations; the research card is still written and still scored). Saves 1 day.</w:t>
       </w:r>
-      <w:r>
-        <w:t xml:space="preserve"> </w:t>
-      </w:r>
-      <w:r>
-        <w:t xml:space="preserve">2.</w:t>
-      </w:r>
-      <w:r>
-        <w:t xml:space="preserve"> </w:t>
-      </w:r>
+    </w:p>
+    <w:p>
+      <w:pPr>
+        <w:numPr>
+          <w:ilvl w:val="0"/>
+          <w:numId w:val="1010"/>
+        </w:numPr>
+        <w:pStyle w:val="Compact"/>
+      </w:pPr>
       <w:r>
         <w:rPr>
           <w:b/>
@@ -2790,15 +3054,15 @@
       <w:r>
         <w:t xml:space="preserve">(fold local and seasonal into Lesson 6.1’s debrief and send the New York seasonal chart home as the unit’s one homework sheet; FSP 2. a), 2. b), and 4. b) still get taught in 6.10 and 6.12). Saves 1 day.</w:t>
       </w:r>
-      <w:r>
-        <w:t xml:space="preserve"> </w:t>
-      </w:r>
-      <w:r>
-        <w:t xml:space="preserve">3.</w:t>
-      </w:r>
-      <w:r>
-        <w:t xml:space="preserve"> </w:t>
-      </w:r>
+    </w:p>
+    <w:p>
+      <w:pPr>
+        <w:numPr>
+          <w:ilvl w:val="0"/>
+          <w:numId w:val="1010"/>
+        </w:numPr>
+        <w:pStyle w:val="Compact"/>
+      </w:pPr>
       <w:r>
         <w:rPr>
           <w:b/>
@@ -2811,15 +3075,15 @@
       <w:r>
         <w:t xml:space="preserve">(do the packaging redesign as a sketch instead of a prototype, and move the Food Systems Quiz to the last 15 minutes of Lesson 6.4). Saves 1 day.</w:t>
       </w:r>
-      <w:r>
-        <w:t xml:space="preserve"> </w:t>
-      </w:r>
-      <w:r>
-        <w:t xml:space="preserve">4.</w:t>
-      </w:r>
-      <w:r>
-        <w:t xml:space="preserve"> </w:t>
-      </w:r>
+    </w:p>
+    <w:p>
+      <w:pPr>
+        <w:numPr>
+          <w:ilvl w:val="0"/>
+          <w:numId w:val="1010"/>
+        </w:numPr>
+        <w:pStyle w:val="Compact"/>
+      </w:pPr>
       <w:r>
         <w:rPr>
           <w:b/>
@@ -2835,7 +3099,7 @@
     </w:p>
     <w:p>
       <w:pPr>
-        <w:pStyle w:val="BodyText"/>
+        <w:pStyle w:val="FirstParagraph"/>
       </w:pPr>
       <w:r>
         <w:rPr>
@@ -3353,7 +3617,7 @@
       <w:pPr>
         <w:numPr>
           <w:ilvl w:val="0"/>
-          <w:numId w:val="1006"/>
+          <w:numId w:val="1011"/>
         </w:numPr>
         <w:pStyle w:val="Compact"/>
       </w:pPr>
@@ -3365,7 +3629,7 @@
       <w:pPr>
         <w:numPr>
           <w:ilvl w:val="0"/>
-          <w:numId w:val="1006"/>
+          <w:numId w:val="1011"/>
         </w:numPr>
         <w:pStyle w:val="Compact"/>
       </w:pPr>
@@ -3377,7 +3641,7 @@
       <w:pPr>
         <w:numPr>
           <w:ilvl w:val="0"/>
-          <w:numId w:val="1006"/>
+          <w:numId w:val="1011"/>
         </w:numPr>
         <w:pStyle w:val="Compact"/>
       </w:pPr>
@@ -3389,7 +3653,7 @@
       <w:pPr>
         <w:numPr>
           <w:ilvl w:val="0"/>
-          <w:numId w:val="1006"/>
+          <w:numId w:val="1011"/>
         </w:numPr>
         <w:pStyle w:val="Compact"/>
       </w:pPr>
@@ -3401,7 +3665,7 @@
       <w:pPr>
         <w:numPr>
           <w:ilvl w:val="0"/>
-          <w:numId w:val="1006"/>
+          <w:numId w:val="1011"/>
         </w:numPr>
         <w:pStyle w:val="Compact"/>
       </w:pPr>
@@ -3413,7 +3677,7 @@
       <w:pPr>
         <w:numPr>
           <w:ilvl w:val="0"/>
-          <w:numId w:val="1006"/>
+          <w:numId w:val="1011"/>
         </w:numPr>
         <w:pStyle w:val="Compact"/>
       </w:pPr>
@@ -3425,7 +3689,7 @@
       <w:pPr>
         <w:numPr>
           <w:ilvl w:val="0"/>
-          <w:numId w:val="1006"/>
+          <w:numId w:val="1011"/>
         </w:numPr>
         <w:pStyle w:val="Compact"/>
       </w:pPr>
@@ -3437,7 +3701,7 @@
       <w:pPr>
         <w:numPr>
           <w:ilvl w:val="0"/>
-          <w:numId w:val="1006"/>
+          <w:numId w:val="1011"/>
         </w:numPr>
         <w:pStyle w:val="Compact"/>
       </w:pPr>
@@ -3449,7 +3713,7 @@
       <w:pPr>
         <w:numPr>
           <w:ilvl w:val="0"/>
-          <w:numId w:val="1006"/>
+          <w:numId w:val="1011"/>
         </w:numPr>
         <w:pStyle w:val="Compact"/>
       </w:pPr>
@@ -3461,7 +3725,7 @@
       <w:pPr>
         <w:numPr>
           <w:ilvl w:val="0"/>
-          <w:numId w:val="1006"/>
+          <w:numId w:val="1011"/>
         </w:numPr>
         <w:pStyle w:val="Compact"/>
       </w:pPr>
@@ -3473,7 +3737,7 @@
       <w:pPr>
         <w:numPr>
           <w:ilvl w:val="0"/>
-          <w:numId w:val="1006"/>
+          <w:numId w:val="1011"/>
         </w:numPr>
         <w:pStyle w:val="Compact"/>
       </w:pPr>
@@ -3485,7 +3749,7 @@
       <w:pPr>
         <w:numPr>
           <w:ilvl w:val="0"/>
-          <w:numId w:val="1006"/>
+          <w:numId w:val="1011"/>
         </w:numPr>
         <w:pStyle w:val="Compact"/>
       </w:pPr>
@@ -3497,7 +3761,7 @@
       <w:pPr>
         <w:numPr>
           <w:ilvl w:val="0"/>
-          <w:numId w:val="1006"/>
+          <w:numId w:val="1011"/>
         </w:numPr>
         <w:pStyle w:val="Compact"/>
       </w:pPr>
@@ -3509,7 +3773,7 @@
       <w:pPr>
         <w:numPr>
           <w:ilvl w:val="0"/>
-          <w:numId w:val="1006"/>
+          <w:numId w:val="1011"/>
         </w:numPr>
         <w:pStyle w:val="Compact"/>
       </w:pPr>
@@ -3521,7 +3785,7 @@
       <w:pPr>
         <w:numPr>
           <w:ilvl w:val="0"/>
-          <w:numId w:val="1006"/>
+          <w:numId w:val="1011"/>
         </w:numPr>
         <w:pStyle w:val="Compact"/>
       </w:pPr>
@@ -3533,7 +3797,7 @@
       <w:pPr>
         <w:numPr>
           <w:ilvl w:val="0"/>
-          <w:numId w:val="1006"/>
+          <w:numId w:val="1011"/>
         </w:numPr>
         <w:pStyle w:val="Compact"/>
       </w:pPr>
@@ -3545,7 +3809,7 @@
       <w:pPr>
         <w:numPr>
           <w:ilvl w:val="0"/>
-          <w:numId w:val="1006"/>
+          <w:numId w:val="1011"/>
         </w:numPr>
         <w:pStyle w:val="Compact"/>
       </w:pPr>
@@ -3557,7 +3821,7 @@
       <w:pPr>
         <w:numPr>
           <w:ilvl w:val="0"/>
-          <w:numId w:val="1006"/>
+          <w:numId w:val="1011"/>
         </w:numPr>
         <w:pStyle w:val="Compact"/>
       </w:pPr>
@@ -3569,7 +3833,7 @@
       <w:pPr>
         <w:numPr>
           <w:ilvl w:val="0"/>
-          <w:numId w:val="1006"/>
+          <w:numId w:val="1011"/>
         </w:numPr>
         <w:pStyle w:val="Compact"/>
       </w:pPr>
@@ -3581,7 +3845,7 @@
       <w:pPr>
         <w:numPr>
           <w:ilvl w:val="0"/>
-          <w:numId w:val="1006"/>
+          <w:numId w:val="1011"/>
         </w:numPr>
         <w:pStyle w:val="Compact"/>
       </w:pPr>
@@ -3620,7 +3884,7 @@
       <w:pPr>
         <w:numPr>
           <w:ilvl w:val="0"/>
-          <w:numId w:val="1006"/>
+          <w:numId w:val="1011"/>
         </w:numPr>
         <w:pStyle w:val="Compact"/>
       </w:pPr>
@@ -3632,7 +3896,7 @@
       <w:pPr>
         <w:numPr>
           <w:ilvl w:val="0"/>
-          <w:numId w:val="1006"/>
+          <w:numId w:val="1011"/>
         </w:numPr>
         <w:pStyle w:val="Compact"/>
       </w:pPr>
@@ -3644,7 +3908,7 @@
       <w:pPr>
         <w:numPr>
           <w:ilvl w:val="0"/>
-          <w:numId w:val="1006"/>
+          <w:numId w:val="1011"/>
         </w:numPr>
         <w:pStyle w:val="Compact"/>
       </w:pPr>
@@ -3656,7 +3920,7 @@
       <w:pPr>
         <w:numPr>
           <w:ilvl w:val="0"/>
-          <w:numId w:val="1006"/>
+          <w:numId w:val="1011"/>
         </w:numPr>
         <w:pStyle w:val="Compact"/>
       </w:pPr>
@@ -3668,7 +3932,7 @@
       <w:pPr>
         <w:numPr>
           <w:ilvl w:val="0"/>
-          <w:numId w:val="1006"/>
+          <w:numId w:val="1011"/>
         </w:numPr>
         <w:pStyle w:val="Compact"/>
       </w:pPr>
@@ -3692,29 +3956,53 @@
       <w:r>
         <w:t xml:space="preserve">(all first taught in Unit 1):</w:t>
       </w:r>
-      <w:r>
-        <w:t xml:space="preserve"> </w:t>
-      </w:r>
-      <w:r>
-        <w:t xml:space="preserve">- NYS N&amp;W 1. Culinary Management g) Prepare and serve a simple meal : Lesson 6.17</w:t>
-      </w:r>
-      <w:r>
-        <w:t xml:space="preserve"> </w:t>
-      </w:r>
-      <w:r>
-        <w:t xml:space="preserve">- NYS N&amp;W 1. Culinary Management h) Demonstrate appropriate table setting : Lessons 6.11, 6.17</w:t>
-      </w:r>
-      <w:r>
-        <w:t xml:space="preserve"> </w:t>
-      </w:r>
-      <w:r>
-        <w:t xml:space="preserve">- NYS N&amp;W 1. Culinary Management i) Practice food sharing behaviors that show consideration for other cultures and promote social acceptance : Lessons 6.10, 6.11, 6.17</w:t>
-      </w:r>
-      <w:r>
-        <w:t xml:space="preserve"> </w:t>
-      </w:r>
-      <w:r>
-        <w:t xml:space="preserve">- NYS N&amp;W 3. Consumer Resources and Finance a) Create and organize a shopping list : Lesson 6.15</w:t>
+    </w:p>
+    <w:p>
+      <w:pPr>
+        <w:numPr>
+          <w:ilvl w:val="0"/>
+          <w:numId w:val="1012"/>
+        </w:numPr>
+        <w:pStyle w:val="Compact"/>
+      </w:pPr>
+      <w:r>
+        <w:t xml:space="preserve">NYS N&amp;W 1. Culinary Management g) Prepare and serve a simple meal : Lesson 6.17</w:t>
+      </w:r>
+    </w:p>
+    <w:p>
+      <w:pPr>
+        <w:numPr>
+          <w:ilvl w:val="0"/>
+          <w:numId w:val="1012"/>
+        </w:numPr>
+        <w:pStyle w:val="Compact"/>
+      </w:pPr>
+      <w:r>
+        <w:t xml:space="preserve">NYS N&amp;W 1. Culinary Management h) Demonstrate appropriate table setting : Lessons 6.11, 6.17</w:t>
+      </w:r>
+    </w:p>
+    <w:p>
+      <w:pPr>
+        <w:numPr>
+          <w:ilvl w:val="0"/>
+          <w:numId w:val="1012"/>
+        </w:numPr>
+        <w:pStyle w:val="Compact"/>
+      </w:pPr>
+      <w:r>
+        <w:t xml:space="preserve">NYS N&amp;W 1. Culinary Management i) Practice food sharing behaviors that show consideration for other cultures and promote social acceptance : Lessons 6.10, 6.11, 6.17</w:t>
+      </w:r>
+    </w:p>
+    <w:p>
+      <w:pPr>
+        <w:numPr>
+          <w:ilvl w:val="0"/>
+          <w:numId w:val="1012"/>
+        </w:numPr>
+        <w:pStyle w:val="Compact"/>
+      </w:pPr>
+      <w:r>
+        <w:t xml:space="preserve">NYS N&amp;W 3. Consumer Resources and Finance a) Create and organize a shopping list : Lesson 6.15</w:t>
       </w:r>
     </w:p>
     <w:p>
@@ -3737,11 +4025,17 @@
         </w:rPr>
         <w:t xml:space="preserve">Sustainability (primary):</w:t>
       </w:r>
-      <w:r>
-        <w:t xml:space="preserve"> </w:t>
-      </w:r>
-      <w:r>
-        <w:t xml:space="preserve">- CTE SUS 1. Resources a) Define</w:t>
+    </w:p>
+    <w:p>
+      <w:pPr>
+        <w:numPr>
+          <w:ilvl w:val="0"/>
+          <w:numId w:val="1013"/>
+        </w:numPr>
+        <w:pStyle w:val="Compact"/>
+      </w:pPr>
+      <w:r>
+        <w:t xml:space="preserve">CTE SUS 1. Resources a) Define</w:t>
       </w:r>
       <w:r>
         <w:t xml:space="preserve"> </w:t>
@@ -3761,29 +4055,342 @@
       <w:r>
         <w:t xml:space="preserve">as it applies to resource use : Lesson 6.5</w:t>
       </w:r>
-      <w:r>
-        <w:t xml:space="preserve"> </w:t>
-      </w:r>
-      <w:r>
-        <w:t xml:space="preserve">- CTE SUS 1. Resources e) Investigate practices that promote stewardship of environmental resources : Lessons 6.3, 6.17</w:t>
-      </w:r>
-      <w:r>
-        <w:t xml:space="preserve"> </w:t>
-      </w:r>
-      <w:r>
-        <w:t xml:space="preserve">- CTE SUS 2. Environmental Management c) Describe ways individuals can adjust behaviors to minimize the impact of their choices on the environment : Lesson 6.3</w:t>
-      </w:r>
-      <w:r>
-        <w:t xml:space="preserve"> </w:t>
-      </w:r>
-      <w:r>
-        <w:t xml:space="preserve">- CTE SUS 2. Environmental Management h) Explain factors to consider when assessing the environmental impact of food choices : Lessons 6.1, 6.2</w:t>
-      </w:r>
-      <w:r>
-        <w:t xml:space="preserve"> </w:t>
-      </w:r>
-      <w:r>
-        <w:t xml:space="preserve">- CTE SUS 4. Careers Related to Sustainability a) Investigate knowledge, skills, and practices needed for careers related to sustainability or for employment in settings that utilize sustainable practices : Lesson 6.18</w:t>
+    </w:p>
+    <w:p>
+      <w:pPr>
+        <w:numPr>
+          <w:ilvl w:val="0"/>
+          <w:numId w:val="1013"/>
+        </w:numPr>
+        <w:pStyle w:val="Compact"/>
+      </w:pPr>
+      <w:r>
+        <w:t xml:space="preserve">CTE SUS 1. Resources e) Investigate practices that promote stewardship of environmental resources : Lessons 6.3, 6.17</w:t>
+      </w:r>
+    </w:p>
+    <w:p>
+      <w:pPr>
+        <w:numPr>
+          <w:ilvl w:val="0"/>
+          <w:numId w:val="1013"/>
+        </w:numPr>
+        <w:pStyle w:val="Compact"/>
+      </w:pPr>
+      <w:r>
+        <w:t xml:space="preserve">CTE SUS 2. Environmental Management c) Describe ways individuals can adjust behaviors to minimize the impact of their choices on the environment : Lesson 6.3</w:t>
+      </w:r>
+    </w:p>
+    <w:p>
+      <w:pPr>
+        <w:numPr>
+          <w:ilvl w:val="0"/>
+          <w:numId w:val="1013"/>
+        </w:numPr>
+        <w:pStyle w:val="Compact"/>
+      </w:pPr>
+      <w:r>
+        <w:t xml:space="preserve">CTE SUS 2. Environmental Management h) Explain factors to consider when assessing the environmental impact of food choices : Lessons 6.1, 6.2</w:t>
+      </w:r>
+    </w:p>
+    <w:p>
+      <w:pPr>
+        <w:numPr>
+          <w:ilvl w:val="0"/>
+          <w:numId w:val="1013"/>
+        </w:numPr>
+        <w:pStyle w:val="Compact"/>
+      </w:pPr>
+      <w:r>
+        <w:t xml:space="preserve">CTE SUS 4. Careers Related to Sustainability a) Investigate knowledge, skills, and practices needed for careers related to sustainability or for employment in settings that utilize sustainable practices : Lesson 6.18</w:t>
+      </w:r>
+    </w:p>
+    <w:p>
+      <w:pPr>
+        <w:pStyle w:val="FirstParagraph"/>
+      </w:pPr>
+      <w:r>
+        <w:rPr>
+          <w:b/>
+        </w:rPr>
+        <w:t xml:space="preserve">Financial and Consumer Literacy:</w:t>
+      </w:r>
+    </w:p>
+    <w:p>
+      <w:pPr>
+        <w:numPr>
+          <w:ilvl w:val="0"/>
+          <w:numId w:val="1014"/>
+        </w:numPr>
+        <w:pStyle w:val="Compact"/>
+      </w:pPr>
+      <w:r>
+        <w:t xml:space="preserve">CTE FCL 4. Buying Goods and Services c) Develop a spending and savings plan (budget) based on income and expenses : Lesson 6.12</w:t>
+      </w:r>
+    </w:p>
+    <w:p>
+      <w:pPr>
+        <w:numPr>
+          <w:ilvl w:val="0"/>
+          <w:numId w:val="1014"/>
+        </w:numPr>
+        <w:pStyle w:val="Compact"/>
+      </w:pPr>
+      <w:r>
+        <w:t xml:space="preserve">CTE FCL 4. Buying Goods and Services f) Apply a decision-making model to maximize consumer satisfaction when purchasing goods and services : Lesson 6.13</w:t>
+      </w:r>
+    </w:p>
+    <w:p>
+      <w:pPr>
+        <w:numPr>
+          <w:ilvl w:val="0"/>
+          <w:numId w:val="1014"/>
+        </w:numPr>
+        <w:pStyle w:val="Compact"/>
+      </w:pPr>
+      <w:r>
+        <w:t xml:space="preserve">CTE FCL 4. Buying Goods and Services g) Compare local, national, and global resources for obtaining goods and services : Lessons 6.2, 6.4, 6.13, 6.15</w:t>
+      </w:r>
+    </w:p>
+    <w:p>
+      <w:pPr>
+        <w:numPr>
+          <w:ilvl w:val="0"/>
+          <w:numId w:val="1014"/>
+        </w:numPr>
+        <w:pStyle w:val="Compact"/>
+      </w:pPr>
+      <w:r>
+        <w:t xml:space="preserve">CTE FCL 4. Buying Goods and Services i) Demonstrate personal development of consumer skills through practice of these skills in a variety of classroom applications : Lesson 6.15</w:t>
+      </w:r>
+    </w:p>
+    <w:p>
+      <w:pPr>
+        <w:pStyle w:val="FirstParagraph"/>
+      </w:pPr>
+      <w:r>
+        <w:rPr>
+          <w:b/>
+        </w:rPr>
+        <w:t xml:space="preserve">Health, Safety, and Wellness:</w:t>
+      </w:r>
+    </w:p>
+    <w:p>
+      <w:pPr>
+        <w:numPr>
+          <w:ilvl w:val="0"/>
+          <w:numId w:val="1015"/>
+        </w:numPr>
+        <w:pStyle w:val="Compact"/>
+      </w:pPr>
+      <w:r>
+        <w:t xml:space="preserve">CTE HSW 4. Classroom and Workplace Safety c) Apply safety practices when using tools, machines, and equipment : Lessons 6.6, 6.8, 6.9, 6.16</w:t>
+      </w:r>
+    </w:p>
+    <w:p>
+      <w:pPr>
+        <w:numPr>
+          <w:ilvl w:val="0"/>
+          <w:numId w:val="1015"/>
+        </w:numPr>
+        <w:pStyle w:val="Compact"/>
+      </w:pPr>
+      <w:r>
+        <w:t xml:space="preserve">CTE HSW 4. Classroom and Workplace Safety e) Participate in housekeeping procedures that help to establish and maintain safe working conditions in the classroom or workplace : Lessons 6.8, 6.9, 6.16, 6.17</w:t>
+      </w:r>
+    </w:p>
+    <w:p>
+      <w:pPr>
+        <w:pStyle w:val="FirstParagraph"/>
+      </w:pPr>
+      <w:r>
+        <w:rPr>
+          <w:b/>
+        </w:rPr>
+        <w:t xml:space="preserve">Career and Community Opportunities:</w:t>
+      </w:r>
+    </w:p>
+    <w:p>
+      <w:pPr>
+        <w:numPr>
+          <w:ilvl w:val="0"/>
+          <w:numId w:val="1016"/>
+        </w:numPr>
+        <w:pStyle w:val="Compact"/>
+      </w:pPr>
+      <w:r>
+        <w:t xml:space="preserve">CTE CCO 1. The Work World b) Discuss the value of work as it relates to the individual and to society : Lesson 6.1</w:t>
+      </w:r>
+    </w:p>
+    <w:p>
+      <w:pPr>
+        <w:numPr>
+          <w:ilvl w:val="0"/>
+          <w:numId w:val="1016"/>
+        </w:numPr>
+        <w:pStyle w:val="Compact"/>
+      </w:pPr>
+      <w:r>
+        <w:t xml:space="preserve">CTE CCO 4. Career Plans a) Examine potential career choices to determine knowledge, skills, and abilities associated with each : Lesson 6.18</w:t>
+      </w:r>
+    </w:p>
+    <w:p>
+      <w:pPr>
+        <w:numPr>
+          <w:ilvl w:val="0"/>
+          <w:numId w:val="1016"/>
+        </w:numPr>
+        <w:pStyle w:val="Compact"/>
+      </w:pPr>
+      <w:r>
+        <w:t xml:space="preserve">CTE CCO 5. Community Needs Assessment b) Research community resources available to support individuals and families : Lesson 6.4</w:t>
+      </w:r>
+    </w:p>
+    <w:p>
+      <w:pPr>
+        <w:numPr>
+          <w:ilvl w:val="0"/>
+          <w:numId w:val="1016"/>
+        </w:numPr>
+        <w:pStyle w:val="Compact"/>
+      </w:pPr>
+      <w:r>
+        <w:t xml:space="preserve">CTE CCO 7. Career Pathways c) Research ways social, economic, and technological changes have led to adaptations in work and community environments and expectations : Lesson 6.18</w:t>
+      </w:r>
+    </w:p>
+    <w:p>
+      <w:pPr>
+        <w:pStyle w:val="FirstParagraph"/>
+      </w:pPr>
+      <w:r>
+        <w:rPr>
+          <w:b/>
+        </w:rPr>
+        <w:t xml:space="preserve">Problem Solving and Innovation:</w:t>
+      </w:r>
+    </w:p>
+    <w:p>
+      <w:pPr>
+        <w:numPr>
+          <w:ilvl w:val="0"/>
+          <w:numId w:val="1017"/>
+        </w:numPr>
+        <w:pStyle w:val="Compact"/>
+      </w:pPr>
+      <w:r>
+        <w:t xml:space="preserve">CTE PSI 1. Problem Solving a) Describe the scientific method of inquiry as it relates to real-world problem solving : Lessons 6.6, 6.7</w:t>
+      </w:r>
+    </w:p>
+    <w:p>
+      <w:pPr>
+        <w:numPr>
+          <w:ilvl w:val="0"/>
+          <w:numId w:val="1017"/>
+        </w:numPr>
+        <w:pStyle w:val="Compact"/>
+      </w:pPr>
+      <w:r>
+        <w:t xml:space="preserve">CTE PSI 1. Problem Solving e) Demonstrate personal development of problem-solving skills through practice of these skills in a variety of classroom applications : Lesson 6.7</w:t>
+      </w:r>
+    </w:p>
+    <w:p>
+      <w:pPr>
+        <w:numPr>
+          <w:ilvl w:val="0"/>
+          <w:numId w:val="1017"/>
+        </w:numPr>
+        <w:pStyle w:val="Compact"/>
+      </w:pPr>
+      <w:r>
+        <w:t xml:space="preserve">CTE PSI 2. Design Process (Proactive) a) c. Defining constraints that must be adhered to : Lesson 6.12</w:t>
+      </w:r>
+    </w:p>
+    <w:p>
+      <w:pPr>
+        <w:numPr>
+          <w:ilvl w:val="0"/>
+          <w:numId w:val="1017"/>
+        </w:numPr>
+        <w:pStyle w:val="Compact"/>
+      </w:pPr>
+      <w:r>
+        <w:t xml:space="preserve">CTE PSI 2. Design Process (Proactive) a) f. Developing and constructing a prototype or model of the selected design : Lesson 6.5</w:t>
+      </w:r>
+    </w:p>
+    <w:p>
+      <w:pPr>
+        <w:pStyle w:val="FirstParagraph"/>
+      </w:pPr>
+      <w:r>
+        <w:rPr>
+          <w:b/>
+        </w:rPr>
+        <w:t xml:space="preserve">Communication and Interpersonal Relationships:</w:t>
+      </w:r>
+    </w:p>
+    <w:p>
+      <w:pPr>
+        <w:numPr>
+          <w:ilvl w:val="0"/>
+          <w:numId w:val="1018"/>
+        </w:numPr>
+        <w:pStyle w:val="Compact"/>
+      </w:pPr>
+      <w:r>
+        <w:t xml:space="preserve">CTE CIR 3. Workplace Communication e) Explain how to give and receive accurate reports in a variety of formats : Lesson 6.14</w:t>
+      </w:r>
+    </w:p>
+    <w:p>
+      <w:pPr>
+        <w:numPr>
+          <w:ilvl w:val="0"/>
+          <w:numId w:val="1018"/>
+        </w:numPr>
+        <w:pStyle w:val="Compact"/>
+      </w:pPr>
+      <w:r>
+        <w:t xml:space="preserve">CTE CIR 3. Workplace Communication f) Demonstrate effective communication skills in a group setting to accomplish a task : Lessons 6.8, 6.9, 6.14, 6.16</w:t>
+      </w:r>
+    </w:p>
+    <w:p>
+      <w:pPr>
+        <w:numPr>
+          <w:ilvl w:val="0"/>
+          <w:numId w:val="1018"/>
+        </w:numPr>
+        <w:pStyle w:val="Compact"/>
+      </w:pPr>
+      <w:r>
+        <w:t xml:space="preserve">CTE CIR 6. Conflict Prevention and Management d) Explore how similarities and differences among people affect conflict prevention and management : Lessons 6.10, 6.11</w:t>
+      </w:r>
+    </w:p>
+    <w:p>
+      <w:pPr>
+        <w:numPr>
+          <w:ilvl w:val="0"/>
+          <w:numId w:val="1018"/>
+        </w:numPr>
+        <w:pStyle w:val="Compact"/>
+      </w:pPr>
+      <w:r>
+        <w:t xml:space="preserve">CTE CIR 6. Conflict Prevention and Management f) Contribute to a classroom environment that encourages respect for the ideas, perspectives, and contributions of all : Lessons 6.10, 6.11, 6.17</w:t>
+      </w:r>
+    </w:p>
+    <w:p>
+      <w:pPr>
+        <w:pStyle w:val="Heading3"/>
+      </w:pPr>
+      <w:bookmarkStart w:id="35" w:name="nys-facs-learning-standards-intermediate"/>
+      <w:r>
+        <w:t xml:space="preserve">NYS FACS Learning Standards (Intermediate)</w:t>
+      </w:r>
+      <w:bookmarkEnd w:id="35"/>
+    </w:p>
+    <w:p>
+      <w:pPr>
+        <w:pStyle w:val="FirstParagraph"/>
+      </w:pPr>
+      <w:r>
+        <w:t xml:space="preserve">The state’s FSP module lists Standards 1, 2, and 3. This unit cites Standards 1 and 3 on lesson pages. Standard 2 is carried at unit level: the key idea’s sentence about maintaining a safe workplace is what the constraint card, the pre-flight, and the station check are, and no Standard 2 performance indicator fits a food lab better than Standard 1 PI B does, so the lessons cite Standard 1 PI B and this plan records Standard 2 at the key idea level.</w:t>
       </w:r>
     </w:p>
     <w:p>
@@ -3794,31 +4401,149 @@
         <w:rPr>
           <w:b/>
         </w:rPr>
-        <w:t xml:space="preserve">Financial and Consumer Literacy:</w:t>
-      </w:r>
-      <w:r>
-        <w:t xml:space="preserve"> </w:t>
-      </w:r>
-      <w:r>
-        <w:t xml:space="preserve">- CTE FCL 4. Buying Goods and Services c) Develop a spending and savings plan (budget) based on income and expenses : Lesson 6.12</w:t>
-      </w:r>
-      <w:r>
-        <w:t xml:space="preserve"> </w:t>
-      </w:r>
-      <w:r>
-        <w:t xml:space="preserve">- CTE FCL 4. Buying Goods and Services f) Apply a decision-making model to maximize consumer satisfaction when purchasing goods and services : Lesson 6.13</w:t>
-      </w:r>
-      <w:r>
-        <w:t xml:space="preserve"> </w:t>
-      </w:r>
-      <w:r>
-        <w:t xml:space="preserve">- CTE FCL 4. Buying Goods and Services g) Compare local, national, and global resources for obtaining goods and services : Lessons 6.2, 6.4, 6.13, 6.15</w:t>
-      </w:r>
-      <w:r>
-        <w:t xml:space="preserve"> </w:t>
-      </w:r>
-      <w:r>
-        <w:t xml:space="preserve">- CTE FCL 4. Buying Goods and Services i) Demonstrate personal development of consumer skills through practice of these skills in a variety of classroom applications : Lesson 6.15</w:t>
+        <w:t xml:space="preserve">Standard 1: Personal Health and Fitness.</w:t>
+      </w:r>
+      <w:r>
+        <w:t xml:space="preserve"> </w:t>
+      </w:r>
+      <w:r>
+        <w:t xml:space="preserve">Students will have the necessary knowledge and skills to establish and maintain physical fitness, participate in physical activity, and maintain personal health.</w:t>
+      </w:r>
+      <w:r>
+        <w:t xml:space="preserve"> </w:t>
+      </w:r>
+      <w:r>
+        <w:t xml:space="preserve">Key Idea: Students will use an understanding of the elements of good nutrition to plan appropriate diets for themselves and others. They will know and use the appropriate tools and technologies for safe and healthy food preparation.</w:t>
+      </w:r>
+    </w:p>
+    <w:p>
+      <w:pPr>
+        <w:numPr>
+          <w:ilvl w:val="0"/>
+          <w:numId w:val="1019"/>
+        </w:numPr>
+        <w:pStyle w:val="Compact"/>
+      </w:pPr>
+      <w:r>
+        <w:t xml:space="preserve">PI A: Students understand the relationships among diet, health, and physical activities; evaluate their own eating patterns; and use appropriate technology and resources to make food selections and prepare simple, nutritious meals. (Lessons 6.2, 6.6, 6.7, 6.8, 6.9, 6.10, 6.11, 6.17)</w:t>
+      </w:r>
+    </w:p>
+    <w:p>
+      <w:pPr>
+        <w:numPr>
+          <w:ilvl w:val="0"/>
+          <w:numId w:val="1019"/>
+        </w:numPr>
+        <w:pStyle w:val="Compact"/>
+      </w:pPr>
+      <w:r>
+        <w:t xml:space="preserve">PI B: Students apply principles of food safety and sanitation. (Lessons 6.7, 6.8, 6.9, 6.16)</w:t>
+      </w:r>
+    </w:p>
+    <w:p>
+      <w:pPr>
+        <w:numPr>
+          <w:ilvl w:val="0"/>
+          <w:numId w:val="1019"/>
+        </w:numPr>
+        <w:pStyle w:val="Compact"/>
+      </w:pPr>
+      <w:r>
+        <w:t xml:space="preserve">PI C: Students recognize the mental, social, and emotional aspects of good health. (Lessons 6.10, 6.11)</w:t>
+      </w:r>
+    </w:p>
+    <w:p>
+      <w:pPr>
+        <w:pStyle w:val="FirstParagraph"/>
+      </w:pPr>
+      <w:r>
+        <w:rPr>
+          <w:b/>
+        </w:rPr>
+        <w:t xml:space="preserve">Standard 3: Resource Management.</w:t>
+      </w:r>
+      <w:r>
+        <w:t xml:space="preserve"> </w:t>
+      </w:r>
+      <w:r>
+        <w:t xml:space="preserve">Students will understand and be able to manage their personal and community resources.</w:t>
+      </w:r>
+      <w:r>
+        <w:t xml:space="preserve"> </w:t>
+      </w:r>
+      <w:r>
+        <w:t xml:space="preserve">Key Idea: Students will understand and be able to manage personal resources of talent, time, energy, and money and make effective decisions in order to balance their obligations to work, family, and self.</w:t>
+      </w:r>
+    </w:p>
+    <w:p>
+      <w:pPr>
+        <w:numPr>
+          <w:ilvl w:val="0"/>
+          <w:numId w:val="1020"/>
+        </w:numPr>
+        <w:pStyle w:val="Compact"/>
+      </w:pPr>
+      <w:r>
+        <w:t xml:space="preserve">PI A: Students understand how the family can provide for the economic, physical, and emotional needs of its members. (Lesson 6.4)</w:t>
+      </w:r>
+    </w:p>
+    <w:p>
+      <w:pPr>
+        <w:numPr>
+          <w:ilvl w:val="0"/>
+          <w:numId w:val="1020"/>
+        </w:numPr>
+        <w:pStyle w:val="Compact"/>
+      </w:pPr>
+      <w:r>
+        <w:t xml:space="preserve">PI B: Students understand the resources available to them, make informed decisions about the use of those resources, and know some ways to expand resources. (Lessons 6.1, 6.3, 6.5, 6.15)</w:t>
+      </w:r>
+    </w:p>
+    <w:p>
+      <w:pPr>
+        <w:numPr>
+          <w:ilvl w:val="0"/>
+          <w:numId w:val="1020"/>
+        </w:numPr>
+        <w:pStyle w:val="Compact"/>
+      </w:pPr>
+      <w:r>
+        <w:t xml:space="preserve">PI C: Students are able to budget their time and money. (Lessons 6.12, 6.13, 6.14)</w:t>
+      </w:r>
+    </w:p>
+    <w:p>
+      <w:pPr>
+        <w:numPr>
+          <w:ilvl w:val="0"/>
+          <w:numId w:val="1020"/>
+        </w:numPr>
+        <w:pStyle w:val="Compact"/>
+      </w:pPr>
+      <w:r>
+        <w:t xml:space="preserve">PI E: Students identify their own abilities and interests as possible guides to career choice. (Lesson 6.18)</w:t>
+      </w:r>
+    </w:p>
+    <w:p>
+      <w:pPr>
+        <w:pStyle w:val="FirstParagraph"/>
+      </w:pPr>
+      <w:r>
+        <w:rPr>
+          <w:b/>
+        </w:rPr>
+        <w:t xml:space="preserve">Standard 2: A Safe and Healthy Environment.</w:t>
+      </w:r>
+      <w:r>
+        <w:t xml:space="preserve"> </w:t>
+      </w:r>
+      <w:r>
+        <w:t xml:space="preserve">Students will acquire the knowledge and ability necessary to create and maintain a safe and healthy environment.</w:t>
+      </w:r>
+      <w:r>
+        <w:t xml:space="preserve"> </w:t>
+      </w:r>
+      <w:r>
+        <w:t xml:space="preserve">Key Idea: Students will know the basic principles of home and community safety. They can demonstrate the skills necessary to maintain their homes and workplaces in a safe and comfortable condition. They can provide a safe and nurturing environment for themselves and others. (Unit-level citation for the constraint card, the pre-flight, and the station check in Lessons 6.12, 6.14, 6.16, and 6.17; the fit is the key idea’s second sentence, and no Standard 2 PI applies, as the crosswalk notes.)</w:t>
       </w:r>
     </w:p>
     <w:p>
@@ -3826,22 +4551,283 @@
         <w:pStyle w:val="BodyText"/>
       </w:pPr>
       <w:r>
-        <w:rPr>
-          <w:b/>
-        </w:rPr>
-        <w:t xml:space="preserve">Health, Safety, and Wellness:</w:t>
-      </w:r>
-      <w:r>
-        <w:t xml:space="preserve"> </w:t>
-      </w:r>
-      <w:r>
-        <w:t xml:space="preserve">- CTE HSW 4. Classroom and Workplace Safety c) Apply safety practices when using tools, machines, and equipment : Lessons 6.6, 6.8, 6.9, 6.16</w:t>
-      </w:r>
-      <w:r>
-        <w:t xml:space="preserve"> </w:t>
-      </w:r>
-      <w:r>
-        <w:t xml:space="preserve">- CTE HSW 4. Classroom and Workplace Safety e) Participate in housekeeping procedures that help to establish and maintain safe working conditions in the classroom or workplace : Lessons 6.8, 6.9, 6.16, 6.17</w:t>
+        <w:t xml:space="preserve">The PI letters are NYLearns codes; the NYSED print document lists the indicators as bullets.</w:t>
+      </w:r>
+      <w:r>
+        <w:t xml:space="preserve"> </w:t>
+      </w:r>
+      <w:r>
+        <w:rPr>
+          <w:rStyle w:val="TeacherNote"/>
+        </w:rPr>
+        <w:t xml:space="preserve">[Sal: confirm the Standard 1, 2, and 3 wording against the NYSED PDF before the standards map goes live; see crosswalk E.4.]</w:t>
+      </w:r>
+    </w:p>
+    <w:p>
+      <w:pPr>
+        <w:pStyle w:val="Heading3"/>
+      </w:pPr>
+      <w:bookmarkStart w:id="36" w:name="cdos-intermediate"/>
+      <w:r>
+        <w:t xml:space="preserve">CDOS (Intermediate)</w:t>
+      </w:r>
+      <w:bookmarkEnd w:id="36"/>
+    </w:p>
+    <w:p>
+      <w:pPr>
+        <w:numPr>
+          <w:ilvl w:val="0"/>
+          <w:numId w:val="1021"/>
+        </w:numPr>
+        <w:pStyle w:val="Compact"/>
+      </w:pPr>
+      <w:r>
+        <w:rPr>
+          <w:b/>
+        </w:rPr>
+        <w:t xml:space="preserve">CDOS 1 Career Development:</w:t>
+      </w:r>
+      <w:r>
+        <w:t xml:space="preserve"> </w:t>
+      </w:r>
+      <w:r>
+        <w:t xml:space="preserve">Students will be knowledgeable about the world of work, explore career options, and relate personal skills, aptitudes, and abilities to future career decisions. (Lesson 6.18)</w:t>
+      </w:r>
+    </w:p>
+    <w:p>
+      <w:pPr>
+        <w:numPr>
+          <w:ilvl w:val="0"/>
+          <w:numId w:val="1021"/>
+        </w:numPr>
+        <w:pStyle w:val="Compact"/>
+      </w:pPr>
+      <w:r>
+        <w:rPr>
+          <w:b/>
+        </w:rPr>
+        <w:t xml:space="preserve">CDOS 2 Integrated Learning:</w:t>
+      </w:r>
+      <w:r>
+        <w:t xml:space="preserve"> </w:t>
+      </w:r>
+      <w:r>
+        <w:t xml:space="preserve">Students will demonstrate how academic knowledge and skills are applied in the workplace and other settings. (Lessons 6.13, 6.16; the scaling, the unit conversion, and the unit price are math doing real work)</w:t>
+      </w:r>
+    </w:p>
+    <w:p>
+      <w:pPr>
+        <w:numPr>
+          <w:ilvl w:val="0"/>
+          <w:numId w:val="1021"/>
+        </w:numPr>
+        <w:pStyle w:val="Compact"/>
+      </w:pPr>
+      <w:r>
+        <w:rPr>
+          <w:b/>
+        </w:rPr>
+        <w:t xml:space="preserve">CDOS 3a Universal Foundation Skills:</w:t>
+      </w:r>
+      <w:r>
+        <w:t xml:space="preserve"> </w:t>
+      </w:r>
+      <w:r>
+        <w:t xml:space="preserve">Students will demonstrate mastery of the foundation skills and competencies essential for success in the workplace. Sub skills used in this unit:</w:t>
+      </w:r>
+    </w:p>
+    <w:p>
+      <w:pPr>
+        <w:numPr>
+          <w:ilvl w:val="1"/>
+          <w:numId w:val="1022"/>
+        </w:numPr>
+        <w:pStyle w:val="Compact"/>
+      </w:pPr>
+      <w:r>
+        <w:rPr>
+          <w:b/>
+        </w:rPr>
+        <w:t xml:space="preserve">Basic Skills:</w:t>
+      </w:r>
+      <w:r>
+        <w:t xml:space="preserve"> </w:t>
+      </w:r>
+      <w:r>
+        <w:t xml:space="preserve">Students listen to and read the ideas of others and analyze what they hear and read; acquire and use information from a variety of sources; and apply a combination of mathematical operations to solve problems in oral or written form. (Lessons 6.3, 6.13, 6.15)</w:t>
+      </w:r>
+    </w:p>
+    <w:p>
+      <w:pPr>
+        <w:numPr>
+          <w:ilvl w:val="1"/>
+          <w:numId w:val="1022"/>
+        </w:numPr>
+        <w:pStyle w:val="Compact"/>
+      </w:pPr>
+      <w:r>
+        <w:rPr>
+          <w:b/>
+        </w:rPr>
+        <w:t xml:space="preserve">Thinking Skills:</w:t>
+      </w:r>
+      <w:r>
+        <w:t xml:space="preserve"> </w:t>
+      </w:r>
+      <w:r>
+        <w:t xml:space="preserve">Students evaluate facts, solve advanced problems, and make decisions by applying logic and reasoning skills. (Lessons 6.2, 6.4, 6.7)</w:t>
+      </w:r>
+    </w:p>
+    <w:p>
+      <w:pPr>
+        <w:numPr>
+          <w:ilvl w:val="1"/>
+          <w:numId w:val="1022"/>
+        </w:numPr>
+        <w:pStyle w:val="Compact"/>
+      </w:pPr>
+      <w:r>
+        <w:rPr>
+          <w:b/>
+        </w:rPr>
+        <w:t xml:space="preserve">Personal Qualities:</w:t>
+      </w:r>
+      <w:r>
+        <w:t xml:space="preserve"> </w:t>
+      </w:r>
+      <w:r>
+        <w:t xml:space="preserve">Students demonstrate an understanding of the relationship between individuals and society and interact with others in a positive manner. (Lessons 6.11, 6.16)</w:t>
+      </w:r>
+    </w:p>
+    <w:p>
+      <w:pPr>
+        <w:numPr>
+          <w:ilvl w:val="1"/>
+          <w:numId w:val="1022"/>
+        </w:numPr>
+        <w:pStyle w:val="Compact"/>
+      </w:pPr>
+      <w:r>
+        <w:rPr>
+          <w:b/>
+        </w:rPr>
+        <w:t xml:space="preserve">Interpersonal Skills:</w:t>
+      </w:r>
+      <w:r>
+        <w:t xml:space="preserve"> </w:t>
+      </w:r>
+      <w:r>
+        <w:t xml:space="preserve">Students demonstrate the ability to work with others, present facts that support arguments, listen to dissenting points of view, and reach a shared decision. (Lesson 6.17; the lab teams at unit level)</w:t>
+      </w:r>
+    </w:p>
+    <w:p>
+      <w:pPr>
+        <w:numPr>
+          <w:ilvl w:val="1"/>
+          <w:numId w:val="1022"/>
+        </w:numPr>
+        <w:pStyle w:val="Compact"/>
+      </w:pPr>
+      <w:r>
+        <w:rPr>
+          <w:b/>
+        </w:rPr>
+        <w:t xml:space="preserve">Technology:</w:t>
+      </w:r>
+      <w:r>
+        <w:t xml:space="preserve"> </w:t>
+      </w:r>
+      <w:r>
+        <w:t xml:space="preserve">Students select and use appropriate technology to complete a task. (Lesson 6.6; tools and equipment)</w:t>
+      </w:r>
+    </w:p>
+    <w:p>
+      <w:pPr>
+        <w:numPr>
+          <w:ilvl w:val="1"/>
+          <w:numId w:val="1022"/>
+        </w:numPr>
+        <w:pStyle w:val="Compact"/>
+      </w:pPr>
+      <w:r>
+        <w:rPr>
+          <w:b/>
+        </w:rPr>
+        <w:t xml:space="preserve">Managing Information:</w:t>
+      </w:r>
+      <w:r>
+        <w:t xml:space="preserve"> </w:t>
+      </w:r>
+      <w:r>
+        <w:t xml:space="preserve">Students select and communicate information in an appropriate format (e.g., oral, written, graphic, pictorial, multimedia). (Lessons 6.10, 6.14)</w:t>
+      </w:r>
+    </w:p>
+    <w:p>
+      <w:pPr>
+        <w:numPr>
+          <w:ilvl w:val="1"/>
+          <w:numId w:val="1022"/>
+        </w:numPr>
+        <w:pStyle w:val="Compact"/>
+      </w:pPr>
+      <w:r>
+        <w:rPr>
+          <w:b/>
+        </w:rPr>
+        <w:t xml:space="preserve">Managing Resources:</w:t>
+      </w:r>
+      <w:r>
+        <w:t xml:space="preserve"> </w:t>
+      </w:r>
+      <w:r>
+        <w:t xml:space="preserve">Students understand the material, human, and financial resources needed to accomplish tasks and activities. (Lessons 6.8, 6.9, 6.12, 6.14, 6.15)</w:t>
+      </w:r>
+    </w:p>
+    <w:p>
+      <w:pPr>
+        <w:numPr>
+          <w:ilvl w:val="1"/>
+          <w:numId w:val="1022"/>
+        </w:numPr>
+        <w:pStyle w:val="Compact"/>
+      </w:pPr>
+      <w:r>
+        <w:rPr>
+          <w:b/>
+        </w:rPr>
+        <w:t xml:space="preserve">Systems:</w:t>
+      </w:r>
+      <w:r>
+        <w:t xml:space="preserve"> </w:t>
+      </w:r>
+      <w:r>
+        <w:t xml:space="preserve">Students understand the process of evaluating and modifying systems within an organization. (Lessons 6.1, 6.5)</w:t>
+      </w:r>
+    </w:p>
+    <w:p>
+      <w:pPr>
+        <w:pStyle w:val="FirstParagraph"/>
+      </w:pPr>
+      <w:r>
+        <w:t xml:space="preserve">Standard 3b (Career Majors) exists only at Commencement. A grade 6 to 8 course cites 1, 2, and 3a only, which is what all twelve state modules do.</w:t>
+      </w:r>
+    </w:p>
+    <w:p>
+      <w:pPr>
+        <w:pStyle w:val="Heading3"/>
+      </w:pPr>
+      <w:bookmarkStart w:id="37" w:name="Xea1187dc4e65ddb10c6ffd602738d83b0be9c96"/>
+      <w:r>
+        <w:t xml:space="preserve">National FCS 3.0 (LEAD FCS Education, 2018 to 2028; text verbatim from the 3.0 compilation)</w:t>
+      </w:r>
+      <w:bookmarkEnd w:id="37"/>
+    </w:p>
+    <w:p>
+      <w:pPr>
+        <w:pStyle w:val="FirstParagraph"/>
+      </w:pPr>
+      <w:r>
+        <w:t xml:space="preserve">The FSP module’s own Standards Addressed block prints 3.0 wording for every line it cites, which makes this the cleanest module in the course to cite. Numbers printed in the FSP block are marked (block); numbers confirmed in the 3.0 text but not printed in the FSP block are marked (ext).</w:t>
       </w:r>
     </w:p>
     <w:p>
@@ -3852,31 +4838,431 @@
         <w:rPr>
           <w:b/>
         </w:rPr>
-        <w:t xml:space="preserve">Career and Community Opportunities:</w:t>
-      </w:r>
-      <w:r>
-        <w:t xml:space="preserve"> </w:t>
-      </w:r>
-      <w:r>
-        <w:t xml:space="preserve">- CTE CCO 1. The Work World b) Discuss the value of work as it relates to the individual and to society : Lesson 6.1</w:t>
-      </w:r>
-      <w:r>
-        <w:t xml:space="preserve"> </w:t>
-      </w:r>
-      <w:r>
-        <w:t xml:space="preserve">- CTE CCO 4. Career Plans a) Examine potential career choices to determine knowledge, skills, and abilities associated with each : Lesson 6.18</w:t>
-      </w:r>
-      <w:r>
-        <w:t xml:space="preserve"> </w:t>
-      </w:r>
-      <w:r>
-        <w:t xml:space="preserve">- CTE CCO 5. Community Needs Assessment b) Research community resources available to support individuals and families : Lesson 6.4</w:t>
-      </w:r>
-      <w:r>
-        <w:t xml:space="preserve"> </w:t>
-      </w:r>
-      <w:r>
-        <w:t xml:space="preserve">- CTE CCO 7. Career Pathways c) Research ways social, economic, and technological changes have led to adaptations in work and community environments and expectations : Lesson 6.18</w:t>
+        <w:t xml:space="preserve">Core competencies for this unit:</w:t>
+      </w:r>
+    </w:p>
+    <w:p>
+      <w:pPr>
+        <w:numPr>
+          <w:ilvl w:val="0"/>
+          <w:numId w:val="1023"/>
+        </w:numPr>
+        <w:pStyle w:val="Compact"/>
+      </w:pPr>
+      <w:r>
+        <w:t xml:space="preserve">14.1.2 Look into how psychology, culture, and social pressure shape food choices and nutrition habits. (block) (Lesson 6.10)</w:t>
+      </w:r>
+    </w:p>
+    <w:p>
+      <w:pPr>
+        <w:numPr>
+          <w:ilvl w:val="0"/>
+          <w:numId w:val="1023"/>
+        </w:numPr>
+        <w:pStyle w:val="Compact"/>
+      </w:pPr>
+      <w:r>
+        <w:t xml:space="preserve">14.1.3 Look into how government, the economy, and technology shape food choices and practices. (block) (Lesson 6.4)</w:t>
+      </w:r>
+    </w:p>
+    <w:p>
+      <w:pPr>
+        <w:numPr>
+          <w:ilvl w:val="0"/>
+          <w:numId w:val="1023"/>
+        </w:numPr>
+        <w:pStyle w:val="Compact"/>
+      </w:pPr>
+      <w:r>
+        <w:t xml:space="preserve">14.1.4 Examine how events and conditions, local to global, change what people eat. (block) (Lessons 6.2, 6.10)</w:t>
+      </w:r>
+    </w:p>
+    <w:p>
+      <w:pPr>
+        <w:numPr>
+          <w:ilvl w:val="0"/>
+          <w:numId w:val="1023"/>
+        </w:numPr>
+        <w:pStyle w:val="Compact"/>
+      </w:pPr>
+      <w:r>
+        <w:t xml:space="preserve">14.1.5 Examine laws and regulations that touch nutrition and wellness. (block) (Lesson 6.4; the competency the crosswalk pairs with FSP 3. b))</w:t>
+      </w:r>
+    </w:p>
+    <w:p>
+      <w:pPr>
+        <w:numPr>
+          <w:ilvl w:val="0"/>
+          <w:numId w:val="1023"/>
+        </w:numPr>
+        <w:pStyle w:val="Compact"/>
+      </w:pPr>
+      <w:r>
+        <w:t xml:space="preserve">14.3.3 Show the ability to select, store, prepare, and serve food that is nourishing and looks good on the plate. (block) (Lessons 6.8, 6.9, 6.11, 6.16, 6.17)</w:t>
+      </w:r>
+    </w:p>
+    <w:p>
+      <w:pPr>
+        <w:numPr>
+          <w:ilvl w:val="0"/>
+          <w:numId w:val="1023"/>
+        </w:numPr>
+        <w:pStyle w:val="Compact"/>
+      </w:pPr>
+      <w:r>
+        <w:t xml:space="preserve">14.3.4 Judge policies and practices that affect food security, sustainability, food integrity, and family nutrition. (block) (Lessons 6.1, 6.4)</w:t>
+      </w:r>
+    </w:p>
+    <w:p>
+      <w:pPr>
+        <w:numPr>
+          <w:ilvl w:val="0"/>
+          <w:numId w:val="1023"/>
+        </w:numPr>
+        <w:pStyle w:val="Compact"/>
+      </w:pPr>
+      <w:r>
+        <w:t xml:space="preserve">14.4.1 Examine the conditions and habits that keep food safe to eat. (block) (Lesson 6.16)</w:t>
+      </w:r>
+    </w:p>
+    <w:p>
+      <w:pPr>
+        <w:numPr>
+          <w:ilvl w:val="0"/>
+          <w:numId w:val="1023"/>
+        </w:numPr>
+        <w:pStyle w:val="Compact"/>
+      </w:pPr>
+      <w:r>
+        <w:t xml:space="preserve">14.4.2 Examine safety and sanitation practice. (block) (Lessons 6.8, 6.16)</w:t>
+      </w:r>
+    </w:p>
+    <w:p>
+      <w:pPr>
+        <w:numPr>
+          <w:ilvl w:val="0"/>
+          <w:numId w:val="1023"/>
+        </w:numPr>
+        <w:pStyle w:val="Compact"/>
+      </w:pPr>
+      <w:r>
+        <w:t xml:space="preserve">14.4.3 Examine how changes in food production and distribution, sustainability, organic farming, and genetically modified foods included, shape the food supply. (block) (Lesson 6.1)</w:t>
+      </w:r>
+    </w:p>
+    <w:p>
+      <w:pPr>
+        <w:pStyle w:val="FirstParagraph"/>
+      </w:pPr>
+      <w:r>
+        <w:rPr>
+          <w:b/>
+        </w:rPr>
+        <w:t xml:space="preserve">Secondary competencies cited on lesson pages, confirmed in the 3.0 text:</w:t>
+      </w:r>
+    </w:p>
+    <w:p>
+      <w:pPr>
+        <w:numPr>
+          <w:ilvl w:val="0"/>
+          <w:numId w:val="1024"/>
+        </w:numPr>
+        <w:pStyle w:val="Compact"/>
+      </w:pPr>
+      <w:r>
+        <w:t xml:space="preserve">2.1.1 Use time management, organization, and step-by-step process skills to rank tasks and reach goals. (ext; the state line FSP 5. d) is this competency word for word) (Lesson 6.14)</w:t>
+      </w:r>
+    </w:p>
+    <w:p>
+      <w:pPr>
+        <w:numPr>
+          <w:ilvl w:val="0"/>
+          <w:numId w:val="1024"/>
+        </w:numPr>
+        <w:pStyle w:val="Compact"/>
+      </w:pPr>
+      <w:r>
+        <w:t xml:space="preserve">2.1.3 Examine the decisions behind providing food that is safe and nourishing for individuals and families. (ext; the state line FSP 5. b) is this competency word for word) (Lessons 6.12, 6.13, 6.15)</w:t>
+      </w:r>
+    </w:p>
+    <w:p>
+      <w:pPr>
+        <w:numPr>
+          <w:ilvl w:val="0"/>
+          <w:numId w:val="1024"/>
+        </w:numPr>
+        <w:pStyle w:val="Compact"/>
+      </w:pPr>
+      <w:r>
+        <w:t xml:space="preserve">2.2.3 Practice habits that conserve, reuse, and recycle so resources and the environment last. (ext) (Lesson 6.5)</w:t>
+      </w:r>
+    </w:p>
+    <w:p>
+      <w:pPr>
+        <w:numPr>
+          <w:ilvl w:val="0"/>
+          <w:numId w:val="1024"/>
+        </w:numPr>
+        <w:pStyle w:val="Compact"/>
+      </w:pPr>
+      <w:r>
+        <w:t xml:space="preserve">2.5.1 Examine how resources get used when individuals, families, and communities choose among needs and wants. (ext) (Lesson 6.2)</w:t>
+      </w:r>
+    </w:p>
+    <w:p>
+      <w:pPr>
+        <w:numPr>
+          <w:ilvl w:val="0"/>
+          <w:numId w:val="1024"/>
+        </w:numPr>
+        <w:pStyle w:val="Compact"/>
+      </w:pPr>
+      <w:r>
+        <w:t xml:space="preserve">3.4.3 Try out different ways to save energy and cut waste. (ext) (Lesson 6.3)</w:t>
+      </w:r>
+    </w:p>
+    <w:p>
+      <w:pPr>
+        <w:numPr>
+          <w:ilvl w:val="0"/>
+          <w:numId w:val="1024"/>
+        </w:numPr>
+        <w:pStyle w:val="Compact"/>
+      </w:pPr>
+      <w:r>
+        <w:t xml:space="preserve">6.2.4 Treat people of every age, gender, culture, and background with respect and fairness. (ext) (Lessons 6.10, 6.11)</w:t>
+      </w:r>
+    </w:p>
+    <w:p>
+      <w:pPr>
+        <w:numPr>
+          <w:ilvl w:val="0"/>
+          <w:numId w:val="1024"/>
+        </w:numPr>
+        <w:pStyle w:val="Compact"/>
+      </w:pPr>
+      <w:r>
+        <w:t xml:space="preserve">8.1.1 Explain what people in food production and food service careers do. (ext) (Lesson 6.18)</w:t>
+      </w:r>
+    </w:p>
+    <w:p>
+      <w:pPr>
+        <w:numPr>
+          <w:ilvl w:val="0"/>
+          <w:numId w:val="1024"/>
+        </w:numPr>
+        <w:pStyle w:val="Compact"/>
+      </w:pPr>
+      <w:r>
+        <w:t xml:space="preserve">8.1.3 Sum up the education and training that food production and service career paths require and where they lead. (ext) (Lesson 6.18)</w:t>
+      </w:r>
+    </w:p>
+    <w:p>
+      <w:pPr>
+        <w:numPr>
+          <w:ilvl w:val="0"/>
+          <w:numId w:val="1024"/>
+        </w:numPr>
+        <w:pStyle w:val="Compact"/>
+      </w:pPr>
+      <w:r>
+        <w:t xml:space="preserve">8.4.2 Use menu-planning principles to build and adjust menus. (ext) (Lesson 6.12)</w:t>
+      </w:r>
+    </w:p>
+    <w:p>
+      <w:pPr>
+        <w:numPr>
+          <w:ilvl w:val="0"/>
+          <w:numId w:val="1024"/>
+        </w:numPr>
+        <w:pStyle w:val="Compact"/>
+      </w:pPr>
+      <w:r>
+        <w:t xml:space="preserve">8.4.3 Work out the food, equipment, and supplies a menu needs. (ext) (Lesson 6.14)</w:t>
+      </w:r>
+    </w:p>
+    <w:p>
+      <w:pPr>
+        <w:numPr>
+          <w:ilvl w:val="0"/>
+          <w:numId w:val="1024"/>
+        </w:numPr>
+        <w:pStyle w:val="Compact"/>
+      </w:pPr>
+      <w:r>
+        <w:t xml:space="preserve">8.4.7 Use measurement, portion control, conversions, food costing, menu terms, and pricing when planning a menu. (ext) (Lesson 6.13)</w:t>
+      </w:r>
+    </w:p>
+    <w:p>
+      <w:pPr>
+        <w:numPr>
+          <w:ilvl w:val="0"/>
+          <w:numId w:val="1024"/>
+        </w:numPr>
+        <w:pStyle w:val="Compact"/>
+      </w:pPr>
+      <w:r>
+        <w:t xml:space="preserve">8.5.2 Cook with professional skill across a range of methods, from roasting and grilling to braising, poaching, steaming, and baking, on professional equipment. (ext) (Lesson 6.6)</w:t>
+      </w:r>
+    </w:p>
+    <w:p>
+      <w:pPr>
+        <w:numPr>
+          <w:ilvl w:val="0"/>
+          <w:numId w:val="1024"/>
+        </w:numPr>
+        <w:pStyle w:val="Compact"/>
+      </w:pPr>
+      <w:r>
+        <w:t xml:space="preserve">8.5.3 Demonstrate knowledge of portion control and proper scaling and measurement techniques (ext) (Lesson 6.13)</w:t>
+      </w:r>
+    </w:p>
+    <w:p>
+      <w:pPr>
+        <w:numPr>
+          <w:ilvl w:val="0"/>
+          <w:numId w:val="1024"/>
+        </w:numPr>
+        <w:pStyle w:val="Compact"/>
+      </w:pPr>
+      <w:r>
+        <w:t xml:space="preserve">8.5.7 Prepare fruits, vegetables, starches, legumes, dairy, fats, and oils safely and with professional technique. (ext) (Lessons 6.8, 6.9)</w:t>
+      </w:r>
+    </w:p>
+    <w:p>
+      <w:pPr>
+        <w:numPr>
+          <w:ilvl w:val="0"/>
+          <w:numId w:val="1024"/>
+        </w:numPr>
+        <w:pStyle w:val="Compact"/>
+      </w:pPr>
+      <w:r>
+        <w:t xml:space="preserve">8.5.10 Prepare breads, baked goods, and desserts safely and with professional technique. (ext) (Lesson 6.7)</w:t>
+      </w:r>
+    </w:p>
+    <w:p>
+      <w:pPr>
+        <w:numPr>
+          <w:ilvl w:val="0"/>
+          <w:numId w:val="1024"/>
+        </w:numPr>
+        <w:pStyle w:val="Compact"/>
+      </w:pPr>
+      <w:r>
+        <w:t xml:space="preserve">8.5.12 Plate, garnish, and present food to a professional standard. (ext) (Lessons 6.11, 6.17)</w:t>
+      </w:r>
+    </w:p>
+    <w:p>
+      <w:pPr>
+        <w:numPr>
+          <w:ilvl w:val="0"/>
+          <w:numId w:val="1024"/>
+        </w:numPr>
+        <w:pStyle w:val="Compact"/>
+      </w:pPr>
+      <w:r>
+        <w:t xml:space="preserve">8.5.13 Build sustainability into food work, from menu planning and buying through preparation, service, storage, recycling, and waste. (ext) (Lessons 6.3, 6.5, 6.17)</w:t>
+      </w:r>
+    </w:p>
+    <w:p>
+      <w:pPr>
+        <w:numPr>
+          <w:ilvl w:val="0"/>
+          <w:numId w:val="1024"/>
+        </w:numPr>
+        <w:pStyle w:val="Compact"/>
+      </w:pPr>
+      <w:r>
+        <w:t xml:space="preserve">8.5.14 Cook in ways that raise nutritional value, cut calories and fat, and use herbs and spices for flavor. (ext) (Lesson 6.6)</w:t>
+      </w:r>
+    </w:p>
+    <w:p>
+      <w:pPr>
+        <w:numPr>
+          <w:ilvl w:val="0"/>
+          <w:numId w:val="1024"/>
+        </w:numPr>
+        <w:pStyle w:val="Compact"/>
+      </w:pPr>
+      <w:r>
+        <w:t xml:space="preserve">8.6.1 Use sound purchasing, receiving, and storage practice in a food service operation. (ext) (Lesson 6.15)</w:t>
+      </w:r>
+    </w:p>
+    <w:p>
+      <w:pPr>
+        <w:numPr>
+          <w:ilvl w:val="0"/>
+          <w:numId w:val="1024"/>
+        </w:numPr>
+        <w:pStyle w:val="Compact"/>
+      </w:pPr>
+      <w:r>
+        <w:t xml:space="preserve">8.2.7 Show safe food handling and preparation that keeps hazardous foods from cross contaminating others. (ext) (Lesson 6.16)</w:t>
+      </w:r>
+    </w:p>
+    <w:p>
+      <w:pPr>
+        <w:numPr>
+          <w:ilvl w:val="0"/>
+          <w:numId w:val="1024"/>
+        </w:numPr>
+        <w:pStyle w:val="Compact"/>
+      </w:pPr>
+      <w:r>
+        <w:t xml:space="preserve">9.1.3 Sum up the education and training that food science, dietetics, and nutrition career paths require. (ext) (Lesson 6.18)</w:t>
+      </w:r>
+    </w:p>
+    <w:p>
+      <w:pPr>
+        <w:numPr>
+          <w:ilvl w:val="0"/>
+          <w:numId w:val="1024"/>
+        </w:numPr>
+        <w:pStyle w:val="Compact"/>
+      </w:pPr>
+      <w:r>
+        <w:t xml:space="preserve">9.5.6 Run sensory evaluations of food products. (ext) (Lesson 6.7)</w:t>
+      </w:r>
+    </w:p>
+    <w:p>
+      <w:pPr>
+        <w:numPr>
+          <w:ilvl w:val="0"/>
+          <w:numId w:val="1024"/>
+        </w:numPr>
+        <w:pStyle w:val="Compact"/>
+      </w:pPr>
+      <w:r>
+        <w:t xml:space="preserve">14.5.1 Look into how advances in science and technology change the nutrients, availability, and safety of food. (ext; printed in the N&amp;W block with older wording) (Lesson 6.5)</w:t>
+      </w:r>
+    </w:p>
+    <w:p>
+      <w:pPr>
+        <w:numPr>
+          <w:ilvl w:val="0"/>
+          <w:numId w:val="1024"/>
+        </w:numPr>
+        <w:pStyle w:val="Compact"/>
+      </w:pPr>
+      <w:r>
+        <w:t xml:space="preserve">1.2.1 Examine possible careers to find what each one requires and offers in knowledge, skills, attitudes, and openings. (ext) (Lesson 6.18)</w:t>
+      </w:r>
+    </w:p>
+    <w:p>
+      <w:pPr>
+        <w:pStyle w:val="FirstParagraph"/>
+      </w:pPr>
+      <w:r>
+        <w:rPr>
+          <w:b/>
+        </w:rPr>
+        <w:t xml:space="preserve">Not cited:</w:t>
+      </w:r>
+      <w:r>
+        <w:t xml:space="preserve"> </w:t>
+      </w:r>
+      <w:r>
+        <w:t xml:space="preserve">14.1.1 is printed in the FSP block but no lesson in this unit teaches it; the components of individual and family wellness are Unit 1’s. 14.1.5 (legislation and regulations related to nutrition and wellness) is now cited on Lesson 6.4, where it carries FSP 3. b).</w:t>
       </w:r>
     </w:p>
     <w:p>
@@ -3887,31 +5273,234 @@
         <w:rPr>
           <w:b/>
         </w:rPr>
-        <w:t xml:space="preserve">Problem Solving and Innovation:</w:t>
-      </w:r>
-      <w:r>
-        <w:t xml:space="preserve"> </w:t>
-      </w:r>
-      <w:r>
-        <w:t xml:space="preserve">- CTE PSI 1. Problem Solving a) Describe the scientific method of inquiry as it relates to real-world problem solving : Lessons 6.6, 6.7</w:t>
-      </w:r>
-      <w:r>
-        <w:t xml:space="preserve"> </w:t>
-      </w:r>
-      <w:r>
-        <w:t xml:space="preserve">- CTE PSI 1. Problem Solving e) Demonstrate personal development of problem-solving skills through practice of these skills in a variety of classroom applications : Lesson 6.7</w:t>
-      </w:r>
-      <w:r>
-        <w:t xml:space="preserve"> </w:t>
-      </w:r>
-      <w:r>
-        <w:t xml:space="preserve">- CTE PSI 2. Design Process (Proactive) a) c. Defining constraints that must be adhered to : Lesson 6.12</w:t>
-      </w:r>
-      <w:r>
-        <w:t xml:space="preserve"> </w:t>
-      </w:r>
-      <w:r>
-        <w:t xml:space="preserve">- CTE PSI 2. Design Process (Proactive) a) f. Developing and constructing a prototype or model of the selected design : Lesson 6.5</w:t>
+        <w:t xml:space="preserve">Area 14 has no career competency in the 3.0 text.</w:t>
+      </w:r>
+      <w:r>
+        <w:t xml:space="preserve"> </w:t>
+      </w:r>
+      <w:r>
+        <w:t xml:space="preserve">Lesson 6.18 therefore cites 8.1.1, 8.1.3, and 9.1.3 for the food careers, which is the same substitution Lesson 1.22 made. Credit LEAD FCS Education visibly on the site; it is a condition of the non-commercial terms of use.</w:t>
+      </w:r>
+    </w:p>
+    <w:p>
+      <w:pPr>
+        <w:pStyle w:val="Heading3"/>
+      </w:pPr>
+      <w:bookmarkStart w:id="38" w:name="X75bf357be43186c1ca83cb7017c08edf657ad92"/>
+      <w:r>
+        <w:t xml:space="preserve">Career Ready Practices (as the FSP module lists them; wording from the extract’s assembled list)</w:t>
+      </w:r>
+      <w:bookmarkEnd w:id="38"/>
+    </w:p>
+    <w:p>
+      <w:pPr>
+        <w:pStyle w:val="FirstParagraph"/>
+      </w:pPr>
+      <w:r>
+        <w:t xml:space="preserve">The FSP module PDF prints these eight:</w:t>
+      </w:r>
+    </w:p>
+    <w:p>
+      <w:pPr>
+        <w:numPr>
+          <w:ilvl w:val="0"/>
+          <w:numId w:val="1025"/>
+        </w:numPr>
+        <w:pStyle w:val="Compact"/>
+      </w:pPr>
+      <w:r>
+        <w:t xml:space="preserve">CRP 2. Apply appropriate and academic and technical skills</w:t>
+      </w:r>
+    </w:p>
+    <w:p>
+      <w:pPr>
+        <w:numPr>
+          <w:ilvl w:val="0"/>
+          <w:numId w:val="1025"/>
+        </w:numPr>
+        <w:pStyle w:val="Compact"/>
+      </w:pPr>
+      <w:r>
+        <w:t xml:space="preserve">CRP 4. Communicate clearly and effectively and with reason</w:t>
+      </w:r>
+    </w:p>
+    <w:p>
+      <w:pPr>
+        <w:numPr>
+          <w:ilvl w:val="0"/>
+          <w:numId w:val="1025"/>
+        </w:numPr>
+        <w:pStyle w:val="Compact"/>
+      </w:pPr>
+      <w:r>
+        <w:t xml:space="preserve">CRP 5. Consider environmental, social, and economic impacts of decisions</w:t>
+      </w:r>
+    </w:p>
+    <w:p>
+      <w:pPr>
+        <w:numPr>
+          <w:ilvl w:val="0"/>
+          <w:numId w:val="1025"/>
+        </w:numPr>
+        <w:pStyle w:val="Compact"/>
+      </w:pPr>
+      <w:r>
+        <w:t xml:space="preserve">CRP 6. Demonstrate creativity and innovation</w:t>
+      </w:r>
+    </w:p>
+    <w:p>
+      <w:pPr>
+        <w:numPr>
+          <w:ilvl w:val="0"/>
+          <w:numId w:val="1025"/>
+        </w:numPr>
+        <w:pStyle w:val="Compact"/>
+      </w:pPr>
+      <w:r>
+        <w:t xml:space="preserve">CRP 7. Employ valid and reliable research strategies</w:t>
+      </w:r>
+    </w:p>
+    <w:p>
+      <w:pPr>
+        <w:numPr>
+          <w:ilvl w:val="0"/>
+          <w:numId w:val="1025"/>
+        </w:numPr>
+        <w:pStyle w:val="Compact"/>
+      </w:pPr>
+      <w:r>
+        <w:t xml:space="preserve">CRP 8. Utilize critical thinking to make sense of problems and persevere in solving them</w:t>
+      </w:r>
+    </w:p>
+    <w:p>
+      <w:pPr>
+        <w:numPr>
+          <w:ilvl w:val="0"/>
+          <w:numId w:val="1025"/>
+        </w:numPr>
+        <w:pStyle w:val="Compact"/>
+      </w:pPr>
+      <w:r>
+        <w:t xml:space="preserve">CRP 9. Model integrity, ethical leadership, and effective management</w:t>
+      </w:r>
+    </w:p>
+    <w:p>
+      <w:pPr>
+        <w:numPr>
+          <w:ilvl w:val="0"/>
+          <w:numId w:val="1025"/>
+        </w:numPr>
+        <w:pStyle w:val="Compact"/>
+      </w:pPr>
+      <w:r>
+        <w:t xml:space="preserve">CRP 12. Work productively in teams while using cultural global competence</w:t>
+      </w:r>
+    </w:p>
+    <w:p>
+      <w:pPr>
+        <w:pStyle w:val="FirstParagraph"/>
+      </w:pPr>
+      <w:r>
+        <w:t xml:space="preserve">CRP 2 is printed</w:t>
+      </w:r>
+      <w:r>
+        <w:t xml:space="preserve"> </w:t>
+      </w:r>
+      <w:r>
+        <w:t xml:space="preserve">“</w:t>
+      </w:r>
+      <w:r>
+        <w:t xml:space="preserve">Apply appropriate and academic and technical skills</w:t>
+      </w:r>
+      <w:r>
+        <w:t xml:space="preserve">”</w:t>
+      </w:r>
+      <w:r>
+        <w:t xml:space="preserve"> </w:t>
+      </w:r>
+      <w:r>
+        <w:t xml:space="preserve">in the FSP PDF, which is the state’s own typo; the N&amp;W PDF prints the corrected</w:t>
+      </w:r>
+      <w:r>
+        <w:t xml:space="preserve"> </w:t>
+      </w:r>
+      <w:r>
+        <w:t xml:space="preserve">“</w:t>
+      </w:r>
+      <w:r>
+        <w:t xml:space="preserve">Apply appropriate academic and technical skills.</w:t>
+      </w:r>
+      <w:r>
+        <w:t xml:space="preserve">”</w:t>
+      </w:r>
+      <w:r>
+        <w:t xml:space="preserve"> </w:t>
+      </w:r>
+      <w:r>
+        <w:t xml:space="preserve">The line above is quoted as the FSP module prints it. Career Ready Practices are a secondary citation on this unit page only; the CCTC source text has not been fetched (crosswalk E.2).</w:t>
+      </w:r>
+      <w:r>
+        <w:t xml:space="preserve"> </w:t>
+      </w:r>
+      <w:r>
+        <w:rPr>
+          <w:rStyle w:val="TeacherNote"/>
+        </w:rPr>
+        <w:t xml:space="preserve">[Sal: verify against careertech.org before the full list goes on the site.]</w:t>
+      </w:r>
+    </w:p>
+    <w:p>
+      <w:pPr>
+        <w:pStyle w:val="Heading2"/>
+      </w:pPr>
+      <w:bookmarkStart w:id="39" w:name="project"/>
+      <w:r>
+        <w:t xml:space="preserve">8. Project</w:t>
+      </w:r>
+      <w:bookmarkEnd w:id="39"/>
+    </w:p>
+    <w:p>
+      <w:pPr>
+        <w:pStyle w:val="FirstParagraph"/>
+      </w:pPr>
+      <w:r>
+        <w:rPr>
+          <w:b/>
+        </w:rPr>
+        <w:t xml:space="preserve">Name:</w:t>
+      </w:r>
+      <w:r>
+        <w:t xml:space="preserve"> </w:t>
+      </w:r>
+      <w:r>
+        <w:t xml:space="preserve">Feed the Class. Full sheet in</w:t>
+      </w:r>
+      <w:r>
+        <w:t xml:space="preserve"> </w:t>
+      </w:r>
+      <w:r>
+        <w:rPr>
+          <w:rStyle w:val="VerbatimChar"/>
+        </w:rPr>
+        <w:t xml:space="preserve">Project 06 - Feed the Class.md</w:t>
+      </w:r>
+      <w:r>
+        <w:t xml:space="preserve"> </w:t>
+      </w:r>
+      <w:r>
+        <w:t xml:space="preserve">(handed out in Lesson 6.12 and reread in Lesson 6.15); rubric in</w:t>
+      </w:r>
+      <w:r>
+        <w:t xml:space="preserve"> </w:t>
+      </w:r>
+      <w:r>
+        <w:rPr>
+          <w:rStyle w:val="VerbatimChar"/>
+        </w:rPr>
+        <w:t xml:space="preserve">Rubric 06 - Feed the Class.md</w:t>
+      </w:r>
+      <w:r>
+        <w:t xml:space="preserve">.</w:t>
       </w:r>
     </w:p>
     <w:p>
@@ -3922,49 +5511,13 @@
         <w:rPr>
           <w:b/>
         </w:rPr>
-        <w:t xml:space="preserve">Communication and Interpersonal Relationships:</w:t>
-      </w:r>
-      <w:r>
-        <w:t xml:space="preserve"> </w:t>
-      </w:r>
-      <w:r>
-        <w:t xml:space="preserve">- CTE CIR 3. Workplace Communication e) Explain how to give and receive accurate reports in a variety of formats : Lesson 6.14</w:t>
-      </w:r>
-      <w:r>
-        <w:t xml:space="preserve"> </w:t>
-      </w:r>
-      <w:r>
-        <w:t xml:space="preserve">- CTE CIR 3. Workplace Communication f) Demonstrate effective communication skills in a group setting to accomplish a task : Lessons 6.8, 6.9, 6.14, 6.16</w:t>
-      </w:r>
-      <w:r>
-        <w:t xml:space="preserve"> </w:t>
-      </w:r>
-      <w:r>
-        <w:t xml:space="preserve">- CTE CIR 6. Conflict Prevention and Management d) Explore how similarities and differences among people affect conflict prevention and management : Lessons 6.10, 6.11</w:t>
-      </w:r>
-      <w:r>
-        <w:t xml:space="preserve"> </w:t>
-      </w:r>
-      <w:r>
-        <w:t xml:space="preserve">- CTE CIR 6. Conflict Prevention and Management f) Contribute to a classroom environment that encourages respect for the ideas, perspectives, and contributions of all : Lessons 6.10, 6.11, 6.17</w:t>
-      </w:r>
-    </w:p>
-    <w:p>
-      <w:pPr>
-        <w:pStyle w:val="Heading3"/>
-      </w:pPr>
-      <w:bookmarkStart w:id="35" w:name="nys-facs-learning-standards-intermediate"/>
-      <w:r>
-        <w:t xml:space="preserve">NYS FACS Learning Standards (Intermediate)</w:t>
-      </w:r>
-      <w:bookmarkEnd w:id="35"/>
-    </w:p>
-    <w:p>
-      <w:pPr>
-        <w:pStyle w:val="FirstParagraph"/>
-      </w:pPr>
-      <w:r>
-        <w:t xml:space="preserve">The state’s FSP module lists Standards 1, 2, and 3. This unit cites Standards 1 and 3 on lesson pages. Standard 2 is carried at unit level: the key idea’s sentence about maintaining a safe workplace is what the constraint card, the pre-flight, and the station check are, and no Standard 2 performance indicator fits a food lab better than Standard 1 PI B does, so the lessons cite Standard 1 PI B and this plan records Standard 2 at the key idea level.</w:t>
+        <w:t xml:space="preserve">The scenario:</w:t>
+      </w:r>
+      <w:r>
+        <w:t xml:space="preserve"> </w:t>
+      </w:r>
+      <w:r>
+        <w:t xml:space="preserve">twenty-eight people in the room and about eighty dollars. In eight class periods each station picks a dish, scales it from four servings to twenty-eight, prices it to the penny from this week’s real supermarket circular, writes its own five-minute-block flowchart and its own ten-step station card, hands the teacher one consolidated shopping list that the teacher actually buys from, cooks it, serves the class before serving itself, cleans the room to a signed checklist, and reports what it really cost per person and what it would change. This is Sal’s own King Kullen multi-kitchen system with the planning handed to the students.</w:t>
       </w:r>
     </w:p>
     <w:p>
@@ -3975,37 +5528,31 @@
         <w:rPr>
           <w:b/>
         </w:rPr>
-        <w:t xml:space="preserve">Standard 1: Personal Health and Fitness.</w:t>
-      </w:r>
-      <w:r>
-        <w:t xml:space="preserve"> </w:t>
-      </w:r>
-      <w:r>
-        <w:t xml:space="preserve">Students will have the necessary knowledge and skills to establish and maintain physical fitness, participate in physical activity, and maintain personal health.</w:t>
-      </w:r>
-      <w:r>
-        <w:t xml:space="preserve"> </w:t>
-      </w:r>
-      <w:r>
-        <w:t xml:space="preserve">Key Idea: Students will use an understanding of the elements of good nutrition to plan appropriate diets for themselves and others. They will know and use the appropriate tools and technologies for safe and healthy food preparation.</w:t>
-      </w:r>
-      <w:r>
-        <w:t xml:space="preserve"> </w:t>
-      </w:r>
-      <w:r>
-        <w:t xml:space="preserve">- PI A: Students understand the relationships among diet, health, and physical activities; evaluate their own eating patterns; and use appropriate technology and resources to make food selections and prepare simple, nutritious meals. (Lessons 6.2, 6.6, 6.7, 6.8, 6.9, 6.10, 6.11, 6.17)</w:t>
-      </w:r>
-      <w:r>
-        <w:t xml:space="preserve"> </w:t>
-      </w:r>
-      <w:r>
-        <w:t xml:space="preserve">- PI B: Students apply principles of food safety and sanitation. (Lessons 6.7, 6.8, 6.9, 6.16)</w:t>
-      </w:r>
-      <w:r>
-        <w:t xml:space="preserve"> </w:t>
-      </w:r>
-      <w:r>
-        <w:t xml:space="preserve">- PI C: Students recognize the mental, social, and emotional aspects of good health. (Lessons 6.10, 6.11)</w:t>
+        <w:t xml:space="preserve">Deliverables:</w:t>
+      </w:r>
+      <w:r>
+        <w:t xml:space="preserve"> </w:t>
+      </w:r>
+      <w:r>
+        <w:t xml:space="preserve">(1) the scaled recipe with the math shown, including the unit conversions and the yield check against 30 portions; (2) the costed shopping list, the swap log, and the station’s initialed rows on the approved class list; (3) the station flowchart, eight blocks, a role on every line, the critical path circled, the actual times written in after cook day; (4) the station card, ten one-action steps, an allergen box, safety reminders, four visible</w:t>
+      </w:r>
+      <w:r>
+        <w:t xml:space="preserve"> </w:t>
+      </w:r>
+      <w:r>
+        <w:t xml:space="preserve">“</w:t>
+      </w:r>
+      <w:r>
+        <w:t xml:space="preserve">done looks like</w:t>
+      </w:r>
+      <w:r>
+        <w:t xml:space="preserve">”</w:t>
+      </w:r>
+      <w:r>
+        <w:t xml:space="preserve"> </w:t>
+      </w:r>
+      <w:r>
+        <w:t xml:space="preserve">checks, passed by the paired station’s read; (5) the cooked meal, served inside the period with a signed station check; (6) the four-question reflection with the cost comparison from the real receipt.</w:t>
       </w:r>
     </w:p>
     <w:p>
@@ -4016,43 +5563,13 @@
         <w:rPr>
           <w:b/>
         </w:rPr>
-        <w:t xml:space="preserve">Standard 3: Resource Management.</w:t>
-      </w:r>
-      <w:r>
-        <w:t xml:space="preserve"> </w:t>
-      </w:r>
-      <w:r>
-        <w:t xml:space="preserve">Students will understand and be able to manage their personal and community resources.</w:t>
-      </w:r>
-      <w:r>
-        <w:t xml:space="preserve"> </w:t>
-      </w:r>
-      <w:r>
-        <w:t xml:space="preserve">Key Idea: Students will understand and be able to manage personal resources of talent, time, energy, and money and make effective decisions in order to balance their obligations to work, family, and self.</w:t>
-      </w:r>
-      <w:r>
-        <w:t xml:space="preserve"> </w:t>
-      </w:r>
-      <w:r>
-        <w:t xml:space="preserve">- PI A: Students understand how the family can provide for the economic, physical, and emotional needs of its members. (Lesson 6.4)</w:t>
-      </w:r>
-      <w:r>
-        <w:t xml:space="preserve"> </w:t>
-      </w:r>
-      <w:r>
-        <w:t xml:space="preserve">- PI B: Students understand the resources available to them, make informed decisions about the use of those resources, and know some ways to expand resources. (Lessons 6.1, 6.3, 6.5, 6.15)</w:t>
-      </w:r>
-      <w:r>
-        <w:t xml:space="preserve"> </w:t>
-      </w:r>
-      <w:r>
-        <w:t xml:space="preserve">- PI C: Students are able to budget their time and money. (Lessons 6.12, 6.13, 6.14)</w:t>
-      </w:r>
-      <w:r>
-        <w:t xml:space="preserve"> </w:t>
-      </w:r>
-      <w:r>
-        <w:t xml:space="preserve">- PI E: Students identify their own abilities and interests as possible guides to career choice. (Lesson 6.18)</w:t>
+        <w:t xml:space="preserve">Steps by day:</w:t>
+      </w:r>
+      <w:r>
+        <w:t xml:space="preserve"> </w:t>
+      </w:r>
+      <w:r>
+        <w:t xml:space="preserve">Lesson 6.12 (day 158) launch, constraints, five costed options, the choice and the justification, seven roles. Lesson 6.13 Day 1 (day 159) the scale factor, every line multiplied, unit conversions, the yield check. Lesson 6.13 Day 2 (day 160) costing from the circular, the four running totals on the wall, the swaps, the peer check, the signature. Lesson 6.14 (day 161) sticky notes into eight blocks, the critical path, the station card, the paired read, the class master grid and the collision fixes in red. Lesson 6.15 (day 162) the read-aloud consolidation, one class list by store section, unit prices and swaps, the twelve-item approval checklist, the signature. Lesson 6.16 Day 1 (day 163) Stations 1 and 2 cook while 3 and 4 prep, serve, and run the clean check. Lesson 6.16 Day 2 (day 164) reversed. Lesson 6.17 (day 165) 30 covers set, the final course served others-first, four clean zones, the waste count, the cost comparison, the reflection, the folder in.</w:t>
       </w:r>
     </w:p>
     <w:p>
@@ -4063,19 +5580,13 @@
         <w:rPr>
           <w:b/>
         </w:rPr>
-        <w:t xml:space="preserve">Standard 2: A Safe and Healthy Environment.</w:t>
-      </w:r>
-      <w:r>
-        <w:t xml:space="preserve"> </w:t>
-      </w:r>
-      <w:r>
-        <w:t xml:space="preserve">Students will acquire the knowledge and ability necessary to create and maintain a safe and healthy environment.</w:t>
-      </w:r>
-      <w:r>
-        <w:t xml:space="preserve"> </w:t>
-      </w:r>
-      <w:r>
-        <w:t xml:space="preserve">Key Idea: Students will know the basic principles of home and community safety. They can demonstrate the skills necessary to maintain their homes and workplaces in a safe and comfortable condition. They can provide a safe and nurturing environment for themselves and others. (Unit-level citation for the constraint card, the pre-flight, and the station check in Lessons 6.12, 6.14, 6.16, and 6.17; the fit is the key idea’s second sentence, and no Standard 2 PI applies, as the crosswalk notes.)</w:t>
+        <w:t xml:space="preserve">Group or individual:</w:t>
+      </w:r>
+      <w:r>
+        <w:t xml:space="preserve"> </w:t>
+      </w:r>
+      <w:r>
+        <w:t xml:space="preserve">the station team, about seven students at four stations or nine to ten at three. Seven project roles for the planning days (Station Manager, Menu Lead, Scale Lead, Cost Lead, Flow Lead, Shopping Lead, Reflection Lead) and the room’s standard lab roles on cook day (Station Manager, Head Cook, Second Cook, Prep Cook, Helper Cook, Plate Builder, Time Keeper, plus Toppings Chief at eight). Nobody holds the same job in both.</w:t>
       </w:r>
     </w:p>
     <w:p>
@@ -4083,7 +5594,33 @@
         <w:pStyle w:val="BodyText"/>
       </w:pPr>
       <w:r>
-        <w:t xml:space="preserve">The PI letters are NYLearns codes; the NYSED print document lists the indicators as bullets.</w:t>
+        <w:rPr>
+          <w:b/>
+        </w:rPr>
+        <w:t xml:space="preserve">Choice built in:</w:t>
+      </w:r>
+      <w:r>
+        <w:t xml:space="preserve"> </w:t>
+      </w:r>
+      <w:r>
+        <w:t xml:space="preserve">the dish, from five costed options plus a sixth the team may propose and price itself; every store-brand and size swap; the whole flowchart, including which shortcut to take if the plan slips; the station card format, written or drawn as the picture version; the reflection format, written, typed, dictated, recorded, or drawn as a marked-up flowchart; and the language of the host’s opening sentence at the table.</w:t>
+      </w:r>
+    </w:p>
+    <w:p>
+      <w:pPr>
+        <w:pStyle w:val="BodyText"/>
+      </w:pPr>
+      <w:r>
+        <w:rPr>
+          <w:b/>
+        </w:rPr>
+        <w:t xml:space="preserve">ELL and IEP supports:</w:t>
+      </w:r>
+      <w:r>
+        <w:t xml:space="preserve"> </w:t>
+      </w:r>
+      <w:r>
+        <w:t xml:space="preserve">the picture flowchart card (eight drawn boxes with symbols) counts as a real station card; sentence starters for the choice, the swap log, the flowchart, and the reflection in Turkish, Portuguese, and Spanish, all marked</w:t>
       </w:r>
       <w:r>
         <w:t xml:space="preserve"> </w:t>
@@ -4092,674 +5629,270 @@
         <w:rPr>
           <w:rStyle w:val="TeacherNote"/>
         </w:rPr>
-        <w:t xml:space="preserve">[Sal: confirm the Standard 1, 2, and 3 wording against the NYSED PDF before the standards map goes live; see crosswalk E.4.]</w:t>
-      </w:r>
-    </w:p>
-    <w:p>
-      <w:pPr>
-        <w:pStyle w:val="Heading3"/>
-      </w:pPr>
-      <w:bookmarkStart w:id="36" w:name="cdos-intermediate"/>
-      <w:r>
-        <w:t xml:space="preserve">CDOS (Intermediate)</w:t>
-      </w:r>
-      <w:bookmarkEnd w:id="36"/>
-    </w:p>
-    <w:p>
-      <w:pPr>
-        <w:numPr>
-          <w:ilvl w:val="0"/>
-          <w:numId w:val="1007"/>
-        </w:numPr>
-        <w:pStyle w:val="Compact"/>
-      </w:pPr>
-      <w:r>
-        <w:rPr>
-          <w:b/>
-        </w:rPr>
-        <w:t xml:space="preserve">CDOS 1 Career Development:</w:t>
-      </w:r>
-      <w:r>
-        <w:t xml:space="preserve"> </w:t>
-      </w:r>
-      <w:r>
-        <w:t xml:space="preserve">Students will be knowledgeable about the world of work, explore career options, and relate personal skills, aptitudes, and abilities to future career decisions. (Lesson 6.18)</w:t>
-      </w:r>
-    </w:p>
-    <w:p>
-      <w:pPr>
-        <w:numPr>
-          <w:ilvl w:val="0"/>
-          <w:numId w:val="1007"/>
-        </w:numPr>
-        <w:pStyle w:val="Compact"/>
-      </w:pPr>
-      <w:r>
-        <w:rPr>
-          <w:b/>
-        </w:rPr>
-        <w:t xml:space="preserve">CDOS 2 Integrated Learning:</w:t>
-      </w:r>
-      <w:r>
-        <w:t xml:space="preserve"> </w:t>
-      </w:r>
-      <w:r>
-        <w:t xml:space="preserve">Students will demonstrate how academic knowledge and skills are applied in the workplace and other settings. (Lessons 6.13, 6.16; the scaling, the unit conversion, and the unit price are math doing real work)</w:t>
-      </w:r>
-    </w:p>
-    <w:p>
-      <w:pPr>
-        <w:numPr>
-          <w:ilvl w:val="0"/>
-          <w:numId w:val="1007"/>
-        </w:numPr>
-        <w:pStyle w:val="Compact"/>
-      </w:pPr>
-      <w:r>
-        <w:rPr>
-          <w:b/>
-        </w:rPr>
-        <w:t xml:space="preserve">CDOS 3a Universal Foundation Skills:</w:t>
-      </w:r>
-      <w:r>
-        <w:t xml:space="preserve"> </w:t>
-      </w:r>
-      <w:r>
-        <w:t xml:space="preserve">Students will demonstrate mastery of the foundation skills and competencies essential for success in the workplace. Sub skills used in this unit:</w:t>
+        <w:t xml:space="preserve">[check with a native speaker];</w:t>
+      </w:r>
+      <w:r>
+        <w:t xml:space="preserve"> </w:t>
+      </w:r>
+      <w:r>
+        <w:t xml:space="preserve">a calculator for every student on every day; a pre-filled scaling table with the factor already entered and a four-page circular excerpt with only this project’s items; the first two rows of the costing sheet and the consolidated list worked as examples; a fixed physical position for every lab role, written on the duty strip and kept in the student’s pocket; Plate Builder, Time Keeper, and the prep station as burner-free roles available to anyone on both cook days at no rubric cost; a written lab alternative for a student absent on a cook day. Full list in</w:t>
+      </w:r>
+      <w:r>
+        <w:t xml:space="preserve"> </w:t>
+      </w:r>
+      <w:r>
+        <w:rPr>
+          <w:rStyle w:val="VerbatimChar"/>
+        </w:rPr>
+        <w:t xml:space="preserve">Project 06</w:t>
+      </w:r>
+      <w:r>
+        <w:t xml:space="preserve">, Supports.</w:t>
+      </w:r>
+    </w:p>
+    <w:p>
+      <w:pPr>
+        <w:pStyle w:val="BodyText"/>
+      </w:pPr>
+      <w:r>
+        <w:rPr>
+          <w:b/>
+        </w:rPr>
+        <w:t xml:space="preserve">How it is presented:</w:t>
+      </w:r>
+      <w:r>
+        <w:t xml:space="preserve"> </w:t>
+      </w:r>
+      <w:r>
+        <w:t xml:space="preserve">the meal itself is the presentation. Thirty covers set properly, the allergen box read to the class, the class served before the cooks serve themselves, and a real receipt projected on the wall while students compute what they actually spent.</w:t>
+      </w:r>
+      <w:r>
+        <w:t xml:space="preserve"> </w:t>
+      </w:r>
+      <w:r>
+        <w:rPr>
+          <w:rStyle w:val="TeacherNote"/>
+        </w:rPr>
+        <w:t xml:space="preserve">[Sal: if your school lets you invite a guest, Lesson 6.17 is the period. A principal or the cafeteria manager sitting at a set table being served by students who planned and priced the meal is the best ten minutes of the year to have a witness for.]</w:t>
+      </w:r>
+    </w:p>
+    <w:p>
+      <w:pPr>
+        <w:pStyle w:val="BodyText"/>
+      </w:pPr>
+      <w:r>
+        <w:rPr>
+          <w:b/>
+        </w:rPr>
+        <w:t xml:space="preserve">Full no-kitchen version:</w:t>
+      </w:r>
+      <w:r>
+        <w:t xml:space="preserve"> </w:t>
+      </w:r>
+      <w:r>
+        <w:t xml:space="preserve">the meal becomes a no-cook assembled meal (a wrap bar, a snack board, overnight oats, a salsa and bean side, or the dessert cups), five options priced for 28 portions at station scale, and the rest of the project is unchanged: the same eight days, the same six deliverables, the same budget, the same rubric, the same flowchart with assembly phases instead of cook phases, the same station card, the same pre-flight and duty list, the same 30 covers, the same four clean zones, the same reflection. What is lost is the second performance of FSP 1. e) with heat. What is gained is a harder cold-chain and hold-time problem. Say that out loud so the no-kitchen version does not read as the consolation prize. Full menu and prices in</w:t>
+      </w:r>
+      <w:r>
+        <w:t xml:space="preserve"> </w:t>
+      </w:r>
+      <w:r>
+        <w:rPr>
+          <w:rStyle w:val="VerbatimChar"/>
+        </w:rPr>
+        <w:t xml:space="preserve">Project 06</w:t>
+      </w:r>
+      <w:r>
+        <w:t xml:space="preserve">.</w:t>
+      </w:r>
+    </w:p>
+    <w:p>
+      <w:pPr>
+        <w:pStyle w:val="Heading2"/>
+      </w:pPr>
+      <w:bookmarkStart w:id="40" w:name="assessment-plan"/>
+      <w:r>
+        <w:t xml:space="preserve">9. Assessment plan</w:t>
+      </w:r>
+      <w:bookmarkEnd w:id="40"/>
+    </w:p>
+    <w:p>
+      <w:pPr>
+        <w:numPr>
+          <w:ilvl w:val="0"/>
+          <w:numId w:val="1026"/>
+        </w:numPr>
+        <w:pStyle w:val="Compact"/>
+      </w:pPr>
+      <w:r>
+        <w:rPr>
+          <w:b/>
+        </w:rPr>
+        <w:t xml:space="preserve">Formative (daily):</w:t>
+      </w:r>
+      <w:r>
+        <w:t xml:space="preserve"> </w:t>
+      </w:r>
+      <w:r>
+        <w:t xml:space="preserve">the do now every day, a named check for understanding in every lesson (clipboard walk with a yes or no per station, a spoken key check with a right answer, a whole-class wall chart, thumbs, a quick sort), an exit card or a one-line share most days, the Time Keeper’s actual-times sheet on both cook days, and the peer checks in Lessons 6.13 and 6.14. All daily work is scored complete, partial, or missing.</w:t>
+      </w:r>
+    </w:p>
+    <w:p>
+      <w:pPr>
+        <w:numPr>
+          <w:ilvl w:val="0"/>
+          <w:numId w:val="1026"/>
+        </w:numPr>
+        <w:pStyle w:val="Compact"/>
+      </w:pPr>
+      <w:r>
+        <w:rPr>
+          <w:b/>
+        </w:rPr>
+        <w:t xml:space="preserve">Formal at the end of each topic:</w:t>
       </w:r>
     </w:p>
     <w:p>
       <w:pPr>
         <w:numPr>
           <w:ilvl w:val="1"/>
-          <w:numId w:val="1008"/>
-        </w:numPr>
-        <w:pStyle w:val="Compact"/>
-      </w:pPr>
-      <w:r>
-        <w:rPr>
-          <w:b/>
-        </w:rPr>
-        <w:t xml:space="preserve">Basic Skills:</w:t>
-      </w:r>
-      <w:r>
-        <w:t xml:space="preserve"> </w:t>
-      </w:r>
-      <w:r>
-        <w:t xml:space="preserve">Students listen to and read the ideas of others and analyze what they hear and read; acquire and use information from a variety of sources; and apply a combination of mathematical operations to solve problems in oral or written form. (Lessons 6.3, 6.13, 6.15)</w:t>
+          <w:numId w:val="1027"/>
+        </w:numPr>
+        <w:pStyle w:val="Compact"/>
+      </w:pPr>
+      <w:r>
+        <w:rPr>
+          <w:b/>
+        </w:rPr>
+        <w:t xml:space="preserve">Topic 6.1:</w:t>
+      </w:r>
+      <w:r>
+        <w:t xml:space="preserve"> </w:t>
+      </w:r>
+      <w:r>
+        <w:rPr>
+          <w:rStyle w:val="VerbatimChar"/>
+        </w:rPr>
+        <w:t xml:space="preserve">Assessment 06.1 - Food Systems Quiz.md</w:t>
+      </w:r>
+      <w:r>
+        <w:t xml:space="preserve">, 12 items, 21 points, in the last 15 minutes of Lesson 6.5 Day 2. Covers the supply chain, local and seasonal, waste, food deserts, and sustainable methods.</w:t>
       </w:r>
     </w:p>
     <w:p>
       <w:pPr>
         <w:numPr>
           <w:ilvl w:val="1"/>
-          <w:numId w:val="1008"/>
-        </w:numPr>
-        <w:pStyle w:val="Compact"/>
-      </w:pPr>
-      <w:r>
-        <w:rPr>
-          <w:b/>
-        </w:rPr>
-        <w:t xml:space="preserve">Thinking Skills:</w:t>
-      </w:r>
-      <w:r>
-        <w:t xml:space="preserve"> </w:t>
-      </w:r>
-      <w:r>
-        <w:t xml:space="preserve">Students evaluate facts, solve advanced problems, and make decisions by applying logic and reasoning skills. (Lessons 6.2, 6.4, 6.7)</w:t>
+          <w:numId w:val="1027"/>
+        </w:numPr>
+        <w:pStyle w:val="Compact"/>
+      </w:pPr>
+      <w:r>
+        <w:rPr>
+          <w:b/>
+        </w:rPr>
+        <w:t xml:space="preserve">Topic 6.2:</w:t>
+      </w:r>
+      <w:r>
+        <w:t xml:space="preserve"> </w:t>
+      </w:r>
+      <w:r>
+        <w:rPr>
+          <w:rStyle w:val="VerbatimChar"/>
+        </w:rPr>
+        <w:t xml:space="preserve">Assessment 06.2 - Cooking Methods Check.md</w:t>
+      </w:r>
+      <w:r>
+        <w:t xml:space="preserve">, 12 items, 21 points, in the last 15 minutes of Lesson 6.11. Covers dry heat and moist heat, the leavening experiment, and the place setting. The three labs in this topic (6.7, 6.8, 6.9) are each scored separately on</w:t>
+      </w:r>
+      <w:r>
+        <w:t xml:space="preserve"> </w:t>
+      </w:r>
+      <w:r>
+        <w:rPr>
+          <w:rStyle w:val="VerbatimChar"/>
+        </w:rPr>
+        <w:t xml:space="preserve">Rubric 01 - Lab Rubric.md</w:t>
+      </w:r>
+      <w:r>
+        <w:t xml:space="preserve"> </w:t>
+      </w:r>
+      <w:r>
+        <w:t xml:space="preserve">(16 points) in the labs and projects category; this check covers the knowledge, not the cooking.</w:t>
       </w:r>
     </w:p>
     <w:p>
       <w:pPr>
         <w:numPr>
           <w:ilvl w:val="1"/>
-          <w:numId w:val="1008"/>
-        </w:numPr>
-        <w:pStyle w:val="Compact"/>
-      </w:pPr>
-      <w:r>
-        <w:rPr>
-          <w:b/>
-        </w:rPr>
-        <w:t xml:space="preserve">Personal Qualities:</w:t>
-      </w:r>
-      <w:r>
-        <w:t xml:space="preserve"> </w:t>
-      </w:r>
-      <w:r>
-        <w:t xml:space="preserve">Students demonstrate an understanding of the relationship between individuals and society and interact with others in a positive manner. (Lessons 6.11, 6.16)</w:t>
+          <w:numId w:val="1027"/>
+        </w:numPr>
+        <w:pStyle w:val="Compact"/>
+      </w:pPr>
+      <w:r>
+        <w:rPr>
+          <w:b/>
+        </w:rPr>
+        <w:t xml:space="preserve">Topic 6.3:</w:t>
+      </w:r>
+      <w:r>
+        <w:t xml:space="preserve"> </w:t>
+      </w:r>
+      <w:r>
+        <w:rPr>
+          <w:rStyle w:val="VerbatimChar"/>
+        </w:rPr>
+        <w:t xml:space="preserve">Rubric 06 - Feed the Class.md</w:t>
+      </w:r>
+      <w:r>
+        <w:t xml:space="preserve">, five criteria, 20 points, scored from the project folder collected at the end of Lesson 6.17 and returned at the start of Lesson 6.18 Day 2. Cook day is also scored individually on</w:t>
+      </w:r>
+      <w:r>
+        <w:t xml:space="preserve"> </w:t>
+      </w:r>
+      <w:r>
+        <w:rPr>
+          <w:rStyle w:val="VerbatimChar"/>
+        </w:rPr>
+        <w:t xml:space="preserve">Rubric 01 - Lab Rubric.md</w:t>
+      </w:r>
+      <w:r>
+        <w:t xml:space="preserve">.</w:t>
       </w:r>
     </w:p>
     <w:p>
       <w:pPr>
         <w:numPr>
           <w:ilvl w:val="1"/>
-          <w:numId w:val="1008"/>
-        </w:numPr>
-        <w:pStyle w:val="Compact"/>
-      </w:pPr>
-      <w:r>
-        <w:rPr>
-          <w:b/>
-        </w:rPr>
-        <w:t xml:space="preserve">Interpersonal Skills:</w:t>
-      </w:r>
-      <w:r>
-        <w:t xml:space="preserve"> </w:t>
-      </w:r>
-      <w:r>
-        <w:t xml:space="preserve">Students demonstrate the ability to work with others, present facts that support arguments, listen to dissenting points of view, and reach a shared decision. (Lesson 6.17; the lab teams at unit level)</w:t>
-      </w:r>
-    </w:p>
-    <w:p>
-      <w:pPr>
-        <w:numPr>
-          <w:ilvl w:val="1"/>
-          <w:numId w:val="1008"/>
-        </w:numPr>
-        <w:pStyle w:val="Compact"/>
-      </w:pPr>
-      <w:r>
-        <w:rPr>
-          <w:b/>
-        </w:rPr>
-        <w:t xml:space="preserve">Technology:</w:t>
-      </w:r>
-      <w:r>
-        <w:t xml:space="preserve"> </w:t>
-      </w:r>
-      <w:r>
-        <w:t xml:space="preserve">Students select and use appropriate technology to complete a task. (Lesson 6.6; tools and equipment)</w:t>
-      </w:r>
-    </w:p>
-    <w:p>
-      <w:pPr>
-        <w:numPr>
-          <w:ilvl w:val="1"/>
-          <w:numId w:val="1008"/>
-        </w:numPr>
-        <w:pStyle w:val="Compact"/>
-      </w:pPr>
-      <w:r>
-        <w:rPr>
-          <w:b/>
-        </w:rPr>
-        <w:t xml:space="preserve">Managing Information:</w:t>
-      </w:r>
-      <w:r>
-        <w:t xml:space="preserve"> </w:t>
-      </w:r>
-      <w:r>
-        <w:t xml:space="preserve">Students select and communicate information in an appropriate format (e.g., oral, written, graphic, pictorial, multimedia). (Lessons 6.10, 6.14)</w:t>
-      </w:r>
-    </w:p>
-    <w:p>
-      <w:pPr>
-        <w:numPr>
-          <w:ilvl w:val="1"/>
-          <w:numId w:val="1008"/>
-        </w:numPr>
-        <w:pStyle w:val="Compact"/>
-      </w:pPr>
-      <w:r>
-        <w:rPr>
-          <w:b/>
-        </w:rPr>
-        <w:t xml:space="preserve">Managing Resources:</w:t>
-      </w:r>
-      <w:r>
-        <w:t xml:space="preserve"> </w:t>
-      </w:r>
-      <w:r>
-        <w:t xml:space="preserve">Students understand the material, human, and financial resources needed to accomplish tasks and activities. (Lessons 6.8, 6.9, 6.12, 6.14, 6.15)</w:t>
-      </w:r>
-    </w:p>
-    <w:p>
-      <w:pPr>
-        <w:numPr>
-          <w:ilvl w:val="1"/>
-          <w:numId w:val="1008"/>
-        </w:numPr>
-        <w:pStyle w:val="Compact"/>
-      </w:pPr>
-      <w:r>
-        <w:rPr>
-          <w:b/>
-        </w:rPr>
-        <w:t xml:space="preserve">Systems:</w:t>
-      </w:r>
-      <w:r>
-        <w:t xml:space="preserve"> </w:t>
-      </w:r>
-      <w:r>
-        <w:t xml:space="preserve">Students understand the process of evaluating and modifying systems within an organization. (Lessons 6.1, 6.5)</w:t>
-      </w:r>
-    </w:p>
-    <w:p>
-      <w:pPr>
-        <w:pStyle w:val="FirstParagraph"/>
-      </w:pPr>
-      <w:r>
-        <w:t xml:space="preserve">Standard 3b (Career Majors) exists only at Commencement. A grade 6 to 8 course cites 1, 2, and 3a only, which is what all twelve state modules do.</w:t>
-      </w:r>
-    </w:p>
-    <w:p>
-      <w:pPr>
-        <w:pStyle w:val="Heading3"/>
-      </w:pPr>
-      <w:bookmarkStart w:id="37" w:name="Xea1187dc4e65ddb10c6ffd602738d83b0be9c96"/>
-      <w:r>
-        <w:t xml:space="preserve">National FCS 3.0 (LEAD FCS Education, 2018 to 2028; text verbatim from the 3.0 compilation)</w:t>
-      </w:r>
-      <w:bookmarkEnd w:id="37"/>
-    </w:p>
-    <w:p>
-      <w:pPr>
-        <w:pStyle w:val="FirstParagraph"/>
-      </w:pPr>
-      <w:r>
-        <w:t xml:space="preserve">The FSP module’s own Standards Addressed block prints 3.0 wording for every line it cites, which makes this the cleanest module in the course to cite. Numbers printed in the FSP block are marked (block); numbers confirmed in the 3.0 text but not printed in the FSP block are marked (ext).</w:t>
-      </w:r>
-    </w:p>
-    <w:p>
-      <w:pPr>
-        <w:pStyle w:val="BodyText"/>
-      </w:pPr>
-      <w:r>
-        <w:rPr>
-          <w:b/>
-        </w:rPr>
-        <w:t xml:space="preserve">Core competencies for this unit:</w:t>
-      </w:r>
-      <w:r>
-        <w:t xml:space="preserve"> </w:t>
-      </w:r>
-      <w:r>
-        <w:t xml:space="preserve">- 14.1.2 Look into how psychology, culture, and social pressure shape food choices and nutrition habits. (block) (Lesson 6.10)</w:t>
-      </w:r>
-      <w:r>
-        <w:t xml:space="preserve"> </w:t>
-      </w:r>
-      <w:r>
-        <w:t xml:space="preserve">- 14.1.3 Look into how government, the economy, and technology shape food choices and practices. (block) (Lesson 6.4)</w:t>
-      </w:r>
-      <w:r>
-        <w:t xml:space="preserve"> </w:t>
-      </w:r>
-      <w:r>
-        <w:t xml:space="preserve">- 14.1.4 Examine how events and conditions, local to global, change what people eat. (block) (Lessons 6.2, 6.10)</w:t>
-      </w:r>
-      <w:r>
-        <w:t xml:space="preserve"> </w:t>
-      </w:r>
-      <w:r>
-        <w:t xml:space="preserve">- 14.1.5 Examine laws and regulations that touch nutrition and wellness. (block) (Lesson 6.4; the competency the crosswalk pairs with FSP 3. b))</w:t>
-      </w:r>
-      <w:r>
-        <w:t xml:space="preserve"> </w:t>
-      </w:r>
-      <w:r>
-        <w:t xml:space="preserve">- 14.3.3 Show the ability to select, store, prepare, and serve food that is nourishing and looks good on the plate. (block) (Lessons 6.8, 6.9, 6.11, 6.16, 6.17)</w:t>
-      </w:r>
-      <w:r>
-        <w:t xml:space="preserve"> </w:t>
-      </w:r>
-      <w:r>
-        <w:t xml:space="preserve">- 14.3.4 Judge policies and practices that affect food security, sustainability, food integrity, and family nutrition. (block) (Lessons 6.1, 6.4)</w:t>
-      </w:r>
-      <w:r>
-        <w:t xml:space="preserve"> </w:t>
-      </w:r>
-      <w:r>
-        <w:t xml:space="preserve">- 14.4.1 Examine the conditions and habits that keep food safe to eat. (block) (Lesson 6.16)</w:t>
-      </w:r>
-      <w:r>
-        <w:t xml:space="preserve"> </w:t>
-      </w:r>
-      <w:r>
-        <w:t xml:space="preserve">- 14.4.2 Examine safety and sanitation practice. (block) (Lessons 6.8, 6.16)</w:t>
-      </w:r>
-      <w:r>
-        <w:t xml:space="preserve"> </w:t>
-      </w:r>
-      <w:r>
-        <w:t xml:space="preserve">- 14.4.3 Examine how changes in food production and distribution, sustainability, organic farming, and genetically modified foods included, shape the food supply. (block) (Lesson 6.1)</w:t>
-      </w:r>
-    </w:p>
-    <w:p>
-      <w:pPr>
-        <w:pStyle w:val="BodyText"/>
-      </w:pPr>
-      <w:r>
-        <w:rPr>
-          <w:b/>
-        </w:rPr>
-        <w:t xml:space="preserve">Secondary competencies cited on lesson pages, confirmed in the 3.0 text:</w:t>
-      </w:r>
-      <w:r>
-        <w:t xml:space="preserve"> </w:t>
-      </w:r>
-      <w:r>
-        <w:t xml:space="preserve">- 2.1.1 Use time management, organization, and step-by-step process skills to rank tasks and reach goals. (ext; the state line FSP 5. d) is this competency word for word) (Lesson 6.14)</w:t>
-      </w:r>
-      <w:r>
-        <w:t xml:space="preserve"> </w:t>
-      </w:r>
-      <w:r>
-        <w:t xml:space="preserve">- 2.1.3 Examine the decisions behind providing food that is safe and nourishing for individuals and families. (ext; the state line FSP 5. b) is this competency word for word) (Lessons 6.12, 6.13, 6.15)</w:t>
-      </w:r>
-      <w:r>
-        <w:t xml:space="preserve"> </w:t>
-      </w:r>
-      <w:r>
-        <w:t xml:space="preserve">- 2.2.3 Practice habits that conserve, reuse, and recycle so resources and the environment last. (ext) (Lesson 6.5)</w:t>
-      </w:r>
-      <w:r>
-        <w:t xml:space="preserve"> </w:t>
-      </w:r>
-      <w:r>
-        <w:t xml:space="preserve">- 2.5.1 Examine how resources get used when individuals, families, and communities choose among needs and wants. (ext) (Lesson 6.2)</w:t>
-      </w:r>
-      <w:r>
-        <w:t xml:space="preserve"> </w:t>
-      </w:r>
-      <w:r>
-        <w:t xml:space="preserve">- 3.4.3 Try out different ways to save energy and cut waste. (ext) (Lesson 6.3)</w:t>
-      </w:r>
-      <w:r>
-        <w:t xml:space="preserve"> </w:t>
-      </w:r>
-      <w:r>
-        <w:t xml:space="preserve">- 6.2.4 Treat people of every age, gender, culture, and background with respect and fairness. (ext) (Lessons 6.10, 6.11)</w:t>
-      </w:r>
-      <w:r>
-        <w:t xml:space="preserve"> </w:t>
-      </w:r>
-      <w:r>
-        <w:t xml:space="preserve">- 8.1.1 Explain what people in food production and food service careers do. (ext) (Lesson 6.18)</w:t>
-      </w:r>
-      <w:r>
-        <w:t xml:space="preserve"> </w:t>
-      </w:r>
-      <w:r>
-        <w:t xml:space="preserve">- 8.1.3 Sum up the education and training that food production and service career paths require and where they lead. (ext) (Lesson 6.18)</w:t>
-      </w:r>
-      <w:r>
-        <w:t xml:space="preserve"> </w:t>
-      </w:r>
-      <w:r>
-        <w:t xml:space="preserve">- 8.4.2 Use menu-planning principles to build and adjust menus. (ext) (Lesson 6.12)</w:t>
-      </w:r>
-      <w:r>
-        <w:t xml:space="preserve"> </w:t>
-      </w:r>
-      <w:r>
-        <w:t xml:space="preserve">- 8.4.3 Work out the food, equipment, and supplies a menu needs. (ext) (Lesson 6.14)</w:t>
-      </w:r>
-      <w:r>
-        <w:t xml:space="preserve"> </w:t>
-      </w:r>
-      <w:r>
-        <w:t xml:space="preserve">- 8.4.7 Use measurement, portion control, conversions, food costing, menu terms, and pricing when planning a menu. (ext) (Lesson 6.13)</w:t>
-      </w:r>
-      <w:r>
-        <w:t xml:space="preserve"> </w:t>
-      </w:r>
-      <w:r>
-        <w:t xml:space="preserve">- 8.5.2 Cook with professional skill across a range of methods, from roasting and grilling to braising, poaching, steaming, and baking, on professional equipment. (ext) (Lesson 6.6)</w:t>
-      </w:r>
-      <w:r>
-        <w:t xml:space="preserve"> </w:t>
-      </w:r>
-      <w:r>
-        <w:t xml:space="preserve">- 8.5.3 Demonstrate knowledge of portion control and proper scaling and measurement techniques (ext) (Lesson 6.13)</w:t>
-      </w:r>
-      <w:r>
-        <w:t xml:space="preserve"> </w:t>
-      </w:r>
-      <w:r>
-        <w:t xml:space="preserve">- 8.5.7 Prepare fruits, vegetables, starches, legumes, dairy, fats, and oils safely and with professional technique. (ext) (Lessons 6.8, 6.9)</w:t>
-      </w:r>
-      <w:r>
-        <w:t xml:space="preserve"> </w:t>
-      </w:r>
-      <w:r>
-        <w:t xml:space="preserve">- 8.5.10 Prepare breads, baked goods, and desserts safely and with professional technique. (ext) (Lesson 6.7)</w:t>
-      </w:r>
-      <w:r>
-        <w:t xml:space="preserve"> </w:t>
-      </w:r>
-      <w:r>
-        <w:t xml:space="preserve">- 8.5.12 Plate, garnish, and present food to a professional standard. (ext) (Lessons 6.11, 6.17)</w:t>
-      </w:r>
-      <w:r>
-        <w:t xml:space="preserve"> </w:t>
-      </w:r>
-      <w:r>
-        <w:t xml:space="preserve">- 8.5.13 Build sustainability into food work, from menu planning and buying through preparation, service, storage, recycling, and waste. (ext) (Lessons 6.3, 6.5, 6.17)</w:t>
-      </w:r>
-      <w:r>
-        <w:t xml:space="preserve"> </w:t>
-      </w:r>
-      <w:r>
-        <w:t xml:space="preserve">- 8.5.14 Cook in ways that raise nutritional value, cut calories and fat, and use herbs and spices for flavor. (ext) (Lesson 6.6)</w:t>
-      </w:r>
-      <w:r>
-        <w:t xml:space="preserve"> </w:t>
-      </w:r>
-      <w:r>
-        <w:t xml:space="preserve">- 8.6.1 Use sound purchasing, receiving, and storage practice in a food service operation. (ext) (Lesson 6.15)</w:t>
-      </w:r>
-      <w:r>
-        <w:t xml:space="preserve"> </w:t>
-      </w:r>
-      <w:r>
-        <w:t xml:space="preserve">- 8.2.7 Show safe food handling and preparation that keeps hazardous foods from cross contaminating others. (ext) (Lesson 6.16)</w:t>
-      </w:r>
-      <w:r>
-        <w:t xml:space="preserve"> </w:t>
-      </w:r>
-      <w:r>
-        <w:t xml:space="preserve">- 9.1.3 Sum up the education and training that food science, dietetics, and nutrition career paths require. (ext) (Lesson 6.18)</w:t>
-      </w:r>
-      <w:r>
-        <w:t xml:space="preserve"> </w:t>
-      </w:r>
-      <w:r>
-        <w:t xml:space="preserve">- 9.5.6 Run sensory evaluations of food products. (ext) (Lesson 6.7)</w:t>
-      </w:r>
-      <w:r>
-        <w:t xml:space="preserve"> </w:t>
-      </w:r>
-      <w:r>
-        <w:t xml:space="preserve">- 14.5.1 Look into how advances in science and technology change the nutrients, availability, and safety of food. (ext; printed in the N&amp;W block with older wording) (Lesson 6.5)</w:t>
-      </w:r>
-      <w:r>
-        <w:t xml:space="preserve"> </w:t>
-      </w:r>
-      <w:r>
-        <w:t xml:space="preserve">- 1.2.1 Examine possible careers to find what each one requires and offers in knowledge, skills, attitudes, and openings. (ext) (Lesson 6.18)</w:t>
-      </w:r>
-    </w:p>
-    <w:p>
-      <w:pPr>
-        <w:pStyle w:val="BodyText"/>
-      </w:pPr>
-      <w:r>
-        <w:rPr>
-          <w:b/>
-        </w:rPr>
-        <w:t xml:space="preserve">Not cited:</w:t>
-      </w:r>
-      <w:r>
-        <w:t xml:space="preserve"> </w:t>
-      </w:r>
-      <w:r>
-        <w:t xml:space="preserve">14.1.1 is printed in the FSP block but no lesson in this unit teaches it; the components of individual and family wellness are Unit 1’s. 14.1.5 (legislation and regulations related to nutrition and wellness) is now cited on Lesson 6.4, where it carries FSP 3. b).</w:t>
-      </w:r>
-    </w:p>
-    <w:p>
-      <w:pPr>
-        <w:pStyle w:val="BodyText"/>
-      </w:pPr>
-      <w:r>
-        <w:rPr>
-          <w:b/>
-        </w:rPr>
-        <w:t xml:space="preserve">Area 14 has no career competency in the 3.0 text.</w:t>
-      </w:r>
-      <w:r>
-        <w:t xml:space="preserve"> </w:t>
-      </w:r>
-      <w:r>
-        <w:t xml:space="preserve">Lesson 6.18 therefore cites 8.1.1, 8.1.3, and 9.1.3 for the food careers, which is the same substitution Lesson 1.22 made. Credit LEAD FCS Education visibly on the site; it is a condition of the non-commercial terms of use.</w:t>
-      </w:r>
-    </w:p>
-    <w:p>
-      <w:pPr>
-        <w:pStyle w:val="Heading3"/>
-      </w:pPr>
-      <w:bookmarkStart w:id="38" w:name="X75bf357be43186c1ca83cb7017c08edf657ad92"/>
-      <w:r>
-        <w:t xml:space="preserve">Career Ready Practices (as the FSP module lists them; wording from the extract’s assembled list)</w:t>
-      </w:r>
-      <w:bookmarkEnd w:id="38"/>
-    </w:p>
-    <w:p>
-      <w:pPr>
-        <w:pStyle w:val="FirstParagraph"/>
-      </w:pPr>
-      <w:r>
-        <w:t xml:space="preserve">The FSP module PDF prints these eight:</w:t>
-      </w:r>
-      <w:r>
-        <w:t xml:space="preserve"> </w:t>
-      </w:r>
-      <w:r>
-        <w:t xml:space="preserve">- CRP 2. Apply appropriate and academic and technical skills</w:t>
-      </w:r>
-      <w:r>
-        <w:t xml:space="preserve"> </w:t>
-      </w:r>
-      <w:r>
-        <w:t xml:space="preserve">- CRP 4. Communicate clearly and effectively and with reason</w:t>
-      </w:r>
-      <w:r>
-        <w:t xml:space="preserve"> </w:t>
-      </w:r>
-      <w:r>
-        <w:t xml:space="preserve">- CRP 5. Consider environmental, social, and economic impacts of decisions</w:t>
-      </w:r>
-      <w:r>
-        <w:t xml:space="preserve"> </w:t>
-      </w:r>
-      <w:r>
-        <w:t xml:space="preserve">- CRP 6. Demonstrate creativity and innovation</w:t>
-      </w:r>
-      <w:r>
-        <w:t xml:space="preserve"> </w:t>
-      </w:r>
-      <w:r>
-        <w:t xml:space="preserve">- CRP 7. Employ valid and reliable research strategies</w:t>
-      </w:r>
-      <w:r>
-        <w:t xml:space="preserve"> </w:t>
-      </w:r>
-      <w:r>
-        <w:t xml:space="preserve">- CRP 8. Utilize critical thinking to make sense of problems and persevere in solving them</w:t>
-      </w:r>
-      <w:r>
-        <w:t xml:space="preserve"> </w:t>
-      </w:r>
-      <w:r>
-        <w:t xml:space="preserve">- CRP 9. Model integrity, ethical leadership, and effective management</w:t>
-      </w:r>
-      <w:r>
-        <w:t xml:space="preserve"> </w:t>
-      </w:r>
-      <w:r>
-        <w:t xml:space="preserve">- CRP 12. Work productively in teams while using cultural global competence</w:t>
-      </w:r>
-    </w:p>
-    <w:p>
-      <w:pPr>
-        <w:pStyle w:val="BodyText"/>
-      </w:pPr>
-      <w:r>
-        <w:t xml:space="preserve">CRP 2 is printed</w:t>
-      </w:r>
-      <w:r>
-        <w:t xml:space="preserve"> </w:t>
-      </w:r>
-      <w:r>
-        <w:t xml:space="preserve">“</w:t>
-      </w:r>
-      <w:r>
-        <w:t xml:space="preserve">Apply appropriate and academic and technical skills</w:t>
-      </w:r>
-      <w:r>
-        <w:t xml:space="preserve">”</w:t>
-      </w:r>
-      <w:r>
-        <w:t xml:space="preserve"> </w:t>
-      </w:r>
-      <w:r>
-        <w:t xml:space="preserve">in the FSP PDF, which is the state’s own typo; the N&amp;W PDF prints the corrected</w:t>
-      </w:r>
-      <w:r>
-        <w:t xml:space="preserve"> </w:t>
-      </w:r>
-      <w:r>
-        <w:t xml:space="preserve">“</w:t>
-      </w:r>
-      <w:r>
-        <w:t xml:space="preserve">Apply appropriate academic and technical skills.</w:t>
-      </w:r>
-      <w:r>
-        <w:t xml:space="preserve">”</w:t>
-      </w:r>
-      <w:r>
-        <w:t xml:space="preserve"> </w:t>
-      </w:r>
-      <w:r>
-        <w:t xml:space="preserve">The line above is quoted as the FSP module prints it. Career Ready Practices are a secondary citation on this unit page only; the CCTC source text has not been fetched (crosswalk E.2).</w:t>
-      </w:r>
-      <w:r>
-        <w:t xml:space="preserve"> </w:t>
-      </w:r>
-      <w:r>
-        <w:rPr>
-          <w:rStyle w:val="TeacherNote"/>
-        </w:rPr>
-        <w:t xml:space="preserve">[Sal: verify against careertech.org before the full list goes on the site.]</w:t>
-      </w:r>
-    </w:p>
-    <w:p>
-      <w:pPr>
-        <w:pStyle w:val="Heading2"/>
-      </w:pPr>
-      <w:bookmarkStart w:id="39" w:name="project"/>
-      <w:r>
-        <w:t xml:space="preserve">8. Project</w:t>
-      </w:r>
-      <w:bookmarkEnd w:id="39"/>
-    </w:p>
-    <w:p>
-      <w:pPr>
-        <w:pStyle w:val="FirstParagraph"/>
-      </w:pPr>
-      <w:r>
-        <w:rPr>
-          <w:b/>
-        </w:rPr>
-        <w:t xml:space="preserve">Name:</w:t>
-      </w:r>
-      <w:r>
-        <w:t xml:space="preserve"> </w:t>
-      </w:r>
-      <w:r>
-        <w:t xml:space="preserve">Feed the Class. Full sheet in</w:t>
+          <w:numId w:val="1027"/>
+        </w:numPr>
+        <w:pStyle w:val="Compact"/>
+      </w:pPr>
+      <w:r>
+        <w:rPr>
+          <w:b/>
+        </w:rPr>
+        <w:t xml:space="preserve">Topic 6.4:</w:t>
+      </w:r>
+      <w:r>
+        <w:t xml:space="preserve"> </w:t>
+      </w:r>
+      <w:r>
+        <w:t xml:space="preserve">no separate check; assessed inside the unit test.</w:t>
+      </w:r>
+    </w:p>
+    <w:p>
+      <w:pPr>
+        <w:numPr>
+          <w:ilvl w:val="0"/>
+          <w:numId w:val="1026"/>
+        </w:numPr>
+        <w:pStyle w:val="Compact"/>
+      </w:pPr>
+      <w:r>
+        <w:rPr>
+          <w:b/>
+        </w:rPr>
+        <w:t xml:space="preserve">Unit test:</w:t>
       </w:r>
       <w:r>
         <w:t xml:space="preserve"> </w:t>
@@ -4768,425 +5901,6 @@
         <w:rPr>
           <w:rStyle w:val="VerbatimChar"/>
         </w:rPr>
-        <w:t xml:space="preserve">Project 06 - Feed the Class.md</w:t>
-      </w:r>
-      <w:r>
-        <w:t xml:space="preserve"> </w:t>
-      </w:r>
-      <w:r>
-        <w:t xml:space="preserve">(handed out in Lesson 6.12 and reread in Lesson 6.15); rubric in</w:t>
-      </w:r>
-      <w:r>
-        <w:t xml:space="preserve"> </w:t>
-      </w:r>
-      <w:r>
-        <w:rPr>
-          <w:rStyle w:val="VerbatimChar"/>
-        </w:rPr>
-        <w:t xml:space="preserve">Rubric 06 - Feed the Class.md</w:t>
-      </w:r>
-      <w:r>
-        <w:t xml:space="preserve">.</w:t>
-      </w:r>
-    </w:p>
-    <w:p>
-      <w:pPr>
-        <w:pStyle w:val="BodyText"/>
-      </w:pPr>
-      <w:r>
-        <w:rPr>
-          <w:b/>
-        </w:rPr>
-        <w:t xml:space="preserve">The scenario:</w:t>
-      </w:r>
-      <w:r>
-        <w:t xml:space="preserve"> </w:t>
-      </w:r>
-      <w:r>
-        <w:t xml:space="preserve">twenty-eight people in the room and about eighty dollars. In eight class periods each station picks a dish, scales it from four servings to twenty-eight, prices it to the penny from this week’s real supermarket circular, writes its own five-minute-block flowchart and its own ten-step station card, hands the teacher one consolidated shopping list that the teacher actually buys from, cooks it, serves the class before serving itself, cleans the room to a signed checklist, and reports what it really cost per person and what it would change. This is Sal’s own King Kullen multi-kitchen system with the planning handed to the students.</w:t>
-      </w:r>
-    </w:p>
-    <w:p>
-      <w:pPr>
-        <w:pStyle w:val="BodyText"/>
-      </w:pPr>
-      <w:r>
-        <w:rPr>
-          <w:b/>
-        </w:rPr>
-        <w:t xml:space="preserve">Deliverables:</w:t>
-      </w:r>
-      <w:r>
-        <w:t xml:space="preserve"> </w:t>
-      </w:r>
-      <w:r>
-        <w:t xml:space="preserve">(1) the scaled recipe with the math shown, including the unit conversions and the yield check against 30 portions; (2) the costed shopping list, the swap log, and the station’s initialed rows on the approved class list; (3) the station flowchart, eight blocks, a role on every line, the critical path circled, the actual times written in after cook day; (4) the station card, ten one-action steps, an allergen box, safety reminders, four visible</w:t>
-      </w:r>
-      <w:r>
-        <w:t xml:space="preserve"> </w:t>
-      </w:r>
-      <w:r>
-        <w:t xml:space="preserve">“</w:t>
-      </w:r>
-      <w:r>
-        <w:t xml:space="preserve">done looks like</w:t>
-      </w:r>
-      <w:r>
-        <w:t xml:space="preserve">”</w:t>
-      </w:r>
-      <w:r>
-        <w:t xml:space="preserve"> </w:t>
-      </w:r>
-      <w:r>
-        <w:t xml:space="preserve">checks, passed by the paired station’s read; (5) the cooked meal, served inside the period with a signed station check; (6) the four-question reflection with the cost comparison from the real receipt.</w:t>
-      </w:r>
-    </w:p>
-    <w:p>
-      <w:pPr>
-        <w:pStyle w:val="BodyText"/>
-      </w:pPr>
-      <w:r>
-        <w:rPr>
-          <w:b/>
-        </w:rPr>
-        <w:t xml:space="preserve">Steps by day:</w:t>
-      </w:r>
-      <w:r>
-        <w:t xml:space="preserve"> </w:t>
-      </w:r>
-      <w:r>
-        <w:t xml:space="preserve">Lesson 6.12 (day 158) launch, constraints, five costed options, the choice and the justification, seven roles. Lesson 6.13 Day 1 (day 159) the scale factor, every line multiplied, unit conversions, the yield check. Lesson 6.13 Day 2 (day 160) costing from the circular, the four running totals on the wall, the swaps, the peer check, the signature. Lesson 6.14 (day 161) sticky notes into eight blocks, the critical path, the station card, the paired read, the class master grid and the collision fixes in red. Lesson 6.15 (day 162) the read-aloud consolidation, one class list by store section, unit prices and swaps, the twelve-item approval checklist, the signature. Lesson 6.16 Day 1 (day 163) Stations 1 and 2 cook while 3 and 4 prep, serve, and run the clean check. Lesson 6.16 Day 2 (day 164) reversed. Lesson 6.17 (day 165) 30 covers set, the final course served others-first, four clean zones, the waste count, the cost comparison, the reflection, the folder in.</w:t>
-      </w:r>
-    </w:p>
-    <w:p>
-      <w:pPr>
-        <w:pStyle w:val="BodyText"/>
-      </w:pPr>
-      <w:r>
-        <w:rPr>
-          <w:b/>
-        </w:rPr>
-        <w:t xml:space="preserve">Group or individual:</w:t>
-      </w:r>
-      <w:r>
-        <w:t xml:space="preserve"> </w:t>
-      </w:r>
-      <w:r>
-        <w:t xml:space="preserve">the station team, about seven students at four stations or nine to ten at three. Seven project roles for the planning days (Station Manager, Menu Lead, Scale Lead, Cost Lead, Flow Lead, Shopping Lead, Reflection Lead) and the room’s standard lab roles on cook day (Station Manager, Head Cook, Second Cook, Prep Cook, Helper Cook, Plate Builder, Time Keeper, plus Toppings Chief at eight). Nobody holds the same job in both.</w:t>
-      </w:r>
-    </w:p>
-    <w:p>
-      <w:pPr>
-        <w:pStyle w:val="BodyText"/>
-      </w:pPr>
-      <w:r>
-        <w:rPr>
-          <w:b/>
-        </w:rPr>
-        <w:t xml:space="preserve">Choice built in:</w:t>
-      </w:r>
-      <w:r>
-        <w:t xml:space="preserve"> </w:t>
-      </w:r>
-      <w:r>
-        <w:t xml:space="preserve">the dish, from five costed options plus a sixth the team may propose and price itself; every store-brand and size swap; the whole flowchart, including which shortcut to take if the plan slips; the station card format, written or drawn as the picture version; the reflection format, written, typed, dictated, recorded, or drawn as a marked-up flowchart; and the language of the host’s opening sentence at the table.</w:t>
-      </w:r>
-    </w:p>
-    <w:p>
-      <w:pPr>
-        <w:pStyle w:val="BodyText"/>
-      </w:pPr>
-      <w:r>
-        <w:rPr>
-          <w:b/>
-        </w:rPr>
-        <w:t xml:space="preserve">ELL and IEP supports:</w:t>
-      </w:r>
-      <w:r>
-        <w:t xml:space="preserve"> </w:t>
-      </w:r>
-      <w:r>
-        <w:t xml:space="preserve">the picture flowchart card (eight drawn boxes with symbols) counts as a real station card; sentence starters for the choice, the swap log, the flowchart, and the reflection in Turkish, Portuguese, and Spanish, all marked</w:t>
-      </w:r>
-      <w:r>
-        <w:t xml:space="preserve"> </w:t>
-      </w:r>
-      <w:r>
-        <w:rPr>
-          <w:rStyle w:val="TeacherNote"/>
-        </w:rPr>
-        <w:t xml:space="preserve">[check with a native speaker];</w:t>
-      </w:r>
-      <w:r>
-        <w:t xml:space="preserve"> </w:t>
-      </w:r>
-      <w:r>
-        <w:t xml:space="preserve">a calculator for every student on every day; a pre-filled scaling table with the factor already entered and a four-page circular excerpt with only this project’s items; the first two rows of the costing sheet and the consolidated list worked as examples; a fixed physical position for every lab role, written on the duty strip and kept in the student’s pocket; Plate Builder, Time Keeper, and the prep station as burner-free roles available to anyone on both cook days at no rubric cost; a written lab alternative for a student absent on a cook day. Full list in</w:t>
-      </w:r>
-      <w:r>
-        <w:t xml:space="preserve"> </w:t>
-      </w:r>
-      <w:r>
-        <w:rPr>
-          <w:rStyle w:val="VerbatimChar"/>
-        </w:rPr>
-        <w:t xml:space="preserve">Project 06</w:t>
-      </w:r>
-      <w:r>
-        <w:t xml:space="preserve">, Supports.</w:t>
-      </w:r>
-    </w:p>
-    <w:p>
-      <w:pPr>
-        <w:pStyle w:val="BodyText"/>
-      </w:pPr>
-      <w:r>
-        <w:rPr>
-          <w:b/>
-        </w:rPr>
-        <w:t xml:space="preserve">How it is presented:</w:t>
-      </w:r>
-      <w:r>
-        <w:t xml:space="preserve"> </w:t>
-      </w:r>
-      <w:r>
-        <w:t xml:space="preserve">the meal itself is the presentation. Thirty covers set properly, the allergen box read to the class, the class served before the cooks serve themselves, and a real receipt projected on the wall while students compute what they actually spent.</w:t>
-      </w:r>
-      <w:r>
-        <w:t xml:space="preserve"> </w:t>
-      </w:r>
-      <w:r>
-        <w:rPr>
-          <w:rStyle w:val="TeacherNote"/>
-        </w:rPr>
-        <w:t xml:space="preserve">[Sal: if your school lets you invite a guest, Lesson 6.17 is the period. A principal or the cafeteria manager sitting at a set table being served by students who planned and priced the meal is the best ten minutes of the year to have a witness for.]</w:t>
-      </w:r>
-    </w:p>
-    <w:p>
-      <w:pPr>
-        <w:pStyle w:val="BodyText"/>
-      </w:pPr>
-      <w:r>
-        <w:rPr>
-          <w:b/>
-        </w:rPr>
-        <w:t xml:space="preserve">Full no-kitchen version:</w:t>
-      </w:r>
-      <w:r>
-        <w:t xml:space="preserve"> </w:t>
-      </w:r>
-      <w:r>
-        <w:t xml:space="preserve">the meal becomes a no-cook assembled meal (a wrap bar, a snack board, overnight oats, a salsa and bean side, or the dessert cups), five options priced for 28 portions at station scale, and the rest of the project is unchanged: the same eight days, the same six deliverables, the same budget, the same rubric, the same flowchart with assembly phases instead of cook phases, the same station card, the same pre-flight and duty list, the same 30 covers, the same four clean zones, the same reflection. What is lost is the second performance of FSP 1. e) with heat. What is gained is a harder cold-chain and hold-time problem. Say that out loud so the no-kitchen version does not read as the consolation prize. Full menu and prices in</w:t>
-      </w:r>
-      <w:r>
-        <w:t xml:space="preserve"> </w:t>
-      </w:r>
-      <w:r>
-        <w:rPr>
-          <w:rStyle w:val="VerbatimChar"/>
-        </w:rPr>
-        <w:t xml:space="preserve">Project 06</w:t>
-      </w:r>
-      <w:r>
-        <w:t xml:space="preserve">.</w:t>
-      </w:r>
-    </w:p>
-    <w:p>
-      <w:pPr>
-        <w:pStyle w:val="Heading2"/>
-      </w:pPr>
-      <w:bookmarkStart w:id="40" w:name="assessment-plan"/>
-      <w:r>
-        <w:t xml:space="preserve">9. Assessment plan</w:t>
-      </w:r>
-      <w:bookmarkEnd w:id="40"/>
-    </w:p>
-    <w:p>
-      <w:pPr>
-        <w:numPr>
-          <w:ilvl w:val="0"/>
-          <w:numId w:val="1009"/>
-        </w:numPr>
-        <w:pStyle w:val="Compact"/>
-      </w:pPr>
-      <w:r>
-        <w:rPr>
-          <w:b/>
-        </w:rPr>
-        <w:t xml:space="preserve">Formative (daily):</w:t>
-      </w:r>
-      <w:r>
-        <w:t xml:space="preserve"> </w:t>
-      </w:r>
-      <w:r>
-        <w:t xml:space="preserve">the do now every day, a named check for understanding in every lesson (clipboard walk with a yes or no per station, a spoken key check with a right answer, a whole-class wall chart, thumbs, a quick sort), an exit card or a one-line share most days, the Time Keeper’s actual-times sheet on both cook days, and the peer checks in Lessons 6.13 and 6.14. All daily work is scored complete, partial, or missing.</w:t>
-      </w:r>
-    </w:p>
-    <w:p>
-      <w:pPr>
-        <w:numPr>
-          <w:ilvl w:val="0"/>
-          <w:numId w:val="1009"/>
-        </w:numPr>
-        <w:pStyle w:val="Compact"/>
-      </w:pPr>
-      <w:r>
-        <w:rPr>
-          <w:b/>
-        </w:rPr>
-        <w:t xml:space="preserve">Formal at the end of each topic:</w:t>
-      </w:r>
-    </w:p>
-    <w:p>
-      <w:pPr>
-        <w:numPr>
-          <w:ilvl w:val="1"/>
-          <w:numId w:val="1010"/>
-        </w:numPr>
-        <w:pStyle w:val="Compact"/>
-      </w:pPr>
-      <w:r>
-        <w:rPr>
-          <w:b/>
-        </w:rPr>
-        <w:t xml:space="preserve">Topic 6.1:</w:t>
-      </w:r>
-      <w:r>
-        <w:t xml:space="preserve"> </w:t>
-      </w:r>
-      <w:r>
-        <w:rPr>
-          <w:rStyle w:val="VerbatimChar"/>
-        </w:rPr>
-        <w:t xml:space="preserve">Assessment 06.1 - Food Systems Quiz.md</w:t>
-      </w:r>
-      <w:r>
-        <w:t xml:space="preserve">, 12 items, 21 points, in the last 15 minutes of Lesson 6.5 Day 2. Covers the supply chain, local and seasonal, waste, food deserts, and sustainable methods.</w:t>
-      </w:r>
-    </w:p>
-    <w:p>
-      <w:pPr>
-        <w:numPr>
-          <w:ilvl w:val="1"/>
-          <w:numId w:val="1010"/>
-        </w:numPr>
-        <w:pStyle w:val="Compact"/>
-      </w:pPr>
-      <w:r>
-        <w:rPr>
-          <w:b/>
-        </w:rPr>
-        <w:t xml:space="preserve">Topic 6.2:</w:t>
-      </w:r>
-      <w:r>
-        <w:t xml:space="preserve"> </w:t>
-      </w:r>
-      <w:r>
-        <w:rPr>
-          <w:rStyle w:val="VerbatimChar"/>
-        </w:rPr>
-        <w:t xml:space="preserve">Assessment 06.2 - Cooking Methods Check.md</w:t>
-      </w:r>
-      <w:r>
-        <w:t xml:space="preserve">, 12 items, 21 points, in the last 15 minutes of Lesson 6.11. Covers dry heat and moist heat, the leavening experiment, and the place setting. The three labs in this topic (6.7, 6.8, 6.9) are each scored separately on</w:t>
-      </w:r>
-      <w:r>
-        <w:t xml:space="preserve"> </w:t>
-      </w:r>
-      <w:r>
-        <w:rPr>
-          <w:rStyle w:val="VerbatimChar"/>
-        </w:rPr>
-        <w:t xml:space="preserve">Rubric 01 - Lab Rubric.md</w:t>
-      </w:r>
-      <w:r>
-        <w:t xml:space="preserve"> </w:t>
-      </w:r>
-      <w:r>
-        <w:t xml:space="preserve">(16 points) in the labs and projects category; this check covers the knowledge, not the cooking.</w:t>
-      </w:r>
-    </w:p>
-    <w:p>
-      <w:pPr>
-        <w:numPr>
-          <w:ilvl w:val="1"/>
-          <w:numId w:val="1010"/>
-        </w:numPr>
-        <w:pStyle w:val="Compact"/>
-      </w:pPr>
-      <w:r>
-        <w:rPr>
-          <w:b/>
-        </w:rPr>
-        <w:t xml:space="preserve">Topic 6.3:</w:t>
-      </w:r>
-      <w:r>
-        <w:t xml:space="preserve"> </w:t>
-      </w:r>
-      <w:r>
-        <w:rPr>
-          <w:rStyle w:val="VerbatimChar"/>
-        </w:rPr>
-        <w:t xml:space="preserve">Rubric 06 - Feed the Class.md</w:t>
-      </w:r>
-      <w:r>
-        <w:t xml:space="preserve">, five criteria, 20 points, scored from the project folder collected at the end of Lesson 6.17 and returned at the start of Lesson 6.18 Day 2. Cook day is also scored individually on</w:t>
-      </w:r>
-      <w:r>
-        <w:t xml:space="preserve"> </w:t>
-      </w:r>
-      <w:r>
-        <w:rPr>
-          <w:rStyle w:val="VerbatimChar"/>
-        </w:rPr>
-        <w:t xml:space="preserve">Rubric 01 - Lab Rubric.md</w:t>
-      </w:r>
-      <w:r>
-        <w:t xml:space="preserve">.</w:t>
-      </w:r>
-    </w:p>
-    <w:p>
-      <w:pPr>
-        <w:numPr>
-          <w:ilvl w:val="1"/>
-          <w:numId w:val="1010"/>
-        </w:numPr>
-        <w:pStyle w:val="Compact"/>
-      </w:pPr>
-      <w:r>
-        <w:rPr>
-          <w:b/>
-        </w:rPr>
-        <w:t xml:space="preserve">Topic 6.4:</w:t>
-      </w:r>
-      <w:r>
-        <w:t xml:space="preserve"> </w:t>
-      </w:r>
-      <w:r>
-        <w:t xml:space="preserve">no separate check; assessed inside the unit test.</w:t>
-      </w:r>
-    </w:p>
-    <w:p>
-      <w:pPr>
-        <w:numPr>
-          <w:ilvl w:val="0"/>
-          <w:numId w:val="1009"/>
-        </w:numPr>
-        <w:pStyle w:val="Compact"/>
-      </w:pPr>
-      <w:r>
-        <w:rPr>
-          <w:b/>
-        </w:rPr>
-        <w:t xml:space="preserve">Unit test:</w:t>
-      </w:r>
-      <w:r>
-        <w:t xml:space="preserve"> </w:t>
-      </w:r>
-      <w:r>
-        <w:rPr>
-          <w:rStyle w:val="VerbatimChar"/>
-        </w:rPr>
         <w:t xml:space="preserve">Assessment 06.3 - Unit 6 Test.md</w:t>
       </w:r>
       <w:r>
@@ -5197,7 +5911,7 @@
       <w:pPr>
         <w:numPr>
           <w:ilvl w:val="0"/>
-          <w:numId w:val="1009"/>
+          <w:numId w:val="1026"/>
         </w:numPr>
         <w:pStyle w:val="Compact"/>
       </w:pPr>
@@ -5218,7 +5932,7 @@
       <w:pPr>
         <w:numPr>
           <w:ilvl w:val="0"/>
-          <w:numId w:val="1009"/>
+          <w:numId w:val="1026"/>
         </w:numPr>
         <w:pStyle w:val="Compact"/>
       </w:pPr>
@@ -5239,7 +5953,7 @@
       <w:pPr>
         <w:numPr>
           <w:ilvl w:val="0"/>
-          <w:numId w:val="1009"/>
+          <w:numId w:val="1026"/>
         </w:numPr>
         <w:pStyle w:val="Compact"/>
       </w:pPr>
@@ -6213,11 +6927,17 @@
         </w:rPr>
         <w:t xml:space="preserve">, as the lessons name them):</w:t>
       </w:r>
-      <w:r>
-        <w:t xml:space="preserve"> </w:t>
-      </w:r>
-      <w:r>
-        <w:t xml:space="preserve">- Topic 6.1:</w:t>
+    </w:p>
+    <w:p>
+      <w:pPr>
+        <w:numPr>
+          <w:ilvl w:val="0"/>
+          <w:numId w:val="1028"/>
+        </w:numPr>
+        <w:pStyle w:val="Compact"/>
+      </w:pPr>
+      <w:r>
+        <w:t xml:space="preserve">Topic 6.1:</w:t>
       </w:r>
       <w:r>
         <w:t xml:space="preserve"> </w:t>
@@ -6276,11 +6996,17 @@
         </w:rPr>
         <w:t xml:space="preserve">Handout 06.05 - Compost Sort and Packaging Redesign.md</w:t>
       </w:r>
-      <w:r>
-        <w:t xml:space="preserve"> </w:t>
-      </w:r>
-      <w:r>
-        <w:t xml:space="preserve">- Topic 6.2:</w:t>
+    </w:p>
+    <w:p>
+      <w:pPr>
+        <w:numPr>
+          <w:ilvl w:val="0"/>
+          <w:numId w:val="1028"/>
+        </w:numPr>
+        <w:pStyle w:val="Compact"/>
+      </w:pPr>
+      <w:r>
+        <w:t xml:space="preserve">Topic 6.2:</w:t>
       </w:r>
       <w:r>
         <w:t xml:space="preserve"> </w:t>
@@ -6363,11 +7089,17 @@
         </w:rPr>
         <w:t xml:space="preserve">Handout 06.11 - Place Setting Diagram and Sharing Agreement.md</w:t>
       </w:r>
-      <w:r>
-        <w:t xml:space="preserve"> </w:t>
-      </w:r>
-      <w:r>
-        <w:t xml:space="preserve">- Topic 6.3:</w:t>
+    </w:p>
+    <w:p>
+      <w:pPr>
+        <w:numPr>
+          <w:ilvl w:val="0"/>
+          <w:numId w:val="1028"/>
+        </w:numPr>
+        <w:pStyle w:val="Compact"/>
+      </w:pPr>
+      <w:r>
+        <w:t xml:space="preserve">Topic 6.3:</w:t>
       </w:r>
       <w:r>
         <w:t xml:space="preserve"> </w:t>
@@ -6438,11 +7170,17 @@
         </w:rPr>
         <w:t xml:space="preserve">Handout 06.17 - Serve and Clean Zones and Project Reflection.md</w:t>
       </w:r>
-      <w:r>
-        <w:t xml:space="preserve"> </w:t>
-      </w:r>
-      <w:r>
-        <w:t xml:space="preserve">- Topic 6.4:</w:t>
+    </w:p>
+    <w:p>
+      <w:pPr>
+        <w:numPr>
+          <w:ilvl w:val="0"/>
+          <w:numId w:val="1028"/>
+        </w:numPr>
+        <w:pStyle w:val="Compact"/>
+      </w:pPr>
+      <w:r>
+        <w:t xml:space="preserve">Topic 6.4:</w:t>
       </w:r>
       <w:r>
         <w:t xml:space="preserve"> </w:t>
@@ -6456,30 +7194,1153 @@
     </w:p>
     <w:p>
       <w:pPr>
+        <w:pStyle w:val="FirstParagraph"/>
+      </w:pPr>
+      <w:r>
+        <w:rPr>
+          <w:rStyle w:val="TeacherNote"/>
+        </w:rPr>
+        <w:t xml:space="preserve">[Sal: if a handout name on a lesson page does not match this list, the lesson page wins.]</w:t>
+      </w:r>
+    </w:p>
+    <w:p>
+      <w:pPr>
         <w:pStyle w:val="BodyText"/>
       </w:pPr>
       <w:r>
         <w:rPr>
+          <w:b/>
+        </w:rPr>
+        <w:t xml:space="preserve">Slides:</w:t>
+      </w:r>
+      <w:r>
+        <w:t xml:space="preserve"> </w:t>
+      </w:r>
+      <w:r>
+        <w:t xml:space="preserve">one outline per lesson,</w:t>
+      </w:r>
+      <w:r>
+        <w:t xml:space="preserve"> </w:t>
+      </w:r>
+      <w:r>
+        <w:rPr>
+          <w:rStyle w:val="VerbatimChar"/>
+        </w:rPr>
+        <w:t xml:space="preserve">Slides 06.01</w:t>
+      </w:r>
+      <w:r>
+        <w:t xml:space="preserve"> </w:t>
+      </w:r>
+      <w:r>
+        <w:t xml:space="preserve">through</w:t>
+      </w:r>
+      <w:r>
+        <w:t xml:space="preserve"> </w:t>
+      </w:r>
+      <w:r>
+        <w:rPr>
+          <w:rStyle w:val="VerbatimChar"/>
+        </w:rPr>
+        <w:t xml:space="preserve">Slides 06.18</w:t>
+      </w:r>
+      <w:r>
+        <w:t xml:space="preserve">, in the same folder. The site build renders every outline as an HTML deck.</w:t>
+      </w:r>
+    </w:p>
+    <w:p>
+      <w:pPr>
+        <w:pStyle w:val="BodyText"/>
+      </w:pPr>
+      <w:r>
+        <w:rPr>
+          <w:b/>
+        </w:rPr>
+        <w:t xml:space="preserve">No-kitchen plan for the whole unit:</w:t>
+      </w:r>
+      <w:r>
+        <w:t xml:space="preserve"> </w:t>
+      </w:r>
+      <w:r>
+        <w:t xml:space="preserve">every lesson in Topic 6.1 and Lessons 6.6, 6.10, 6.11, 6.12, 6.13, 6.14, 6.15, and 6.18 already run without a kitchen. Lesson 6.7’s quick bread has a no-oven version; Lesson 6.8 becomes a Cold Noodle Bowl (about $11 per station) and Lesson 6.9 becomes Rolled Bean and Cheese Wraps (about $13 per station), both on the same roles, phases, and station check. The project’s full no-cook version is in</w:t>
+      </w:r>
+      <w:r>
+        <w:t xml:space="preserve"> </w:t>
+      </w:r>
+      <w:r>
+        <w:rPr>
+          <w:rStyle w:val="VerbatimChar"/>
+        </w:rPr>
+        <w:t xml:space="preserve">Project 06</w:t>
+      </w:r>
+      <w:r>
+        <w:t xml:space="preserve">. A whole-unit no-kitchen run costs slightly more in paper goods and slightly less in food, and it teaches the cold chain better than the kitchen version does.</w:t>
+      </w:r>
+    </w:p>
+    <w:p>
+      <w:pPr>
+        <w:pStyle w:val="Heading2"/>
+      </w:pPr>
+      <w:bookmarkStart w:id="42" w:name="health-and-other-department-coordination"/>
+      <w:r>
+        <w:t xml:space="preserve">11. Health and other-department coordination</w:t>
+      </w:r>
+      <w:bookmarkEnd w:id="42"/>
+    </w:p>
+    <w:p>
+      <w:pPr>
+        <w:pStyle w:val="FirstParagraph"/>
+      </w:pPr>
+      <w:r>
+        <w:rPr>
+          <w:b/>
+        </w:rPr>
+        <w:t xml:space="preserve">Science.</w:t>
+      </w:r>
+      <w:r>
+        <w:t xml:space="preserve"> </w:t>
+      </w:r>
+      <w:r>
+        <w:t xml:space="preserve">Two places, and both are real opportunities rather than courtesies.</w:t>
+      </w:r>
+      <w:r>
+        <w:t xml:space="preserve"> </w:t>
+      </w:r>
+      <w:r>
+        <w:rPr>
+          <w:b/>
+        </w:rPr>
+        <w:t xml:space="preserve">The leavening lab (6.7)</w:t>
+      </w:r>
+      <w:r>
+        <w:t xml:space="preserve"> </w:t>
+      </w:r>
+      <w:r>
+        <w:t xml:space="preserve">is a controlled experiment with one variable and four controls; the science teacher’s words for variable, control, hypothesis, and conclusion should be the words on the lab sheet, so ask which wording the grade 7 and grade 8 science classes use and match it.</w:t>
+      </w:r>
+      <w:r>
+        <w:t xml:space="preserve"> </w:t>
+      </w:r>
+      <w:r>
+        <w:rPr>
+          <w:b/>
+        </w:rPr>
+        <w:t xml:space="preserve">The growing in 6.5</w:t>
+      </w:r>
+      <w:r>
+        <w:t xml:space="preserve"> </w:t>
+      </w:r>
+      <w:r>
+        <w:t xml:space="preserve">is a plant life cycle with light, water, and soil as the inputs, and the cups sit on the windowsill for six weeks, which is longer than most science units can hold a living thing. FACS gives science a four-batch data set with a measurable outcome and a windowsill; science gives FACS the vocabulary and, if willing, five minutes on Day 2 of Lesson 6.7 to look at the four batches.</w:t>
+      </w:r>
+      <w:r>
+        <w:t xml:space="preserve"> </w:t>
+      </w:r>
+      <w:r>
+        <w:rPr>
           <w:rStyle w:val="TeacherNote"/>
         </w:rPr>
+        <w:t xml:space="preserve">[Sal: ask in September which grade does controlled experiments and when, so Lesson 6.7 lands after it rather than before.]</w:t>
+      </w:r>
+    </w:p>
+    <w:p>
+      <w:pPr>
+        <w:pStyle w:val="BodyText"/>
+      </w:pPr>
+      <w:r>
+        <w:rPr>
+          <w:b/>
+        </w:rPr>
+        <w:t xml:space="preserve">Math.</w:t>
+      </w:r>
+      <w:r>
+        <w:t xml:space="preserve"> </w:t>
+      </w:r>
+      <w:r>
+        <w:t xml:space="preserve">Lesson 6.13 is ratio, unit conversion, and unit rate doing real work, and Lesson 6.15 is unit price. Use the same setup and the same words the math class uses: the scale factor as a ratio, the price per ounce as a unit rate, and the variance in Lesson 6.17 as percent change (end minus start over start). FACS gives math four real costing sheets, a set of unit-rate problems with a store circular attached, and the class’s own cost-per-person number; math gives FACS the method students already know and, if willing, ten minutes on Lesson 6.13 Day 2 to check the four running totals.</w:t>
+      </w:r>
+      <w:r>
+        <w:t xml:space="preserve"> </w:t>
+      </w:r>
+      <w:r>
+        <w:rPr>
+          <w:rStyle w:val="TeacherNote"/>
+        </w:rPr>
+        <w:t xml:space="preserve">[Sal: ask which grade has unit rate and percent change by April, because 6.13 and 6.17 depend on both.]</w:t>
+      </w:r>
+    </w:p>
+    <w:p>
+      <w:pPr>
+        <w:pStyle w:val="BodyText"/>
+      </w:pPr>
+      <w:r>
+        <w:rPr>
+          <w:b/>
+        </w:rPr>
+        <w:t xml:space="preserve">The cafeteria manager.</w:t>
+      </w:r>
+      <w:r>
+        <w:t xml:space="preserve"> </w:t>
+      </w:r>
+      <w:r>
+        <w:t xml:space="preserve">Three things, and this is the most useful relationship in the unit.</w:t>
+      </w:r>
+      <w:r>
+        <w:t xml:space="preserve"> </w:t>
+      </w:r>
+      <w:r>
+        <w:rPr>
+          <w:b/>
+        </w:rPr>
+        <w:t xml:space="preserve">The waste audit (6.3):</w:t>
+      </w:r>
+      <w:r>
+        <w:t xml:space="preserve"> </w:t>
+      </w:r>
+      <w:r>
+        <w:t xml:space="preserve">the audit is more honest with the manager’s cooperation, and the manager may already have a number.</w:t>
+      </w:r>
+      <w:r>
+        <w:t xml:space="preserve"> </w:t>
+      </w:r>
+      <w:r>
+        <w:rPr>
+          <w:b/>
+        </w:rPr>
+        <w:t xml:space="preserve">The allergy list:</w:t>
+      </w:r>
+      <w:r>
+        <w:t xml:space="preserve"> </w:t>
+      </w:r>
+      <w:r>
+        <w:t xml:space="preserve">the building already runs an allergen protocol and the manager knows it; the class allergy list for Lessons 6.7 through 6.17 should match what the cafeteria works from, and the nurse signs off on it.</w:t>
+      </w:r>
+      <w:r>
+        <w:t xml:space="preserve"> </w:t>
+      </w:r>
+      <w:r>
+        <w:rPr>
+          <w:b/>
+        </w:rPr>
+        <w:t xml:space="preserve">Purchasing (6.15):</w:t>
+      </w:r>
+      <w:r>
+        <w:t xml:space="preserve"> </w:t>
+      </w:r>
+      <w:r>
+        <w:t xml:space="preserve">five minutes on how the school actually buys food, what a case costs against a retail package, and what the school’s real per-meal figure is. FACS gives the manager a class that can read a unit price and a purchase list and a waste number from their own room; the manager gives FACS the building’s numbers and its protocol.</w:t>
+      </w:r>
+      <w:r>
+        <w:t xml:space="preserve"> </w:t>
+      </w:r>
+      <w:r>
+        <w:rPr>
+          <w:rStyle w:val="TeacherNote"/>
+        </w:rPr>
+        <w:t xml:space="preserve">[Sal: the Brentwood cafeteria manager is somebody you already know. If your school’s food service is contracted out, ask the district’s or the vendor’s food service director instead.]</w:t>
+      </w:r>
+    </w:p>
+    <w:p>
+      <w:pPr>
+        <w:pStyle w:val="BodyText"/>
+      </w:pPr>
+      <w:r>
+        <w:rPr>
+          <w:b/>
+        </w:rPr>
+        <w:t xml:space="preserve">Health.</w:t>
+      </w:r>
+      <w:r>
+        <w:t xml:space="preserve"> </w:t>
+      </w:r>
+      <w:r>
+        <w:t xml:space="preserve">This unit does not teach nutrition. Unit 1 taught the six nutrients, MyPlate, and labels, and the health course owns dietary guidance, body image, and eating disorders. Unit 6’s overlap with health is three narrow things: food safety and the danger zone (already taught in Unit 1 and practiced here), food access and food insecurity (Lesson 6.4, where the health course may also cover community health resources), and the cultural and social side of eating (Lessons 6.10, 6.11, 6.17). Anything a student says in Lesson 6.4 about food insecurity at home is a quiet referral to the counselor, not a class discussion, and the lesson says so.</w:t>
+      </w:r>
+      <w:r>
+        <w:t xml:space="preserve"> </w:t>
+      </w:r>
+      <w:r>
+        <w:rPr>
+          <w:rStyle w:val="TeacherNote"/>
+        </w:rPr>
+        <w:t xml:space="preserve">[Sal: tell the health teacher before Lesson 6.4 that food insecurity will be named in your room that week, so the two rooms say it the same way.]</w:t>
+      </w:r>
+    </w:p>
+    <w:p>
+      <w:pPr>
+        <w:pStyle w:val="BodyText"/>
+      </w:pPr>
+      <w:r>
+        <w:rPr>
+          <w:b/>
+        </w:rPr>
+        <w:t xml:space="preserve">Social studies.</w:t>
+      </w:r>
+      <w:r>
+        <w:t xml:space="preserve"> </w:t>
+      </w:r>
+      <w:r>
+        <w:t xml:space="preserve">If the social studies course covers trade routes, migration, or the movement of crops between continents, Lesson 6.10 is the same content from the plate side. Share the dish research card. FACS stops at what people eat and why; the causes and the chronology belong to social studies.</w:t>
+      </w:r>
+    </w:p>
+    <w:p>
+      <w:pPr>
+        <w:pStyle w:val="BodyText"/>
+      </w:pPr>
+      <w:r>
+        <w:rPr>
+          <w:b/>
+        </w:rPr>
+        <w:t xml:space="preserve">ELA.</w:t>
+      </w:r>
+      <w:r>
+        <w:t xml:space="preserve"> </w:t>
+      </w:r>
+      <w:r>
+        <w:t xml:space="preserve">The station card in Lesson 6.14 is procedural writing with a test attached, and the reflection in Lesson 6.17 is a claim with evidence. Share both templates so students see one structure for a procedure and one for an argument.</w:t>
+      </w:r>
+    </w:p>
+    <w:p>
+      <w:pPr>
+        <w:pStyle w:val="Heading2"/>
+      </w:pPr>
+      <w:bookmarkStart w:id="43" w:name="connections-in-building-and-community"/>
+      <w:r>
+        <w:t xml:space="preserve">12. Connections (in-building and community)</w:t>
+      </w:r>
+      <w:bookmarkEnd w:id="43"/>
+    </w:p>
+    <w:p>
+      <w:pPr>
+        <w:pStyle w:val="FirstParagraph"/>
+      </w:pPr>
+      <w:r>
+        <w:rPr>
+          <w:b/>
+        </w:rPr>
+        <w:t xml:space="preserve">Inside the building:</w:t>
+      </w:r>
+    </w:p>
+    <w:p>
+      <w:pPr>
+        <w:numPr>
+          <w:ilvl w:val="0"/>
+          <w:numId w:val="1029"/>
+        </w:numPr>
+        <w:pStyle w:val="Compact"/>
+      </w:pPr>
+      <w:r>
+        <w:rPr>
+          <w:b/>
+        </w:rPr>
+        <w:t xml:space="preserve">The cafeteria manager</w:t>
+      </w:r>
+      <w:r>
+        <w:t xml:space="preserve">, for Lessons 6.3, 6.15, and 6.17.</w:t>
+      </w:r>
+      <w:r>
+        <w:t xml:space="preserve"> </w:t>
+      </w:r>
+      <w:r>
+        <w:rPr>
+          <w:b/>
+        </w:rPr>
+        <w:t xml:space="preserve">FACS gives:</w:t>
+      </w:r>
+      <w:r>
+        <w:t xml:space="preserve"> </w:t>
+      </w:r>
+      <w:r>
+        <w:t xml:space="preserve">the waste number from the class’s own audit and again from the project’s Zone 4 count, a class that can read a unit price and a purchase list, and thirty students who now know what the kitchen staff actually do.</w:t>
+      </w:r>
+      <w:r>
+        <w:t xml:space="preserve"> </w:t>
+      </w:r>
+      <w:r>
+        <w:rPr>
+          <w:b/>
+        </w:rPr>
+        <w:t xml:space="preserve">FACS gets:</w:t>
+      </w:r>
+      <w:r>
+        <w:t xml:space="preserve"> </w:t>
+      </w:r>
+      <w:r>
+        <w:t xml:space="preserve">the building’s real per-meal cost, the allergen protocol the school already runs, five minutes on case pricing versus retail pricing, and cooperation on the audit.</w:t>
+      </w:r>
+      <w:r>
+        <w:t xml:space="preserve"> </w:t>
+      </w:r>
+      <w:r>
+        <w:rPr>
+          <w:rStyle w:val="TeacherNote"/>
+        </w:rPr>
+        <w:t xml:space="preserve">[Sal: name the person once you know the building.]</w:t>
+      </w:r>
+    </w:p>
+    <w:p>
+      <w:pPr>
+        <w:numPr>
+          <w:ilvl w:val="0"/>
+          <w:numId w:val="1029"/>
+        </w:numPr>
+        <w:pStyle w:val="Compact"/>
+      </w:pPr>
+      <w:r>
+        <w:rPr>
+          <w:b/>
+        </w:rPr>
+        <w:t xml:space="preserve">The science teacher</w:t>
+      </w:r>
+      <w:r>
+        <w:t xml:space="preserve">, for Lessons 6.5 and 6.7.</w:t>
+      </w:r>
+      <w:r>
+        <w:t xml:space="preserve"> </w:t>
+      </w:r>
+      <w:r>
+        <w:rPr>
+          <w:b/>
+        </w:rPr>
+        <w:t xml:space="preserve">FACS gives:</w:t>
+      </w:r>
+      <w:r>
+        <w:t xml:space="preserve"> </w:t>
+      </w:r>
+      <w:r>
+        <w:t xml:space="preserve">a four-batch controlled experiment with a measurable rise, a windowsill of living plants that lasts six weeks, and a lab sheet using science’s own vocabulary.</w:t>
+      </w:r>
+      <w:r>
+        <w:t xml:space="preserve"> </w:t>
+      </w:r>
+      <w:r>
+        <w:rPr>
+          <w:b/>
+        </w:rPr>
+        <w:t xml:space="preserve">FACS gets:</w:t>
+      </w:r>
+      <w:r>
+        <w:t xml:space="preserve"> </w:t>
+      </w:r>
+      <w:r>
+        <w:t xml:space="preserve">the department’s wording for variable, control, and hypothesis, and, if willing, five minutes in the room on the day the batches come out of the oven.</w:t>
+      </w:r>
+      <w:r>
+        <w:t xml:space="preserve"> </w:t>
+      </w:r>
+      <w:r>
+        <w:rPr>
+          <w:rStyle w:val="TeacherNote"/>
+        </w:rPr>
+        <w:t xml:space="preserve">[Sal: name the teacher and ask which grade does controlled experiments.]</w:t>
+      </w:r>
+    </w:p>
+    <w:p>
+      <w:pPr>
+        <w:numPr>
+          <w:ilvl w:val="0"/>
+          <w:numId w:val="1029"/>
+        </w:numPr>
+        <w:pStyle w:val="Compact"/>
+      </w:pPr>
+      <w:r>
+        <w:rPr>
+          <w:b/>
+        </w:rPr>
+        <w:t xml:space="preserve">The math teacher</w:t>
+      </w:r>
+      <w:r>
+        <w:t xml:space="preserve">, for Lessons 6.13 and 6.15 (see Section 11).</w:t>
+      </w:r>
+    </w:p>
+    <w:p>
+      <w:pPr>
+        <w:numPr>
+          <w:ilvl w:val="0"/>
+          <w:numId w:val="1029"/>
+        </w:numPr>
+        <w:pStyle w:val="Compact"/>
+      </w:pPr>
+      <w:r>
+        <w:rPr>
+          <w:b/>
+        </w:rPr>
+        <w:t xml:space="preserve">The custodian and the building engineer</w:t>
+      </w:r>
+      <w:r>
+        <w:t xml:space="preserve">, for Lessons 6.16 and 6.17. A two-minute conversation the week before about a four-burner, full-oven day and a room that gets cleaned to a signed checklist, and in exchange a working exhaust fan, an extra bus tub, and a warning if the hot water is out.</w:t>
+      </w:r>
+    </w:p>
+    <w:p>
+      <w:pPr>
+        <w:pStyle w:val="FirstParagraph"/>
+      </w:pPr>
+      <w:r>
+        <w:rPr>
+          <w:b/>
+        </w:rPr>
+        <w:t xml:space="preserve">Community:</w:t>
+      </w:r>
+    </w:p>
+    <w:p>
+      <w:pPr>
+        <w:numPr>
+          <w:ilvl w:val="0"/>
+          <w:numId w:val="1030"/>
+        </w:numPr>
+        <w:pStyle w:val="Compact"/>
+      </w:pPr>
+      <w:r>
+        <w:rPr>
+          <w:b/>
+        </w:rPr>
+        <w:t xml:space="preserve">A supermarket manager</w:t>
+      </w:r>
+      <w:r>
+        <w:t xml:space="preserve"> </w:t>
+      </w:r>
+      <w:r>
+        <w:t xml:space="preserve">(the store the circular comes from), for Lessons 6.12, 6.13, and 6.15.</w:t>
+      </w:r>
+      <w:r>
+        <w:t xml:space="preserve"> </w:t>
+      </w:r>
+      <w:r>
+        <w:rPr>
+          <w:b/>
+        </w:rPr>
+        <w:t xml:space="preserve">FACS gives:</w:t>
+      </w:r>
+      <w:r>
+        <w:t xml:space="preserve"> </w:t>
+      </w:r>
+      <w:r>
+        <w:t xml:space="preserve">a class of customers who can read a unit price, a thank-you note from every student, and a real purchase.</w:t>
+      </w:r>
+      <w:r>
+        <w:t xml:space="preserve"> </w:t>
+      </w:r>
+      <w:r>
+        <w:rPr>
+          <w:b/>
+        </w:rPr>
+        <w:t xml:space="preserve">FACS gets:</w:t>
+      </w:r>
+      <w:r>
+        <w:t xml:space="preserve"> </w:t>
+      </w:r>
+      <w:r>
+        <w:t xml:space="preserve">a stack of this week’s circulars, a five-minute answer on why a store brand costs less and who writes the circular, sometimes a donation toward the $80, and occasionally permission to bring two students along on the shopping trip.</w:t>
+      </w:r>
+      <w:r>
+        <w:t xml:space="preserve"> </w:t>
+      </w:r>
+      <w:r>
+        <w:rPr>
+          <w:rStyle w:val="TeacherNote"/>
+        </w:rPr>
+        <w:t xml:space="preserve">[Sal: you priced the King Kullen lists yourself; ask the manager whether they will hold the order and whether they do school donations.]</w:t>
+      </w:r>
+    </w:p>
+    <w:p>
+      <w:pPr>
+        <w:numPr>
+          <w:ilvl w:val="0"/>
+          <w:numId w:val="1030"/>
+        </w:numPr>
+        <w:pStyle w:val="Compact"/>
+      </w:pPr>
+      <w:r>
+        <w:rPr>
+          <w:b/>
+        </w:rPr>
+        <w:t xml:space="preserve">A Cornell Cooperative Extension of Suffolk County educator</w:t>
+      </w:r>
+      <w:r>
+        <w:t xml:space="preserve">, for Lessons 6.5, 6.4, and 6.18.</w:t>
+      </w:r>
+      <w:r>
+        <w:t xml:space="preserve"> </w:t>
+      </w:r>
+      <w:r>
+        <w:rPr>
+          <w:b/>
+        </w:rPr>
+        <w:t xml:space="preserve">FACS gives:</w:t>
+      </w:r>
+      <w:r>
+        <w:t xml:space="preserve"> </w:t>
+      </w:r>
+      <w:r>
+        <w:t xml:space="preserve">a class that has audited its own waste, planted something, and studied food access, plus a ready audience for a program Extension already runs in schools.</w:t>
+      </w:r>
+      <w:r>
+        <w:t xml:space="preserve"> </w:t>
+      </w:r>
+      <w:r>
+        <w:rPr>
+          <w:b/>
+        </w:rPr>
+        <w:t xml:space="preserve">FACS gets:</w:t>
+      </w:r>
+      <w:r>
+        <w:t xml:space="preserve"> </w:t>
+      </w:r>
+      <w:r>
+        <w:t xml:space="preserve">a professional who can talk about local growing, composting, food safety, and nutrition, materials that are free and already written for this age, and a real person behind the farmer, agricultural engineer, and dietitian cards. This is the easiest yes on the list.</w:t>
+      </w:r>
+    </w:p>
+    <w:p>
+      <w:pPr>
+        <w:numPr>
+          <w:ilvl w:val="0"/>
+          <w:numId w:val="1030"/>
+        </w:numPr>
+        <w:pStyle w:val="Compact"/>
+      </w:pPr>
+      <w:r>
+        <w:rPr>
+          <w:b/>
+        </w:rPr>
+        <w:t xml:space="preserve">A local farm or farmers market vendor</w:t>
+      </w:r>
+      <w:r>
+        <w:t xml:space="preserve"> </w:t>
+      </w:r>
+      <w:r>
+        <w:t xml:space="preserve">on the North Fork or at the nearest market, for Lessons 6.2 and 6.18.</w:t>
+      </w:r>
+      <w:r>
+        <w:t xml:space="preserve"> </w:t>
+      </w:r>
+      <w:r>
+        <w:rPr>
+          <w:b/>
+        </w:rPr>
+        <w:t xml:space="preserve">FACS gives:</w:t>
+      </w:r>
+      <w:r>
+        <w:t xml:space="preserve"> </w:t>
+      </w:r>
+      <w:r>
+        <w:t xml:space="preserve">twenty-eight families who now know what</w:t>
+      </w:r>
+      <w:r>
+        <w:t xml:space="preserve"> </w:t>
+      </w:r>
+      <w:r>
+        <w:t xml:space="preserve">“</w:t>
+      </w:r>
+      <w:r>
+        <w:t xml:space="preserve">in season</w:t>
+      </w:r>
+      <w:r>
+        <w:t xml:space="preserve">”</w:t>
+      </w:r>
+      <w:r>
+        <w:t xml:space="preserve"> </w:t>
+      </w:r>
+      <w:r>
+        <w:t xml:space="preserve">means and where the market is, and a thank-you from the class.</w:t>
+      </w:r>
+      <w:r>
+        <w:t xml:space="preserve"> </w:t>
+      </w:r>
+      <w:r>
+        <w:rPr>
+          <w:b/>
+        </w:rPr>
+        <w:t xml:space="preserve">FACS gets:</w:t>
+      </w:r>
+      <w:r>
+        <w:t xml:space="preserve"> </w:t>
+      </w:r>
+      <w:r>
+        <w:t xml:space="preserve">ten minutes on what actually grows here and when, what a grower is paid compared to the shelf price, and one story about a season that went wrong.</w:t>
+      </w:r>
+    </w:p>
+    <w:p>
+      <w:pPr>
+        <w:numPr>
+          <w:ilvl w:val="0"/>
+          <w:numId w:val="1030"/>
+        </w:numPr>
+        <w:pStyle w:val="Compact"/>
+      </w:pPr>
+      <w:r>
+        <w:rPr>
+          <w:b/>
+        </w:rPr>
+        <w:t xml:space="preserve">A food pantry or food rescue organization</w:t>
+      </w:r>
+      <w:r>
+        <w:t xml:space="preserve">, for Lessons 6.4 and 6.17.</w:t>
+      </w:r>
+      <w:r>
+        <w:t xml:space="preserve"> </w:t>
+      </w:r>
+      <w:r>
+        <w:rPr>
+          <w:b/>
+        </w:rPr>
+        <w:t xml:space="preserve">FACS gives:</w:t>
+      </w:r>
+      <w:r>
+        <w:t xml:space="preserve"> </w:t>
+      </w:r>
+      <w:r>
+        <w:t xml:space="preserve">unopened, in-date, shelf-stable leftovers where the pantry’s rules allow it, a class that has counted its own waste, and students who know what SNAP and WIC are.</w:t>
+      </w:r>
+      <w:r>
+        <w:t xml:space="preserve"> </w:t>
+      </w:r>
+      <w:r>
+        <w:rPr>
+          <w:b/>
+        </w:rPr>
+        <w:t xml:space="preserve">FACS gets:</w:t>
+      </w:r>
+      <w:r>
+        <w:t xml:space="preserve"> </w:t>
+      </w:r>
+      <w:r>
+        <w:t xml:space="preserve">one visit or one email answering what they wish more people understood about feeding a group, and real numbers about need in this county.</w:t>
+      </w:r>
+      <w:r>
+        <w:t xml:space="preserve"> </w:t>
+      </w:r>
+      <w:r>
+        <w:rPr>
+          <w:rStyle w:val="TeacherNote"/>
+        </w:rPr>
+        <w:t xml:space="preserve">[Sal: name the pantry near your school and check their donation rules before promising anything. Many will not take open packages or anything cooked in a school kitchen.]</w:t>
+      </w:r>
+    </w:p>
+    <w:p>
+      <w:pPr>
+        <w:pStyle w:val="Heading2"/>
+      </w:pPr>
+      <w:bookmarkStart w:id="44" w:name="vocabulary-for-translation"/>
+      <w:r>
+        <w:t xml:space="preserve">13. Vocabulary for translation</w:t>
+      </w:r>
+      <w:bookmarkEnd w:id="44"/>
+    </w:p>
+    <w:p>
+      <w:pPr>
+        <w:pStyle w:val="FirstParagraph"/>
+      </w:pPr>
+      <w:r>
+        <w:t xml:space="preserve">See</w:t>
+      </w:r>
+      <w:r>
+        <w:t xml:space="preserve"> </w:t>
+      </w:r>
+      <w:r>
+        <w:rPr>
+          <w:rStyle w:val="VerbatimChar"/>
+        </w:rPr>
+        <w:t xml:space="preserve">Vocabulary 06.md</w:t>
+      </w:r>
+      <w:r>
+        <w:t xml:space="preserve">: about 45 Tier 3 terms across the four topics with a one-line student definition written for a grade 6 to 7 reader and columns for Turkish, Portuguese, and Spanish, marked</w:t>
+      </w:r>
+      <w:r>
+        <w:t xml:space="preserve"> </w:t>
+      </w:r>
+      <w:r>
+        <w:rPr>
+          <w:b/>
+        </w:rPr>
+        <w:t xml:space="preserve">[check with a native speaker]</w:t>
+      </w:r>
+      <w:r>
+        <w:t xml:space="preserve"> </w:t>
+      </w:r>
+      <w:r>
+        <w:t xml:space="preserve">until a native speaker, a bilingual colleague, or the ENL teacher verifies the whole table. The file also carries sentence starters in all four languages for three things: taking a role in a lab, writing the dish research card, and writing the project reflection. Each lesson names its own Tier 3 words and its handout carries a word bank pulled from the table. The site’s Materials page prints the table as picture-ready cards.</w:t>
+      </w:r>
+    </w:p>
+    <w:p>
+      <w:pPr>
+        <w:pStyle w:val="Heading2"/>
+      </w:pPr>
+      <w:bookmarkStart w:id="45" w:name="what-sal-should-replace"/>
+      <w:r>
+        <w:t xml:space="preserve">14. What Sal should replace</w:t>
+      </w:r>
+      <w:bookmarkEnd w:id="45"/>
+    </w:p>
+    <w:p>
+      <w:pPr>
+        <w:pStyle w:val="FirstParagraph"/>
+      </w:pPr>
+      <w:r>
+        <w:t xml:space="preserve">Placeholders in the three unit-level files (</w:t>
+      </w:r>
+      <w:r>
+        <w:rPr>
+          <w:rStyle w:val="VerbatimChar"/>
+        </w:rPr>
+        <w:t xml:space="preserve">Unit 06</w:t>
+      </w:r>
+      <w:r>
+        <w:t xml:space="preserve">,</w:t>
+      </w:r>
+      <w:r>
+        <w:t xml:space="preserve"> </w:t>
+      </w:r>
+      <w:r>
+        <w:rPr>
+          <w:rStyle w:val="VerbatimChar"/>
+        </w:rPr>
+        <w:t xml:space="preserve">Calendar 06</w:t>
+      </w:r>
+      <w:r>
+        <w:t xml:space="preserve">,</w:t>
+      </w:r>
+      <w:r>
+        <w:t xml:space="preserve"> </w:t>
+      </w:r>
+      <w:r>
+        <w:rPr>
+          <w:rStyle w:val="VerbatimChar"/>
+        </w:rPr>
+        <w:t xml:space="preserve">Vocabulary 06</w:t>
+      </w:r>
+      <w:r>
+        <w:t xml:space="preserve">). The lesson, project, rubric, handout, and assessment files list their own.</w:t>
+      </w:r>
+    </w:p>
+    <w:p>
+      <w:pPr>
+        <w:pStyle w:val="BodyText"/>
+      </w:pPr>
+      <w:r>
+        <w:t xml:space="preserve">In this unit plan:</w:t>
+      </w:r>
+    </w:p>
+    <w:p>
+      <w:pPr>
+        <w:numPr>
+          <w:ilvl w:val="0"/>
+          <w:numId w:val="1031"/>
+        </w:numPr>
+        <w:pStyle w:val="Compact"/>
+      </w:pPr>
+      <w:r>
+        <w:t xml:space="preserve">Section 2.3:</w:t>
+      </w:r>
+      <w:r>
+        <w:t xml:space="preserve"> </w:t>
+      </w:r>
+      <w:r>
+        <w:rPr>
+          <w:rStyle w:val="TeacherNote"/>
+        </w:rPr>
+        <w:t xml:space="preserve">[Sal: confirm the current New York food donation and food scrap recycling thresholds and whether your school is covered before you state numbers to students.]</w:t>
+      </w:r>
+    </w:p>
+    <w:p>
+      <w:pPr>
+        <w:numPr>
+          <w:ilvl w:val="0"/>
+          <w:numId w:val="1031"/>
+        </w:numPr>
+        <w:pStyle w:val="Compact"/>
+      </w:pPr>
+      <w:r>
+        <w:t xml:space="preserve">Section 7:</w:t>
+      </w:r>
+      <w:r>
+        <w:t xml:space="preserve"> </w:t>
+      </w:r>
+      <w:r>
+        <w:rPr>
+          <w:rStyle w:val="TeacherNote"/>
+        </w:rPr>
+        <w:t xml:space="preserve">[Sal: confirm the Standard 1, 2, and 3 wording against the NYSED PDF before the standards map goes live; see crosswalk E.4.]</w:t>
+      </w:r>
+    </w:p>
+    <w:p>
+      <w:pPr>
+        <w:numPr>
+          <w:ilvl w:val="0"/>
+          <w:numId w:val="1031"/>
+        </w:numPr>
+        <w:pStyle w:val="Compact"/>
+      </w:pPr>
+      <w:r>
+        <w:t xml:space="preserve">Section 7:</w:t>
+      </w:r>
+      <w:r>
+        <w:t xml:space="preserve"> </w:t>
+      </w:r>
+      <w:r>
+        <w:rPr>
+          <w:rStyle w:val="TeacherNote"/>
+        </w:rPr>
+        <w:t xml:space="preserve">[Sal: verify the Career Ready Practices text against careertech.org before the full list goes on the site.]</w:t>
+      </w:r>
+    </w:p>
+    <w:p>
+      <w:pPr>
+        <w:numPr>
+          <w:ilvl w:val="0"/>
+          <w:numId w:val="1031"/>
+        </w:numPr>
+        <w:pStyle w:val="Compact"/>
+      </w:pPr>
+      <w:r>
+        <w:t xml:space="preserve">Section 8:</w:t>
+      </w:r>
+      <w:r>
+        <w:t xml:space="preserve"> </w:t>
+      </w:r>
+      <w:r>
+        <w:rPr>
+          <w:rStyle w:val="TeacherNote"/>
+        </w:rPr>
+        <w:t xml:space="preserve">[Sal: if your school lets you invite a guest, Lesson 6.17 is the period.]</w:t>
+      </w:r>
+    </w:p>
+    <w:p>
+      <w:pPr>
+        <w:numPr>
+          <w:ilvl w:val="0"/>
+          <w:numId w:val="1031"/>
+        </w:numPr>
+        <w:pStyle w:val="Compact"/>
+      </w:pPr>
+      <w:r>
+        <w:t xml:space="preserve">Section 10:</w:t>
+      </w:r>
+      <w:r>
+        <w:t xml:space="preserve"> </w:t>
+      </w:r>
+      <w:r>
+        <w:rPr>
+          <w:rStyle w:val="TeacherNote"/>
+        </w:rPr>
+        <w:t xml:space="preserve">[Sal: confirm the burner count, the oven count, whether a toaster oven or a second oven exists, and how much refrigerator space you actually get.]</w:t>
+      </w:r>
+    </w:p>
+    <w:p>
+      <w:pPr>
+        <w:numPr>
+          <w:ilvl w:val="0"/>
+          <w:numId w:val="1031"/>
+        </w:numPr>
+        <w:pStyle w:val="Compact"/>
+      </w:pPr>
+      <w:r>
+        <w:t xml:space="preserve">Section 10:</w:t>
+      </w:r>
+      <w:r>
+        <w:t xml:space="preserve"> </w:t>
+      </w:r>
+      <w:r>
+        <w:rPr>
+          <w:rStyle w:val="TeacherNote"/>
+        </w:rPr>
+        <w:t xml:space="preserve">[Sal: put your school’s supply budget here. Do not cut the project; cut its station count.]</w:t>
+      </w:r>
+    </w:p>
+    <w:p>
+      <w:pPr>
+        <w:numPr>
+          <w:ilvl w:val="0"/>
+          <w:numId w:val="1031"/>
+        </w:numPr>
+        <w:pStyle w:val="Compact"/>
+      </w:pPr>
+      <w:r>
+        <w:t xml:space="preserve">Section 10:</w:t>
+      </w:r>
+      <w:r>
+        <w:t xml:space="preserve"> </w:t>
+      </w:r>
+      <w:r>
+        <w:rPr>
+          <w:rStyle w:val="TeacherNote"/>
+        </w:rPr>
         <w:t xml:space="preserve">[Sal: if a handout name on a lesson page does not match this list, the lesson page wins.]</w:t>
       </w:r>
     </w:p>
     <w:p>
       <w:pPr>
-        <w:pStyle w:val="BodyText"/>
-      </w:pPr>
-      <w:r>
-        <w:rPr>
-          <w:b/>
-        </w:rPr>
-        <w:t xml:space="preserve">Slides:</w:t>
-      </w:r>
-      <w:r>
-        <w:t xml:space="preserve"> </w:t>
-      </w:r>
-      <w:r>
-        <w:t xml:space="preserve">one outline per lesson,</w:t>
+        <w:numPr>
+          <w:ilvl w:val="0"/>
+          <w:numId w:val="1031"/>
+        </w:numPr>
+        <w:pStyle w:val="Compact"/>
+      </w:pPr>
+      <w:r>
+        <w:t xml:space="preserve">Section 11:</w:t>
+      </w:r>
+      <w:r>
+        <w:t xml:space="preserve"> </w:t>
+      </w:r>
+      <w:r>
+        <w:rPr>
+          <w:rStyle w:val="TeacherNote"/>
+        </w:rPr>
+        <w:t xml:space="preserve">[Sal: ask science in September which grade does controlled experiments and when.]</w:t>
+      </w:r>
+    </w:p>
+    <w:p>
+      <w:pPr>
+        <w:numPr>
+          <w:ilvl w:val="0"/>
+          <w:numId w:val="1031"/>
+        </w:numPr>
+        <w:pStyle w:val="Compact"/>
+      </w:pPr>
+      <w:r>
+        <w:t xml:space="preserve">Section 11:</w:t>
+      </w:r>
+      <w:r>
+        <w:t xml:space="preserve"> </w:t>
+      </w:r>
+      <w:r>
+        <w:rPr>
+          <w:rStyle w:val="TeacherNote"/>
+        </w:rPr>
+        <w:t xml:space="preserve">[Sal: ask math which grade has unit rate and percent change by April.]</w:t>
+      </w:r>
+    </w:p>
+    <w:p>
+      <w:pPr>
+        <w:numPr>
+          <w:ilvl w:val="0"/>
+          <w:numId w:val="1031"/>
+        </w:numPr>
+        <w:pStyle w:val="Compact"/>
+      </w:pPr>
+      <w:r>
+        <w:t xml:space="preserve">Section 11:</w:t>
+      </w:r>
+      <w:r>
+        <w:t xml:space="preserve"> </w:t>
+      </w:r>
+      <w:r>
+        <w:rPr>
+          <w:rStyle w:val="TeacherNote"/>
+        </w:rPr>
+        <w:t xml:space="preserve">[Sal: the Brentwood cafeteria manager is somebody you already know; if your school’s food service is contracted out, ask the district’s or the vendor’s food service director.]</w:t>
+      </w:r>
+    </w:p>
+    <w:p>
+      <w:pPr>
+        <w:numPr>
+          <w:ilvl w:val="0"/>
+          <w:numId w:val="1031"/>
+        </w:numPr>
+        <w:pStyle w:val="Compact"/>
+      </w:pPr>
+      <w:r>
+        <w:t xml:space="preserve">Section 11:</w:t>
+      </w:r>
+      <w:r>
+        <w:t xml:space="preserve"> </w:t>
+      </w:r>
+      <w:r>
+        <w:rPr>
+          <w:rStyle w:val="TeacherNote"/>
+        </w:rPr>
+        <w:t xml:space="preserve">[Sal: tell the health teacher before Lesson 6.4 that food insecurity will be named in your room that week.]</w:t>
+      </w:r>
+    </w:p>
+    <w:p>
+      <w:pPr>
+        <w:numPr>
+          <w:ilvl w:val="0"/>
+          <w:numId w:val="1031"/>
+        </w:numPr>
+        <w:pStyle w:val="Compact"/>
+      </w:pPr>
+      <w:r>
+        <w:t xml:space="preserve">Section 12:</w:t>
+      </w:r>
+      <w:r>
+        <w:t xml:space="preserve"> </w:t>
+      </w:r>
+      <w:r>
+        <w:rPr>
+          <w:rStyle w:val="TeacherNote"/>
+        </w:rPr>
+        <w:t xml:space="preserve">[Sal: name the cafeteria manager, the science teacher, the math teacher, the supermarket manager, the farm or market vendor, and the pantry once you know the building and the neighborhood.]</w:t>
+      </w:r>
+    </w:p>
+    <w:p>
+      <w:pPr>
+        <w:numPr>
+          <w:ilvl w:val="0"/>
+          <w:numId w:val="1031"/>
+        </w:numPr>
+        <w:pStyle w:val="Compact"/>
+      </w:pPr>
+      <w:r>
+        <w:t xml:space="preserve">Not a placeholder and no longer a gap:</w:t>
+      </w:r>
+      <w:r>
+        <w:t xml:space="preserve"> </w:t>
+      </w:r>
+      <w:r>
+        <w:rPr>
+          <w:b/>
+        </w:rPr>
+        <w:t xml:space="preserve">FSP 3. b)</w:t>
+      </w:r>
+      <w:r>
+        <w:t xml:space="preserve"> </w:t>
+      </w:r>
+      <w:r>
+        <w:t xml:space="preserve">(how laws, regulations, and policies affect the availability, selection, and preparation of food) is taught in Lesson 6.4 in the SNAP and WIC content and in Lesson 6.5 in the packaging and waste content, and it is now printed in Lesson 6.4’s standards block and cited on objective 3, with National FCS 14.1.5 (Analyze legislation and regulations related to nutrition and wellness) as the matching competency. Lesson 6.4 also carries a one-minute optional addition in its teacher notes that names one other country’s food program, which is the half of the state’s line that says</w:t>
+      </w:r>
+      <w:r>
+        <w:t xml:space="preserve"> </w:t>
+      </w:r>
+      <w:r>
+        <w:t xml:space="preserve">“</w:t>
+      </w:r>
+      <w:r>
+        <w:t xml:space="preserve">in various regions and countries.</w:t>
+      </w:r>
+      <w:r>
+        <w:t xml:space="preserve">”</w:t>
+      </w:r>
+      <w:r>
+        <w:t xml:space="preserve"> </w:t>
+      </w:r>
+      <w:r>
+        <w:t xml:space="preserve">Nothing left for Sal to do here.</w:t>
+      </w:r>
+    </w:p>
+    <w:p>
+      <w:pPr>
+        <w:numPr>
+          <w:ilvl w:val="0"/>
+          <w:numId w:val="1031"/>
+        </w:numPr>
+        <w:pStyle w:val="Compact"/>
+      </w:pPr>
+      <w:r>
+        <w:t xml:space="preserve">Also closed:</w:t>
+      </w:r>
+      <w:r>
+        <w:t xml:space="preserve"> </w:t>
+      </w:r>
+      <w:r>
+        <w:rPr>
+          <w:b/>
+        </w:rPr>
+        <w:t xml:space="preserve">FSP 5. b)</w:t>
+      </w:r>
+      <w:r>
+        <w:t xml:space="preserve"> </w:t>
+      </w:r>
+      <w:r>
+        <w:t xml:space="preserve">(Analyze decisions about providing safe and nutritious food for individuals and families) is now printed in Lesson 6.12’s standards block and cited on objective 3, where the menu choice against the allergy list and the budget is exactly that analysis.</w:t>
       </w:r>
       <w:r>
         <w:t xml:space="preserve"> </w:t>
@@ -6488,13 +8349,13 @@
         <w:rPr>
           <w:rStyle w:val="VerbatimChar"/>
         </w:rPr>
-        <w:t xml:space="preserve">Slides 06.01</w:t>
-      </w:r>
-      <w:r>
-        <w:t xml:space="preserve"> </w:t>
-      </w:r>
-      <w:r>
-        <w:t xml:space="preserve">through</w:t>
+        <w:t xml:space="preserve">Project 06</w:t>
+      </w:r>
+      <w:r>
+        <w:t xml:space="preserve"> </w:t>
+      </w:r>
+      <w:r>
+        <w:t xml:space="preserve">and item 20 of</w:t>
       </w:r>
       <w:r>
         <w:t xml:space="preserve"> </w:t>
@@ -6503,1045 +8364,6 @@
         <w:rPr>
           <w:rStyle w:val="VerbatimChar"/>
         </w:rPr>
-        <w:t xml:space="preserve">Slides 06.18</w:t>
-      </w:r>
-      <w:r>
-        <w:t xml:space="preserve">, in the same folder. The site build renders every outline as an HTML deck.</w:t>
-      </w:r>
-    </w:p>
-    <w:p>
-      <w:pPr>
-        <w:pStyle w:val="BodyText"/>
-      </w:pPr>
-      <w:r>
-        <w:rPr>
-          <w:b/>
-        </w:rPr>
-        <w:t xml:space="preserve">No-kitchen plan for the whole unit:</w:t>
-      </w:r>
-      <w:r>
-        <w:t xml:space="preserve"> </w:t>
-      </w:r>
-      <w:r>
-        <w:t xml:space="preserve">every lesson in Topic 6.1 and Lessons 6.6, 6.10, 6.11, 6.12, 6.13, 6.14, 6.15, and 6.18 already run without a kitchen. Lesson 6.7’s quick bread has a no-oven version; Lesson 6.8 becomes a Cold Noodle Bowl (about $11 per station) and Lesson 6.9 becomes Rolled Bean and Cheese Wraps (about $13 per station), both on the same roles, phases, and station check. The project’s full no-cook version is in</w:t>
-      </w:r>
-      <w:r>
-        <w:t xml:space="preserve"> </w:t>
-      </w:r>
-      <w:r>
-        <w:rPr>
-          <w:rStyle w:val="VerbatimChar"/>
-        </w:rPr>
-        <w:t xml:space="preserve">Project 06</w:t>
-      </w:r>
-      <w:r>
-        <w:t xml:space="preserve">. A whole-unit no-kitchen run costs slightly more in paper goods and slightly less in food, and it teaches the cold chain better than the kitchen version does.</w:t>
-      </w:r>
-    </w:p>
-    <w:p>
-      <w:pPr>
-        <w:pStyle w:val="Heading2"/>
-      </w:pPr>
-      <w:bookmarkStart w:id="42" w:name="health-and-other-department-coordination"/>
-      <w:r>
-        <w:t xml:space="preserve">11. Health and other-department coordination</w:t>
-      </w:r>
-      <w:bookmarkEnd w:id="42"/>
-    </w:p>
-    <w:p>
-      <w:pPr>
-        <w:pStyle w:val="FirstParagraph"/>
-      </w:pPr>
-      <w:r>
-        <w:rPr>
-          <w:b/>
-        </w:rPr>
-        <w:t xml:space="preserve">Science.</w:t>
-      </w:r>
-      <w:r>
-        <w:t xml:space="preserve"> </w:t>
-      </w:r>
-      <w:r>
-        <w:t xml:space="preserve">Two places, and both are real opportunities rather than courtesies.</w:t>
-      </w:r>
-      <w:r>
-        <w:t xml:space="preserve"> </w:t>
-      </w:r>
-      <w:r>
-        <w:rPr>
-          <w:b/>
-        </w:rPr>
-        <w:t xml:space="preserve">The leavening lab (6.7)</w:t>
-      </w:r>
-      <w:r>
-        <w:t xml:space="preserve"> </w:t>
-      </w:r>
-      <w:r>
-        <w:t xml:space="preserve">is a controlled experiment with one variable and four controls; the science teacher’s words for variable, control, hypothesis, and conclusion should be the words on the lab sheet, so ask which wording the grade 7 and grade 8 science classes use and match it.</w:t>
-      </w:r>
-      <w:r>
-        <w:t xml:space="preserve"> </w:t>
-      </w:r>
-      <w:r>
-        <w:rPr>
-          <w:b/>
-        </w:rPr>
-        <w:t xml:space="preserve">The growing in 6.5</w:t>
-      </w:r>
-      <w:r>
-        <w:t xml:space="preserve"> </w:t>
-      </w:r>
-      <w:r>
-        <w:t xml:space="preserve">is a plant life cycle with light, water, and soil as the inputs, and the cups sit on the windowsill for six weeks, which is longer than most science units can hold a living thing. FACS gives science a four-batch data set with a measurable outcome and a windowsill; science gives FACS the vocabulary and, if willing, five minutes on Day 2 of Lesson 6.7 to look at the four batches.</w:t>
-      </w:r>
-      <w:r>
-        <w:t xml:space="preserve"> </w:t>
-      </w:r>
-      <w:r>
-        <w:rPr>
-          <w:rStyle w:val="TeacherNote"/>
-        </w:rPr>
-        <w:t xml:space="preserve">[Sal: ask in September which grade does controlled experiments and when, so Lesson 6.7 lands after it rather than before.]</w:t>
-      </w:r>
-    </w:p>
-    <w:p>
-      <w:pPr>
-        <w:pStyle w:val="BodyText"/>
-      </w:pPr>
-      <w:r>
-        <w:rPr>
-          <w:b/>
-        </w:rPr>
-        <w:t xml:space="preserve">Math.</w:t>
-      </w:r>
-      <w:r>
-        <w:t xml:space="preserve"> </w:t>
-      </w:r>
-      <w:r>
-        <w:t xml:space="preserve">Lesson 6.13 is ratio, unit conversion, and unit rate doing real work, and Lesson 6.15 is unit price. Use the same setup and the same words the math class uses: the scale factor as a ratio, the price per ounce as a unit rate, and the variance in Lesson 6.17 as percent change (end minus start over start). FACS gives math four real costing sheets, a set of unit-rate problems with a store circular attached, and the class’s own cost-per-person number; math gives FACS the method students already know and, if willing, ten minutes on Lesson 6.13 Day 2 to check the four running totals.</w:t>
-      </w:r>
-      <w:r>
-        <w:t xml:space="preserve"> </w:t>
-      </w:r>
-      <w:r>
-        <w:rPr>
-          <w:rStyle w:val="TeacherNote"/>
-        </w:rPr>
-        <w:t xml:space="preserve">[Sal: ask which grade has unit rate and percent change by April, because 6.13 and 6.17 depend on both.]</w:t>
-      </w:r>
-    </w:p>
-    <w:p>
-      <w:pPr>
-        <w:pStyle w:val="BodyText"/>
-      </w:pPr>
-      <w:r>
-        <w:rPr>
-          <w:b/>
-        </w:rPr>
-        <w:t xml:space="preserve">The cafeteria manager.</w:t>
-      </w:r>
-      <w:r>
-        <w:t xml:space="preserve"> </w:t>
-      </w:r>
-      <w:r>
-        <w:t xml:space="preserve">Three things, and this is the most useful relationship in the unit.</w:t>
-      </w:r>
-      <w:r>
-        <w:t xml:space="preserve"> </w:t>
-      </w:r>
-      <w:r>
-        <w:rPr>
-          <w:b/>
-        </w:rPr>
-        <w:t xml:space="preserve">The waste audit (6.3):</w:t>
-      </w:r>
-      <w:r>
-        <w:t xml:space="preserve"> </w:t>
-      </w:r>
-      <w:r>
-        <w:t xml:space="preserve">the audit is more honest with the manager’s cooperation, and the manager may already have a number.</w:t>
-      </w:r>
-      <w:r>
-        <w:t xml:space="preserve"> </w:t>
-      </w:r>
-      <w:r>
-        <w:rPr>
-          <w:b/>
-        </w:rPr>
-        <w:t xml:space="preserve">The allergy list:</w:t>
-      </w:r>
-      <w:r>
-        <w:t xml:space="preserve"> </w:t>
-      </w:r>
-      <w:r>
-        <w:t xml:space="preserve">the building already runs an allergen protocol and the manager knows it; the class allergy list for Lessons 6.7 through 6.17 should match what the cafeteria works from, and the nurse signs off on it.</w:t>
-      </w:r>
-      <w:r>
-        <w:t xml:space="preserve"> </w:t>
-      </w:r>
-      <w:r>
-        <w:rPr>
-          <w:b/>
-        </w:rPr>
-        <w:t xml:space="preserve">Purchasing (6.15):</w:t>
-      </w:r>
-      <w:r>
-        <w:t xml:space="preserve"> </w:t>
-      </w:r>
-      <w:r>
-        <w:t xml:space="preserve">five minutes on how the school actually buys food, what a case costs against a retail package, and what the school’s real per-meal figure is. FACS gives the manager a class that can read a unit price and a purchase list and a waste number from their own room; the manager gives FACS the building’s numbers and its protocol.</w:t>
-      </w:r>
-      <w:r>
-        <w:t xml:space="preserve"> </w:t>
-      </w:r>
-      <w:r>
-        <w:rPr>
-          <w:rStyle w:val="TeacherNote"/>
-        </w:rPr>
-        <w:t xml:space="preserve">[Sal: the Brentwood cafeteria manager is somebody you already know. If your school’s food service is contracted out, ask the district’s or the vendor’s food service director instead.]</w:t>
-      </w:r>
-    </w:p>
-    <w:p>
-      <w:pPr>
-        <w:pStyle w:val="BodyText"/>
-      </w:pPr>
-      <w:r>
-        <w:rPr>
-          <w:b/>
-        </w:rPr>
-        <w:t xml:space="preserve">Health.</w:t>
-      </w:r>
-      <w:r>
-        <w:t xml:space="preserve"> </w:t>
-      </w:r>
-      <w:r>
-        <w:t xml:space="preserve">This unit does not teach nutrition. Unit 1 taught the six nutrients, MyPlate, and labels, and the health course owns dietary guidance, body image, and eating disorders. Unit 6’s overlap with health is three narrow things: food safety and the danger zone (already taught in Unit 1 and practiced here), food access and food insecurity (Lesson 6.4, where the health course may also cover community health resources), and the cultural and social side of eating (Lessons 6.10, 6.11, 6.17). Anything a student says in Lesson 6.4 about food insecurity at home is a quiet referral to the counselor, not a class discussion, and the lesson says so.</w:t>
-      </w:r>
-      <w:r>
-        <w:t xml:space="preserve"> </w:t>
-      </w:r>
-      <w:r>
-        <w:rPr>
-          <w:rStyle w:val="TeacherNote"/>
-        </w:rPr>
-        <w:t xml:space="preserve">[Sal: tell the health teacher before Lesson 6.4 that food insecurity will be named in your room that week, so the two rooms say it the same way.]</w:t>
-      </w:r>
-    </w:p>
-    <w:p>
-      <w:pPr>
-        <w:pStyle w:val="BodyText"/>
-      </w:pPr>
-      <w:r>
-        <w:rPr>
-          <w:b/>
-        </w:rPr>
-        <w:t xml:space="preserve">Social studies.</w:t>
-      </w:r>
-      <w:r>
-        <w:t xml:space="preserve"> </w:t>
-      </w:r>
-      <w:r>
-        <w:t xml:space="preserve">If the social studies course covers trade routes, migration, or the movement of crops between continents, Lesson 6.10 is the same content from the plate side. Share the dish research card. FACS stops at what people eat and why; the causes and the chronology belong to social studies.</w:t>
-      </w:r>
-    </w:p>
-    <w:p>
-      <w:pPr>
-        <w:pStyle w:val="BodyText"/>
-      </w:pPr>
-      <w:r>
-        <w:rPr>
-          <w:b/>
-        </w:rPr>
-        <w:t xml:space="preserve">ELA.</w:t>
-      </w:r>
-      <w:r>
-        <w:t xml:space="preserve"> </w:t>
-      </w:r>
-      <w:r>
-        <w:t xml:space="preserve">The station card in Lesson 6.14 is procedural writing with a test attached, and the reflection in Lesson 6.17 is a claim with evidence. Share both templates so students see one structure for a procedure and one for an argument.</w:t>
-      </w:r>
-    </w:p>
-    <w:p>
-      <w:pPr>
-        <w:pStyle w:val="Heading2"/>
-      </w:pPr>
-      <w:bookmarkStart w:id="43" w:name="connections-in-building-and-community"/>
-      <w:r>
-        <w:t xml:space="preserve">12. Connections (in-building and community)</w:t>
-      </w:r>
-      <w:bookmarkEnd w:id="43"/>
-    </w:p>
-    <w:p>
-      <w:pPr>
-        <w:pStyle w:val="FirstParagraph"/>
-      </w:pPr>
-      <w:r>
-        <w:rPr>
-          <w:b/>
-        </w:rPr>
-        <w:t xml:space="preserve">Inside the building:</w:t>
-      </w:r>
-      <w:r>
-        <w:t xml:space="preserve"> </w:t>
-      </w:r>
-      <w:r>
-        <w:t xml:space="preserve">-</w:t>
-      </w:r>
-      <w:r>
-        <w:t xml:space="preserve"> </w:t>
-      </w:r>
-      <w:r>
-        <w:rPr>
-          <w:b/>
-        </w:rPr>
-        <w:t xml:space="preserve">The cafeteria manager</w:t>
-      </w:r>
-      <w:r>
-        <w:t xml:space="preserve">, for Lessons 6.3, 6.15, and 6.17.</w:t>
-      </w:r>
-      <w:r>
-        <w:t xml:space="preserve"> </w:t>
-      </w:r>
-      <w:r>
-        <w:rPr>
-          <w:b/>
-        </w:rPr>
-        <w:t xml:space="preserve">FACS gives:</w:t>
-      </w:r>
-      <w:r>
-        <w:t xml:space="preserve"> </w:t>
-      </w:r>
-      <w:r>
-        <w:t xml:space="preserve">the waste number from the class’s own audit and again from the project’s Zone 4 count, a class that can read a unit price and a purchase list, and thirty students who now know what the kitchen staff actually do.</w:t>
-      </w:r>
-      <w:r>
-        <w:t xml:space="preserve"> </w:t>
-      </w:r>
-      <w:r>
-        <w:rPr>
-          <w:b/>
-        </w:rPr>
-        <w:t xml:space="preserve">FACS gets:</w:t>
-      </w:r>
-      <w:r>
-        <w:t xml:space="preserve"> </w:t>
-      </w:r>
-      <w:r>
-        <w:t xml:space="preserve">the building’s real per-meal cost, the allergen protocol the school already runs, five minutes on case pricing versus retail pricing, and cooperation on the audit.</w:t>
-      </w:r>
-      <w:r>
-        <w:t xml:space="preserve"> </w:t>
-      </w:r>
-      <w:r>
-        <w:rPr>
-          <w:rStyle w:val="TeacherNote"/>
-        </w:rPr>
-        <w:t xml:space="preserve">[Sal: name the person once you know the building.]</w:t>
-      </w:r>
-      <w:r>
-        <w:t xml:space="preserve"> </w:t>
-      </w:r>
-      <w:r>
-        <w:t xml:space="preserve">-</w:t>
-      </w:r>
-      <w:r>
-        <w:t xml:space="preserve"> </w:t>
-      </w:r>
-      <w:r>
-        <w:rPr>
-          <w:b/>
-        </w:rPr>
-        <w:t xml:space="preserve">The science teacher</w:t>
-      </w:r>
-      <w:r>
-        <w:t xml:space="preserve">, for Lessons 6.5 and 6.7.</w:t>
-      </w:r>
-      <w:r>
-        <w:t xml:space="preserve"> </w:t>
-      </w:r>
-      <w:r>
-        <w:rPr>
-          <w:b/>
-        </w:rPr>
-        <w:t xml:space="preserve">FACS gives:</w:t>
-      </w:r>
-      <w:r>
-        <w:t xml:space="preserve"> </w:t>
-      </w:r>
-      <w:r>
-        <w:t xml:space="preserve">a four-batch controlled experiment with a measurable rise, a windowsill of living plants that lasts six weeks, and a lab sheet using science’s own vocabulary.</w:t>
-      </w:r>
-      <w:r>
-        <w:t xml:space="preserve"> </w:t>
-      </w:r>
-      <w:r>
-        <w:rPr>
-          <w:b/>
-        </w:rPr>
-        <w:t xml:space="preserve">FACS gets:</w:t>
-      </w:r>
-      <w:r>
-        <w:t xml:space="preserve"> </w:t>
-      </w:r>
-      <w:r>
-        <w:t xml:space="preserve">the department’s wording for variable, control, and hypothesis, and, if willing, five minutes in the room on the day the batches come out of the oven.</w:t>
-      </w:r>
-      <w:r>
-        <w:t xml:space="preserve"> </w:t>
-      </w:r>
-      <w:r>
-        <w:rPr>
-          <w:rStyle w:val="TeacherNote"/>
-        </w:rPr>
-        <w:t xml:space="preserve">[Sal: name the teacher and ask which grade does controlled experiments.]</w:t>
-      </w:r>
-      <w:r>
-        <w:t xml:space="preserve"> </w:t>
-      </w:r>
-      <w:r>
-        <w:t xml:space="preserve">-</w:t>
-      </w:r>
-      <w:r>
-        <w:t xml:space="preserve"> </w:t>
-      </w:r>
-      <w:r>
-        <w:rPr>
-          <w:b/>
-        </w:rPr>
-        <w:t xml:space="preserve">The math teacher</w:t>
-      </w:r>
-      <w:r>
-        <w:t xml:space="preserve">, for Lessons 6.13 and 6.15 (see Section 11).</w:t>
-      </w:r>
-      <w:r>
-        <w:t xml:space="preserve"> </w:t>
-      </w:r>
-      <w:r>
-        <w:t xml:space="preserve">-</w:t>
-      </w:r>
-      <w:r>
-        <w:t xml:space="preserve"> </w:t>
-      </w:r>
-      <w:r>
-        <w:rPr>
-          <w:b/>
-        </w:rPr>
-        <w:t xml:space="preserve">The custodian and the building engineer</w:t>
-      </w:r>
-      <w:r>
-        <w:t xml:space="preserve">, for Lessons 6.16 and 6.17. A two-minute conversation the week before about a four-burner, full-oven day and a room that gets cleaned to a signed checklist, and in exchange a working exhaust fan, an extra bus tub, and a warning if the hot water is out.</w:t>
-      </w:r>
-    </w:p>
-    <w:p>
-      <w:pPr>
-        <w:pStyle w:val="BodyText"/>
-      </w:pPr>
-      <w:r>
-        <w:rPr>
-          <w:b/>
-        </w:rPr>
-        <w:t xml:space="preserve">Community:</w:t>
-      </w:r>
-      <w:r>
-        <w:t xml:space="preserve"> </w:t>
-      </w:r>
-      <w:r>
-        <w:t xml:space="preserve">-</w:t>
-      </w:r>
-      <w:r>
-        <w:t xml:space="preserve"> </w:t>
-      </w:r>
-      <w:r>
-        <w:rPr>
-          <w:b/>
-        </w:rPr>
-        <w:t xml:space="preserve">A supermarket manager</w:t>
-      </w:r>
-      <w:r>
-        <w:t xml:space="preserve"> </w:t>
-      </w:r>
-      <w:r>
-        <w:t xml:space="preserve">(the store the circular comes from), for Lessons 6.12, 6.13, and 6.15.</w:t>
-      </w:r>
-      <w:r>
-        <w:t xml:space="preserve"> </w:t>
-      </w:r>
-      <w:r>
-        <w:rPr>
-          <w:b/>
-        </w:rPr>
-        <w:t xml:space="preserve">FACS gives:</w:t>
-      </w:r>
-      <w:r>
-        <w:t xml:space="preserve"> </w:t>
-      </w:r>
-      <w:r>
-        <w:t xml:space="preserve">a class of customers who can read a unit price, a thank-you note from every student, and a real purchase.</w:t>
-      </w:r>
-      <w:r>
-        <w:t xml:space="preserve"> </w:t>
-      </w:r>
-      <w:r>
-        <w:rPr>
-          <w:b/>
-        </w:rPr>
-        <w:t xml:space="preserve">FACS gets:</w:t>
-      </w:r>
-      <w:r>
-        <w:t xml:space="preserve"> </w:t>
-      </w:r>
-      <w:r>
-        <w:t xml:space="preserve">a stack of this week’s circulars, a five-minute answer on why a store brand costs less and who writes the circular, sometimes a donation toward the $80, and occasionally permission to bring two students along on the shopping trip.</w:t>
-      </w:r>
-      <w:r>
-        <w:t xml:space="preserve"> </w:t>
-      </w:r>
-      <w:r>
-        <w:rPr>
-          <w:rStyle w:val="TeacherNote"/>
-        </w:rPr>
-        <w:t xml:space="preserve">[Sal: you priced the King Kullen lists yourself; ask the manager whether they will hold the order and whether they do school donations.]</w:t>
-      </w:r>
-      <w:r>
-        <w:t xml:space="preserve"> </w:t>
-      </w:r>
-      <w:r>
-        <w:t xml:space="preserve">-</w:t>
-      </w:r>
-      <w:r>
-        <w:t xml:space="preserve"> </w:t>
-      </w:r>
-      <w:r>
-        <w:rPr>
-          <w:b/>
-        </w:rPr>
-        <w:t xml:space="preserve">A Cornell Cooperative Extension of Suffolk County educator</w:t>
-      </w:r>
-      <w:r>
-        <w:t xml:space="preserve">, for Lessons 6.5, 6.4, and 6.18.</w:t>
-      </w:r>
-      <w:r>
-        <w:t xml:space="preserve"> </w:t>
-      </w:r>
-      <w:r>
-        <w:rPr>
-          <w:b/>
-        </w:rPr>
-        <w:t xml:space="preserve">FACS gives:</w:t>
-      </w:r>
-      <w:r>
-        <w:t xml:space="preserve"> </w:t>
-      </w:r>
-      <w:r>
-        <w:t xml:space="preserve">a class that has audited its own waste, planted something, and studied food access, plus a ready audience for a program Extension already runs in schools.</w:t>
-      </w:r>
-      <w:r>
-        <w:t xml:space="preserve"> </w:t>
-      </w:r>
-      <w:r>
-        <w:rPr>
-          <w:b/>
-        </w:rPr>
-        <w:t xml:space="preserve">FACS gets:</w:t>
-      </w:r>
-      <w:r>
-        <w:t xml:space="preserve"> </w:t>
-      </w:r>
-      <w:r>
-        <w:t xml:space="preserve">a professional who can talk about local growing, composting, food safety, and nutrition, materials that are free and already written for this age, and a real person behind the farmer, agricultural engineer, and dietitian cards. This is the easiest yes on the list.</w:t>
-      </w:r>
-      <w:r>
-        <w:t xml:space="preserve"> </w:t>
-      </w:r>
-      <w:r>
-        <w:t xml:space="preserve">-</w:t>
-      </w:r>
-      <w:r>
-        <w:t xml:space="preserve"> </w:t>
-      </w:r>
-      <w:r>
-        <w:rPr>
-          <w:b/>
-        </w:rPr>
-        <w:t xml:space="preserve">A local farm or farmers market vendor</w:t>
-      </w:r>
-      <w:r>
-        <w:t xml:space="preserve"> </w:t>
-      </w:r>
-      <w:r>
-        <w:t xml:space="preserve">on the North Fork or at the nearest market, for Lessons 6.2 and 6.18.</w:t>
-      </w:r>
-      <w:r>
-        <w:t xml:space="preserve"> </w:t>
-      </w:r>
-      <w:r>
-        <w:rPr>
-          <w:b/>
-        </w:rPr>
-        <w:t xml:space="preserve">FACS gives:</w:t>
-      </w:r>
-      <w:r>
-        <w:t xml:space="preserve"> </w:t>
-      </w:r>
-      <w:r>
-        <w:t xml:space="preserve">twenty-eight families who now know what</w:t>
-      </w:r>
-      <w:r>
-        <w:t xml:space="preserve"> </w:t>
-      </w:r>
-      <w:r>
-        <w:t xml:space="preserve">“</w:t>
-      </w:r>
-      <w:r>
-        <w:t xml:space="preserve">in season</w:t>
-      </w:r>
-      <w:r>
-        <w:t xml:space="preserve">”</w:t>
-      </w:r>
-      <w:r>
-        <w:t xml:space="preserve"> </w:t>
-      </w:r>
-      <w:r>
-        <w:t xml:space="preserve">means and where the market is, and a thank-you from the class.</w:t>
-      </w:r>
-      <w:r>
-        <w:t xml:space="preserve"> </w:t>
-      </w:r>
-      <w:r>
-        <w:rPr>
-          <w:b/>
-        </w:rPr>
-        <w:t xml:space="preserve">FACS gets:</w:t>
-      </w:r>
-      <w:r>
-        <w:t xml:space="preserve"> </w:t>
-      </w:r>
-      <w:r>
-        <w:t xml:space="preserve">ten minutes on what actually grows here and when, what a grower is paid compared to the shelf price, and one story about a season that went wrong.</w:t>
-      </w:r>
-      <w:r>
-        <w:t xml:space="preserve"> </w:t>
-      </w:r>
-      <w:r>
-        <w:t xml:space="preserve">-</w:t>
-      </w:r>
-      <w:r>
-        <w:t xml:space="preserve"> </w:t>
-      </w:r>
-      <w:r>
-        <w:rPr>
-          <w:b/>
-        </w:rPr>
-        <w:t xml:space="preserve">A food pantry or food rescue organization</w:t>
-      </w:r>
-      <w:r>
-        <w:t xml:space="preserve">, for Lessons 6.4 and 6.17.</w:t>
-      </w:r>
-      <w:r>
-        <w:t xml:space="preserve"> </w:t>
-      </w:r>
-      <w:r>
-        <w:rPr>
-          <w:b/>
-        </w:rPr>
-        <w:t xml:space="preserve">FACS gives:</w:t>
-      </w:r>
-      <w:r>
-        <w:t xml:space="preserve"> </w:t>
-      </w:r>
-      <w:r>
-        <w:t xml:space="preserve">unopened, in-date, shelf-stable leftovers where the pantry’s rules allow it, a class that has counted its own waste, and students who know what SNAP and WIC are.</w:t>
-      </w:r>
-      <w:r>
-        <w:t xml:space="preserve"> </w:t>
-      </w:r>
-      <w:r>
-        <w:rPr>
-          <w:b/>
-        </w:rPr>
-        <w:t xml:space="preserve">FACS gets:</w:t>
-      </w:r>
-      <w:r>
-        <w:t xml:space="preserve"> </w:t>
-      </w:r>
-      <w:r>
-        <w:t xml:space="preserve">one visit or one email answering what they wish more people understood about feeding a group, and real numbers about need in this county.</w:t>
-      </w:r>
-      <w:r>
-        <w:t xml:space="preserve"> </w:t>
-      </w:r>
-      <w:r>
-        <w:rPr>
-          <w:rStyle w:val="TeacherNote"/>
-        </w:rPr>
-        <w:t xml:space="preserve">[Sal: name the pantry near your school and check their donation rules before promising anything. Many will not take open packages or anything cooked in a school kitchen.]</w:t>
-      </w:r>
-    </w:p>
-    <w:p>
-      <w:pPr>
-        <w:pStyle w:val="Heading2"/>
-      </w:pPr>
-      <w:bookmarkStart w:id="44" w:name="vocabulary-for-translation"/>
-      <w:r>
-        <w:t xml:space="preserve">13. Vocabulary for translation</w:t>
-      </w:r>
-      <w:bookmarkEnd w:id="44"/>
-    </w:p>
-    <w:p>
-      <w:pPr>
-        <w:pStyle w:val="FirstParagraph"/>
-      </w:pPr>
-      <w:r>
-        <w:t xml:space="preserve">See</w:t>
-      </w:r>
-      <w:r>
-        <w:t xml:space="preserve"> </w:t>
-      </w:r>
-      <w:r>
-        <w:rPr>
-          <w:rStyle w:val="VerbatimChar"/>
-        </w:rPr>
-        <w:t xml:space="preserve">Vocabulary 06.md</w:t>
-      </w:r>
-      <w:r>
-        <w:t xml:space="preserve">: about 45 Tier 3 terms across the four topics with a one-line student definition written for a grade 6 to 7 reader and columns for Turkish, Portuguese, and Spanish, marked</w:t>
-      </w:r>
-      <w:r>
-        <w:t xml:space="preserve"> </w:t>
-      </w:r>
-      <w:r>
-        <w:rPr>
-          <w:b/>
-        </w:rPr>
-        <w:t xml:space="preserve">[check with a native speaker]</w:t>
-      </w:r>
-      <w:r>
-        <w:t xml:space="preserve"> </w:t>
-      </w:r>
-      <w:r>
-        <w:t xml:space="preserve">until a native speaker, a bilingual colleague, or the ENL teacher verifies the whole table. The file also carries sentence starters in all four languages for three things: taking a role in a lab, writing the dish research card, and writing the project reflection. Each lesson names its own Tier 3 words and its handout carries a word bank pulled from the table. The site’s Materials page prints the table as picture-ready cards.</w:t>
-      </w:r>
-    </w:p>
-    <w:p>
-      <w:pPr>
-        <w:pStyle w:val="Heading2"/>
-      </w:pPr>
-      <w:bookmarkStart w:id="45" w:name="what-sal-should-replace"/>
-      <w:r>
-        <w:t xml:space="preserve">14. What Sal should replace</w:t>
-      </w:r>
-      <w:bookmarkEnd w:id="45"/>
-    </w:p>
-    <w:p>
-      <w:pPr>
-        <w:pStyle w:val="FirstParagraph"/>
-      </w:pPr>
-      <w:r>
-        <w:t xml:space="preserve">Placeholders in the three unit-level files (</w:t>
-      </w:r>
-      <w:r>
-        <w:rPr>
-          <w:rStyle w:val="VerbatimChar"/>
-        </w:rPr>
-        <w:t xml:space="preserve">Unit 06</w:t>
-      </w:r>
-      <w:r>
-        <w:t xml:space="preserve">,</w:t>
-      </w:r>
-      <w:r>
-        <w:t xml:space="preserve"> </w:t>
-      </w:r>
-      <w:r>
-        <w:rPr>
-          <w:rStyle w:val="VerbatimChar"/>
-        </w:rPr>
-        <w:t xml:space="preserve">Calendar 06</w:t>
-      </w:r>
-      <w:r>
-        <w:t xml:space="preserve">,</w:t>
-      </w:r>
-      <w:r>
-        <w:t xml:space="preserve"> </w:t>
-      </w:r>
-      <w:r>
-        <w:rPr>
-          <w:rStyle w:val="VerbatimChar"/>
-        </w:rPr>
-        <w:t xml:space="preserve">Vocabulary 06</w:t>
-      </w:r>
-      <w:r>
-        <w:t xml:space="preserve">). The lesson, project, rubric, handout, and assessment files list their own.</w:t>
-      </w:r>
-    </w:p>
-    <w:p>
-      <w:pPr>
-        <w:pStyle w:val="BodyText"/>
-      </w:pPr>
-      <w:r>
-        <w:t xml:space="preserve">In this unit plan:</w:t>
-      </w:r>
-      <w:r>
-        <w:t xml:space="preserve"> </w:t>
-      </w:r>
-      <w:r>
-        <w:t xml:space="preserve">1. Section 2.3:</w:t>
-      </w:r>
-      <w:r>
-        <w:t xml:space="preserve"> </w:t>
-      </w:r>
-      <w:r>
-        <w:rPr>
-          <w:rStyle w:val="TeacherNote"/>
-        </w:rPr>
-        <w:t xml:space="preserve">[Sal: confirm the current New York food donation and food scrap recycling thresholds and whether your school is covered before you state numbers to students.]</w:t>
-      </w:r>
-      <w:r>
-        <w:t xml:space="preserve"> </w:t>
-      </w:r>
-      <w:r>
-        <w:t xml:space="preserve">2. Section 7:</w:t>
-      </w:r>
-      <w:r>
-        <w:t xml:space="preserve"> </w:t>
-      </w:r>
-      <w:r>
-        <w:rPr>
-          <w:rStyle w:val="TeacherNote"/>
-        </w:rPr>
-        <w:t xml:space="preserve">[Sal: confirm the Standard 1, 2, and 3 wording against the NYSED PDF before the standards map goes live; see crosswalk E.4.]</w:t>
-      </w:r>
-      <w:r>
-        <w:t xml:space="preserve"> </w:t>
-      </w:r>
-      <w:r>
-        <w:t xml:space="preserve">3. Section 7:</w:t>
-      </w:r>
-      <w:r>
-        <w:t xml:space="preserve"> </w:t>
-      </w:r>
-      <w:r>
-        <w:rPr>
-          <w:rStyle w:val="TeacherNote"/>
-        </w:rPr>
-        <w:t xml:space="preserve">[Sal: verify the Career Ready Practices text against careertech.org before the full list goes on the site.]</w:t>
-      </w:r>
-      <w:r>
-        <w:t xml:space="preserve"> </w:t>
-      </w:r>
-      <w:r>
-        <w:t xml:space="preserve">4. Section 8:</w:t>
-      </w:r>
-      <w:r>
-        <w:t xml:space="preserve"> </w:t>
-      </w:r>
-      <w:r>
-        <w:rPr>
-          <w:rStyle w:val="TeacherNote"/>
-        </w:rPr>
-        <w:t xml:space="preserve">[Sal: if your school lets you invite a guest, Lesson 6.17 is the period.]</w:t>
-      </w:r>
-      <w:r>
-        <w:t xml:space="preserve"> </w:t>
-      </w:r>
-      <w:r>
-        <w:t xml:space="preserve">5. Section 10:</w:t>
-      </w:r>
-      <w:r>
-        <w:t xml:space="preserve"> </w:t>
-      </w:r>
-      <w:r>
-        <w:rPr>
-          <w:rStyle w:val="TeacherNote"/>
-        </w:rPr>
-        <w:t xml:space="preserve">[Sal: confirm the burner count, the oven count, whether a toaster oven or a second oven exists, and how much refrigerator space you actually get.]</w:t>
-      </w:r>
-      <w:r>
-        <w:t xml:space="preserve"> </w:t>
-      </w:r>
-      <w:r>
-        <w:t xml:space="preserve">6. Section 10:</w:t>
-      </w:r>
-      <w:r>
-        <w:t xml:space="preserve"> </w:t>
-      </w:r>
-      <w:r>
-        <w:rPr>
-          <w:rStyle w:val="TeacherNote"/>
-        </w:rPr>
-        <w:t xml:space="preserve">[Sal: put your school’s supply budget here. Do not cut the project; cut its station count.]</w:t>
-      </w:r>
-      <w:r>
-        <w:t xml:space="preserve"> </w:t>
-      </w:r>
-      <w:r>
-        <w:t xml:space="preserve">7. Section 10:</w:t>
-      </w:r>
-      <w:r>
-        <w:t xml:space="preserve"> </w:t>
-      </w:r>
-      <w:r>
-        <w:rPr>
-          <w:rStyle w:val="TeacherNote"/>
-        </w:rPr>
-        <w:t xml:space="preserve">[Sal: if a handout name on a lesson page does not match this list, the lesson page wins.]</w:t>
-      </w:r>
-      <w:r>
-        <w:t xml:space="preserve"> </w:t>
-      </w:r>
-      <w:r>
-        <w:t xml:space="preserve">8. Section 11:</w:t>
-      </w:r>
-      <w:r>
-        <w:t xml:space="preserve"> </w:t>
-      </w:r>
-      <w:r>
-        <w:rPr>
-          <w:rStyle w:val="TeacherNote"/>
-        </w:rPr>
-        <w:t xml:space="preserve">[Sal: ask science in September which grade does controlled experiments and when.]</w:t>
-      </w:r>
-      <w:r>
-        <w:t xml:space="preserve"> </w:t>
-      </w:r>
-      <w:r>
-        <w:t xml:space="preserve">9. Section 11:</w:t>
-      </w:r>
-      <w:r>
-        <w:t xml:space="preserve"> </w:t>
-      </w:r>
-      <w:r>
-        <w:rPr>
-          <w:rStyle w:val="TeacherNote"/>
-        </w:rPr>
-        <w:t xml:space="preserve">[Sal: ask math which grade has unit rate and percent change by April.]</w:t>
-      </w:r>
-      <w:r>
-        <w:t xml:space="preserve"> </w:t>
-      </w:r>
-      <w:r>
-        <w:t xml:space="preserve">10. Section 11:</w:t>
-      </w:r>
-      <w:r>
-        <w:t xml:space="preserve"> </w:t>
-      </w:r>
-      <w:r>
-        <w:rPr>
-          <w:rStyle w:val="TeacherNote"/>
-        </w:rPr>
-        <w:t xml:space="preserve">[Sal: the Brentwood cafeteria manager is somebody you already know; if your school’s food service is contracted out, ask the district’s or the vendor’s food service director.]</w:t>
-      </w:r>
-      <w:r>
-        <w:t xml:space="preserve"> </w:t>
-      </w:r>
-      <w:r>
-        <w:t xml:space="preserve">11. Section 11:</w:t>
-      </w:r>
-      <w:r>
-        <w:t xml:space="preserve"> </w:t>
-      </w:r>
-      <w:r>
-        <w:rPr>
-          <w:rStyle w:val="TeacherNote"/>
-        </w:rPr>
-        <w:t xml:space="preserve">[Sal: tell the health teacher before Lesson 6.4 that food insecurity will be named in your room that week.]</w:t>
-      </w:r>
-      <w:r>
-        <w:t xml:space="preserve"> </w:t>
-      </w:r>
-      <w:r>
-        <w:t xml:space="preserve">12. Section 12:</w:t>
-      </w:r>
-      <w:r>
-        <w:t xml:space="preserve"> </w:t>
-      </w:r>
-      <w:r>
-        <w:rPr>
-          <w:rStyle w:val="TeacherNote"/>
-        </w:rPr>
-        <w:t xml:space="preserve">[Sal: name the cafeteria manager, the science teacher, the math teacher, the supermarket manager, the farm or market vendor, and the pantry once you know the building and the neighborhood.]</w:t>
-      </w:r>
-      <w:r>
-        <w:t xml:space="preserve"> </w:t>
-      </w:r>
-      <w:r>
-        <w:t xml:space="preserve">13. Not a placeholder and no longer a gap:</w:t>
-      </w:r>
-      <w:r>
-        <w:t xml:space="preserve"> </w:t>
-      </w:r>
-      <w:r>
-        <w:rPr>
-          <w:b/>
-        </w:rPr>
-        <w:t xml:space="preserve">FSP 3. b)</w:t>
-      </w:r>
-      <w:r>
-        <w:t xml:space="preserve"> </w:t>
-      </w:r>
-      <w:r>
-        <w:t xml:space="preserve">(how laws, regulations, and policies affect the availability, selection, and preparation of food) is taught in Lesson 6.4 in the SNAP and WIC content and in Lesson 6.5 in the packaging and waste content, and it is now printed in Lesson 6.4’s standards block and cited on objective 3, with National FCS 14.1.5 (Analyze legislation and regulations related to nutrition and wellness) as the matching competency. Lesson 6.4 also carries a one-minute optional addition in its teacher notes that names one other country’s food program, which is the half of the state’s line that says</w:t>
-      </w:r>
-      <w:r>
-        <w:t xml:space="preserve"> </w:t>
-      </w:r>
-      <w:r>
-        <w:t xml:space="preserve">“</w:t>
-      </w:r>
-      <w:r>
-        <w:t xml:space="preserve">in various regions and countries.</w:t>
-      </w:r>
-      <w:r>
-        <w:t xml:space="preserve">”</w:t>
-      </w:r>
-      <w:r>
-        <w:t xml:space="preserve"> </w:t>
-      </w:r>
-      <w:r>
-        <w:t xml:space="preserve">Nothing left for Sal to do here.</w:t>
-      </w:r>
-      <w:r>
-        <w:t xml:space="preserve"> </w:t>
-      </w:r>
-      <w:r>
-        <w:t xml:space="preserve">14. Also closed:</w:t>
-      </w:r>
-      <w:r>
-        <w:t xml:space="preserve"> </w:t>
-      </w:r>
-      <w:r>
-        <w:rPr>
-          <w:b/>
-        </w:rPr>
-        <w:t xml:space="preserve">FSP 5. b)</w:t>
-      </w:r>
-      <w:r>
-        <w:t xml:space="preserve"> </w:t>
-      </w:r>
-      <w:r>
-        <w:t xml:space="preserve">(Analyze decisions about providing safe and nutritious food for individuals and families) is now printed in Lesson 6.12’s standards block and cited on objective 3, where the menu choice against the allergy list and the budget is exactly that analysis.</w:t>
-      </w:r>
-      <w:r>
-        <w:t xml:space="preserve"> </w:t>
-      </w:r>
-      <w:r>
-        <w:rPr>
-          <w:rStyle w:val="VerbatimChar"/>
-        </w:rPr>
-        <w:t xml:space="preserve">Project 06</w:t>
-      </w:r>
-      <w:r>
-        <w:t xml:space="preserve"> </w:t>
-      </w:r>
-      <w:r>
-        <w:t xml:space="preserve">and item 20 of</w:t>
-      </w:r>
-      <w:r>
-        <w:t xml:space="preserve"> </w:t>
-      </w:r>
-      <w:r>
-        <w:rPr>
-          <w:rStyle w:val="VerbatimChar"/>
-        </w:rPr>
         <w:t xml:space="preserve">Assessment 06.3</w:t>
       </w:r>
       <w:r>
@@ -7550,11 +8372,17 @@
       <w:r>
         <w:t xml:space="preserve">still carry it too. National FCS 2.1.3 is the same sentence word for word and was already cited there.</w:t>
       </w:r>
-      <w:r>
-        <w:t xml:space="preserve"> </w:t>
-      </w:r>
-      <w:r>
-        <w:t xml:space="preserve">15. Section 10 and every lesson with a price: every price in this unit is a real Long Island supermarket price from Sal’s verified King Kullen research for the week of March 20 to 26, 2026, and every one is marked</w:t>
+    </w:p>
+    <w:p>
+      <w:pPr>
+        <w:numPr>
+          <w:ilvl w:val="0"/>
+          <w:numId w:val="1031"/>
+        </w:numPr>
+        <w:pStyle w:val="Compact"/>
+      </w:pPr>
+      <w:r>
+        <w:t xml:space="preserve">Section 10 and every lesson with a price: every price in this unit is a real Long Island supermarket price from Sal’s verified King Kullen research for the week of March 20 to 26, 2026, and every one is marked</w:t>
       </w:r>
       <w:r>
         <w:t xml:space="preserve"> </w:t>
@@ -8039,7 +8867,34 @@
     <w:abstractNumId w:val="991"/>
   </w:num>
   <w:num w:numId="1006">
-    <w:abstractNumId w:val="991"/>
+    <w:abstractNumId w:val="99411"/>
+    <w:lvlOverride w:ilvl="0">
+      <w:startOverride w:val="1"/>
+    </w:lvlOverride>
+    <w:lvlOverride w:ilvl="1">
+      <w:startOverride w:val="1"/>
+    </w:lvlOverride>
+    <w:lvlOverride w:ilvl="2">
+      <w:startOverride w:val="1"/>
+    </w:lvlOverride>
+    <w:lvlOverride w:ilvl="3">
+      <w:startOverride w:val="1"/>
+    </w:lvlOverride>
+    <w:lvlOverride w:ilvl="4">
+      <w:startOverride w:val="1"/>
+    </w:lvlOverride>
+    <w:lvlOverride w:ilvl="5">
+      <w:startOverride w:val="1"/>
+    </w:lvlOverride>
+    <w:lvlOverride w:ilvl="6">
+      <w:startOverride w:val="1"/>
+    </w:lvlOverride>
+    <w:lvlOverride w:ilvl="7">
+      <w:startOverride w:val="1"/>
+    </w:lvlOverride>
+    <w:lvlOverride w:ilvl="8">
+      <w:startOverride w:val="1"/>
+    </w:lvlOverride>
   </w:num>
   <w:num w:numId="1007">
     <w:abstractNumId w:val="991"/>
@@ -8051,7 +8906,124 @@
     <w:abstractNumId w:val="991"/>
   </w:num>
   <w:num w:numId="1010">
+    <w:abstractNumId w:val="99411"/>
+    <w:lvlOverride w:ilvl="0">
+      <w:startOverride w:val="1"/>
+    </w:lvlOverride>
+    <w:lvlOverride w:ilvl="1">
+      <w:startOverride w:val="1"/>
+    </w:lvlOverride>
+    <w:lvlOverride w:ilvl="2">
+      <w:startOverride w:val="1"/>
+    </w:lvlOverride>
+    <w:lvlOverride w:ilvl="3">
+      <w:startOverride w:val="1"/>
+    </w:lvlOverride>
+    <w:lvlOverride w:ilvl="4">
+      <w:startOverride w:val="1"/>
+    </w:lvlOverride>
+    <w:lvlOverride w:ilvl="5">
+      <w:startOverride w:val="1"/>
+    </w:lvlOverride>
+    <w:lvlOverride w:ilvl="6">
+      <w:startOverride w:val="1"/>
+    </w:lvlOverride>
+    <w:lvlOverride w:ilvl="7">
+      <w:startOverride w:val="1"/>
+    </w:lvlOverride>
+    <w:lvlOverride w:ilvl="8">
+      <w:startOverride w:val="1"/>
+    </w:lvlOverride>
+  </w:num>
+  <w:num w:numId="1011">
     <w:abstractNumId w:val="991"/>
+  </w:num>
+  <w:num w:numId="1012">
+    <w:abstractNumId w:val="991"/>
+  </w:num>
+  <w:num w:numId="1013">
+    <w:abstractNumId w:val="991"/>
+  </w:num>
+  <w:num w:numId="1014">
+    <w:abstractNumId w:val="991"/>
+  </w:num>
+  <w:num w:numId="1015">
+    <w:abstractNumId w:val="991"/>
+  </w:num>
+  <w:num w:numId="1016">
+    <w:abstractNumId w:val="991"/>
+  </w:num>
+  <w:num w:numId="1017">
+    <w:abstractNumId w:val="991"/>
+  </w:num>
+  <w:num w:numId="1018">
+    <w:abstractNumId w:val="991"/>
+  </w:num>
+  <w:num w:numId="1019">
+    <w:abstractNumId w:val="991"/>
+  </w:num>
+  <w:num w:numId="1020">
+    <w:abstractNumId w:val="991"/>
+  </w:num>
+  <w:num w:numId="1021">
+    <w:abstractNumId w:val="991"/>
+  </w:num>
+  <w:num w:numId="1022">
+    <w:abstractNumId w:val="991"/>
+  </w:num>
+  <w:num w:numId="1023">
+    <w:abstractNumId w:val="991"/>
+  </w:num>
+  <w:num w:numId="1024">
+    <w:abstractNumId w:val="991"/>
+  </w:num>
+  <w:num w:numId="1025">
+    <w:abstractNumId w:val="991"/>
+  </w:num>
+  <w:num w:numId="1026">
+    <w:abstractNumId w:val="991"/>
+  </w:num>
+  <w:num w:numId="1027">
+    <w:abstractNumId w:val="991"/>
+  </w:num>
+  <w:num w:numId="1028">
+    <w:abstractNumId w:val="991"/>
+  </w:num>
+  <w:num w:numId="1029">
+    <w:abstractNumId w:val="991"/>
+  </w:num>
+  <w:num w:numId="1030">
+    <w:abstractNumId w:val="991"/>
+  </w:num>
+  <w:num w:numId="1031">
+    <w:abstractNumId w:val="99411"/>
+    <w:lvlOverride w:ilvl="0">
+      <w:startOverride w:val="1"/>
+    </w:lvlOverride>
+    <w:lvlOverride w:ilvl="1">
+      <w:startOverride w:val="1"/>
+    </w:lvlOverride>
+    <w:lvlOverride w:ilvl="2">
+      <w:startOverride w:val="1"/>
+    </w:lvlOverride>
+    <w:lvlOverride w:ilvl="3">
+      <w:startOverride w:val="1"/>
+    </w:lvlOverride>
+    <w:lvlOverride w:ilvl="4">
+      <w:startOverride w:val="1"/>
+    </w:lvlOverride>
+    <w:lvlOverride w:ilvl="5">
+      <w:startOverride w:val="1"/>
+    </w:lvlOverride>
+    <w:lvlOverride w:ilvl="6">
+      <w:startOverride w:val="1"/>
+    </w:lvlOverride>
+    <w:lvlOverride w:ilvl="7">
+      <w:startOverride w:val="1"/>
+    </w:lvlOverride>
+    <w:lvlOverride w:ilvl="8">
+      <w:startOverride w:val="1"/>
+    </w:lvlOverride>
   </w:num>
 </w:numbering>
 </file>

--- a/downloads/teacher/04 Units/Unit 06 - Food Systems and Production - From Farm to Table/Unit 06 - Food Systems and Production - From Farm to Table.docx
+++ b/downloads/teacher/04 Units/Unit 06 - Food Systems and Production - From Farm to Table/Unit 06 - Food Systems and Production - From Farm to Table.docx
@@ -224,9 +224,9 @@
       <w:pPr>
         <w:pStyle w:val="Heading2"/>
       </w:pPr>
-      <w:bookmarkStart w:id="21" w:name="why-this-unit-rationale-in-sals-voice"/>
-      <w:r>
-        <w:t xml:space="preserve">1. Why this unit (rationale, in Sal’s voice)</w:t>
+      <w:bookmarkStart w:id="21" w:name="why-this-unit"/>
+      <w:r>
+        <w:t xml:space="preserve">1. Why this unit</w:t>
       </w:r>
       <w:bookmarkEnd w:id="21"/>
     </w:p>
@@ -235,7 +235,7 @@
         <w:pStyle w:val="FirstParagraph"/>
       </w:pPr>
       <w:r>
-        <w:t xml:space="preserve">At Brentwood I ran a multi-kitchen cooking project priced from a real supermarket circular. Four kitchens in one period, 112 students across four periods, $150, eleven items, every price checked against the store’s own weekly ad. I wrote six costed menus, a one-page master flowchart in five-minute blocks, and a station card for each kitchen. It worked, and the reason it worked was that all of the planning was on paper before anybody turned on a burner. But I did all of that planning. The students cooked.</w:t>
+        <w:t xml:space="preserve">In my classroom I ran a multi-kitchen cooking project priced from a real supermarket circular. Four kitchens in one period, 112 students across four periods, $150, eleven items, every price checked against the store’s own weekly ad. I wrote six costed menus, a one-page master flowchart in five-minute blocks, and a station card for each kitchen. It worked, and the reason it worked was that all of the planning was on paper before anybody turned on a burner. But I did all of that planning. The students cooked.</w:t>
       </w:r>
     </w:p>
     <w:p>
@@ -243,7 +243,7 @@
         <w:pStyle w:val="BodyText"/>
       </w:pPr>
       <w:r>
-        <w:t xml:space="preserve">Before I taught, I managed food and beverage at a hotel on Fire Island. That is where I learned what a food cost actually is: the number you have to hit every week, the difference between what you planned to spend and what the register said, and the fact that somebody has to explain that difference out loud. Nobody teaches a twelve-year-old that a meal has a budget and a schedule and a supply chain behind it. They teach a recipe.</w:t>
+        <w:t xml:space="preserve">Before I taught, I managed food and beverage at a hotel. That is where I learned what a food cost actually is: the number you have to hit every week, the difference between what you planned to spend and what the register said, and the fact that somebody has to explain that difference out loud. Nobody teaches a twelve-year-old that a meal has a budget and a schedule and a supply chain behind it. They teach a recipe.</w:t>
       </w:r>
     </w:p>
     <w:p>
@@ -287,7 +287,7 @@
         <w:pStyle w:val="FirstParagraph"/>
       </w:pPr>
       <w:r>
-        <w:t xml:space="preserve">All 25 lines of the Food Systems and Production module are taught in this unit. None are skipped. Two are carried at unit level rather than printed on a lesson page, and Section 14 flags both.</w:t>
+        <w:t xml:space="preserve">All 25 lines of the Food Systems and Production module are taught in this unit. None are skipped. Every line is printed on at least one lesson page.</w:t>
       </w:r>
     </w:p>
     <w:p>
@@ -1300,7 +1300,7 @@
         <w:pStyle w:val="BodyText"/>
       </w:pPr>
       <w:r>
-        <w:t xml:space="preserve">Two N&amp;W lines are also performed in this unit because the Unit 6 content is where they get their real use:</w:t>
+        <w:t xml:space="preserve">Four N&amp;W lines are also performed in this unit because the Unit 6 content is where they get their real use:</w:t>
       </w:r>
       <w:r>
         <w:t xml:space="preserve"> </w:t>
@@ -1475,7 +1475,7 @@
         <w:t xml:space="preserve"> </w:t>
       </w:r>
       <w:r>
-        <w:t xml:space="preserve">PSI 1. Problem Solving a) is the quick bread experiment, one variable and four controls. PSI 2. Design Process a) c. is the constraint card in Lesson 6.12 and a) f. is the packaging prototype in Lesson 6.5. PSI 1. e) is the whole project: a real problem with real limits and one shot at it.</w:t>
+        <w:t xml:space="preserve">PSI 1. Problem Solving a) is the quick bread experiment, one variable and four constants. PSI 2. Design Process a) c. is the constraint card in Lesson 6.12 and a) f. is the packaging prototype in Lesson 6.5. PSI 1. e) is the whole project: a real problem with real limits and one shot at it.</w:t>
       </w:r>
     </w:p>
     <w:p>
@@ -1590,7 +1590,7 @@
         <w:t xml:space="preserve"> </w:t>
       </w:r>
       <w:r>
-        <w:t xml:space="preserve">Farmers markets, CSA boxes, and school gardens are visible on Long Island. Lesson 6.5 plants something that is still alive on the day of Lesson 6.11, which is six weeks of care students can see.</w:t>
+        <w:t xml:space="preserve">Farmers markets, CSA boxes, and school gardens are visible on Long Island. Lesson 6.5 plants something that is still alive on the day of Lesson 6.11 and is watered to the end of the unit, which is weeks of care students can see.</w:t>
       </w:r>
     </w:p>
     <w:p>
@@ -1613,15 +1613,6 @@
       <w:r>
         <w:t xml:space="preserve">New York State requires large food scrap generators to donate excess edible food and recycle food scraps where a processor is within range. That is a real law that connects Lesson 6.3’s audit to Lesson 6.4’s pantries and to FSP 3. b).</w:t>
       </w:r>
-      <w:r>
-        <w:t xml:space="preserve"> </w:t>
-      </w:r>
-      <w:r>
-        <w:rPr>
-          <w:rStyle w:val="TeacherNote"/>
-        </w:rPr>
-        <w:t xml:space="preserve">[Sal: confirm the current thresholds and whether your school is covered before you state numbers to students; the law and its thresholds have changed since it took effect.]</w:t>
-      </w:r>
     </w:p>
     <w:p>
       <w:pPr>
@@ -2283,7 +2274,7 @@
         <w:pStyle w:val="Compact"/>
       </w:pPr>
       <w:r>
-        <w:t xml:space="preserve">Sort twelve cooking methods into dry heat and moist heat and name the tool and the right food for each.</w:t>
+        <w:t xml:space="preserve">Sort nine cooking methods into dry heat and moist heat and name the tool and the right food for each.</w:t>
       </w:r>
     </w:p>
     <w:p>
@@ -2295,7 +2286,7 @@
         <w:pStyle w:val="Compact"/>
       </w:pPr>
       <w:r>
-        <w:t xml:space="preserve">Run a four-batch experiment with one variable and four controls, predict, measure the rise, taste, and write a conclusion.</w:t>
+        <w:t xml:space="preserve">Run a four-batch experiment with one variable and four constants, predict, measure the rise, taste, and write a conclusion.</w:t>
       </w:r>
     </w:p>
     <w:p>
@@ -2719,7 +2710,7 @@
               <w:jc w:val="left"/>
             </w:pPr>
             <w:r>
-              <w:t xml:space="preserve">trace one real food across five links and name the job at each; sort foods by season on the New York chart; build two meals, one local and seasonal and one not, and compare price and food miles; collect and weigh or tally the room’s food waste and scale it to a week and a year; map a neighborhood’s food access and compare prices at a corner store and a supermarket; sort compost from trash; plant seeds in cups for the windowsill; redesign a package to use less material and defend it</w:t>
+              <w:t xml:space="preserve">trace one real food across ten steps and name the job at each; sort foods by season on the New York chart; build two meals, one local and seasonal and one not, and compare price and food miles; collect and weigh or tally the room’s food waste and scale it to a week and a year; map a neighborhood’s food access and compare prices at a corner store and a supermarket; sort compost from trash; plant seeds in cups for the windowsill; redesign a package to use less material and defend it</w:t>
             </w:r>
           </w:p>
         </w:tc>
@@ -2785,7 +2776,7 @@
               <w:jc w:val="left"/>
             </w:pPr>
             <w:r>
-              <w:t xml:space="preserve">sort twelve methods into dry heat and moist heat and name the tool for each; watch the teacher demonstration and record what changed; write a hypothesis for four leavening treatments; mix, bake, measure the rise, taste, and conclude; prepare and serve cheesy pasta marinara on role cards inside 40 minutes; prepare and serve black bean quesadillas and measure the assembly line’s throughput; research one dish in three cultures on a card with a source and present it; set a correct place setting and explain each piece; write the class food sharing agreement</w:t>
+              <w:t xml:space="preserve">sort nine methods into dry heat and moist heat and name the tool for each; watch the teacher demonstration and record what changed; write a hypothesis for four leavening treatments; mix, bake, measure the rise, taste, and conclude; prepare and serve cheesy pasta marinara on role cards inside 40 minutes; prepare and serve black bean quesadillas and measure the assembly line’s throughput; research one dish in three cultures on a card with a source and present it; set a correct place setting and explain each piece; write the class food sharing agreement</w:t>
             </w:r>
           </w:p>
         </w:tc>
@@ -3754,7 +3745,7 @@
         <w:pStyle w:val="Compact"/>
       </w:pPr>
       <w:r>
-        <w:t xml:space="preserve">NYS FSP 3. Current Issues Related to Food in Global Societies b) Identify how current laws, regulations, and policies affect the availability, selection, and preparation of food in various regions and countries : Lessons 6.4, 6.5 (unit level; see Section 14)</w:t>
+        <w:t xml:space="preserve">NYS FSP 3. Current Issues Related to Food in Global Societies b) Identify how current laws, regulations, and policies affect the availability, selection, and preparation of food in various regions and countries : Lessons 6.4, 6.5</w:t>
       </w:r>
     </w:p>
     <w:p>
@@ -3850,7 +3841,7 @@
         <w:pStyle w:val="Compact"/>
       </w:pPr>
       <w:r>
-        <w:t xml:space="preserve">NYS FSP 5. Consumer Resources and Finance b) Analyze decisions about providing safe and nutritious food for individuals and families :</w:t>
+        <w:t xml:space="preserve">NYS FSP 5. Consumer Resources and Finance b) Analyze decisions about providing safe and nutritious food for individuals and families : Lesson 6.12,</w:t>
       </w:r>
       <w:r>
         <w:t xml:space="preserve"> </w:t>
@@ -3877,7 +3868,7 @@
         <w:t xml:space="preserve"> </w:t>
       </w:r>
       <w:r>
-        <w:t xml:space="preserve">item 20 (unit level; see Section 14)</w:t>
+        <w:t xml:space="preserve">item 20</w:t>
       </w:r>
     </w:p>
     <w:p>
@@ -4552,15 +4543,6 @@
       </w:pPr>
       <w:r>
         <w:t xml:space="preserve">The PI letters are NYLearns codes; the NYSED print document lists the indicators as bullets.</w:t>
-      </w:r>
-      <w:r>
-        <w:t xml:space="preserve"> </w:t>
-      </w:r>
-      <w:r>
-        <w:rPr>
-          <w:rStyle w:val="TeacherNote"/>
-        </w:rPr>
-        <w:t xml:space="preserve">[Sal: confirm the Standard 1, 2, and 3 wording against the NYSED PDF before the standards map goes live; see crosswalk E.4.]</w:t>
       </w:r>
     </w:p>
     <w:p>
@@ -5439,15 +5421,6 @@
       <w:r>
         <w:t xml:space="preserve">The line above is quoted as the FSP module prints it. Career Ready Practices are a secondary citation on this unit page only; the CCTC source text has not been fetched (crosswalk E.2).</w:t>
       </w:r>
-      <w:r>
-        <w:t xml:space="preserve"> </w:t>
-      </w:r>
-      <w:r>
-        <w:rPr>
-          <w:rStyle w:val="TeacherNote"/>
-        </w:rPr>
-        <w:t xml:space="preserve">[Sal: verify against careertech.org before the full list goes on the site.]</w:t>
-      </w:r>
     </w:p>
     <w:p>
       <w:pPr>
@@ -5517,7 +5490,7 @@
         <w:t xml:space="preserve"> </w:t>
       </w:r>
       <w:r>
-        <w:t xml:space="preserve">twenty-eight people in the room and about eighty dollars. In eight class periods each station picks a dish, scales it from four servings to twenty-eight, prices it to the penny from this week’s real supermarket circular, writes its own five-minute-block flowchart and its own ten-step station card, hands the teacher one consolidated shopping list that the teacher actually buys from, cooks it, serves the class before serving itself, cleans the room to a signed checklist, and reports what it really cost per person and what it would change. This is Sal’s own King Kullen multi-kitchen system with the planning handed to the students.</w:t>
+        <w:t xml:space="preserve">twenty-eight people in the room and about eighty dollars. In eight class periods each station picks a dish, scales it from four servings to twenty-eight, prices it to the penny from this week’s real supermarket circular, writes its own five-minute-block flowchart and its own ten-step station card, hands the teacher one consolidated shopping list that the teacher actually buys from, cooks it, serves the class before serving itself, cleans the room to a signed checklist, and reports what it really cost per person and what it would change. This is my own multi-kitchen system with the planning handed to the students.</w:t>
       </w:r>
     </w:p>
     <w:p>
@@ -5620,22 +5593,7 @@
         <w:t xml:space="preserve"> </w:t>
       </w:r>
       <w:r>
-        <w:t xml:space="preserve">the picture flowchart card (eight drawn boxes with symbols) counts as a real station card; sentence starters for the choice, the swap log, the flowchart, and the reflection in Turkish, Portuguese, and Spanish, all marked</w:t>
-      </w:r>
-      <w:r>
-        <w:t xml:space="preserve"> </w:t>
-      </w:r>
-      <w:r>
-        <w:rPr>
-          <w:rStyle w:val="TeacherNote"/>
-        </w:rPr>
-        <w:t xml:space="preserve">[check with a native speaker];</w:t>
-      </w:r>
-      <w:r>
-        <w:t xml:space="preserve"> </w:t>
-      </w:r>
-      <w:r>
-        <w:t xml:space="preserve">a calculator for every student on every day; a pre-filled scaling table with the factor already entered and a four-page circular excerpt with only this project’s items; the first two rows of the costing sheet and the consolidated list worked as examples; a fixed physical position for every lab role, written on the duty strip and kept in the student’s pocket; Plate Builder, Time Keeper, and the prep station as burner-free roles available to anyone on both cook days at no rubric cost; a written lab alternative for a student absent on a cook day. Full list in</w:t>
+        <w:t xml:space="preserve">the picture flowchart card (eight drawn boxes with symbols) counts as a real station card; sentence starters for the choice, the swap log, the flowchart, and the reflection in Turkish, Portuguese, and Spanish, all to be verified by a native speaker; a calculator for every student on every day; a pre-filled scaling table with the factor already entered and a four-page circular excerpt with only this project’s items; the first two rows of the costing sheet and the consolidated list worked as examples; a fixed physical position for every lab role, written on the duty strip and kept in the student’s pocket; Plate Builder, Time Keeper, and the prep station as burner-free roles available to anyone on both cook days at no rubric cost; a written lab alternative for a student absent on a cook day. Full list in</w:t>
       </w:r>
       <w:r>
         <w:t xml:space="preserve"> </w:t>
@@ -5665,15 +5623,6 @@
       </w:r>
       <w:r>
         <w:t xml:space="preserve">the meal itself is the presentation. Thirty covers set properly, the allergen box read to the class, the class served before the cooks serve themselves, and a real receipt projected on the wall while students compute what they actually spent.</w:t>
-      </w:r>
-      <w:r>
-        <w:t xml:space="preserve"> </w:t>
-      </w:r>
-      <w:r>
-        <w:rPr>
-          <w:rStyle w:val="TeacherNote"/>
-        </w:rPr>
-        <w:t xml:space="preserve">[Sal: if your school lets you invite a guest, Lesson 6.17 is the period. A principal or the cafeteria manager sitting at a set table being served by students who planned and priced the meal is the best ten minutes of the year to have a witness for.]</w:t>
       </w:r>
     </w:p>
     <w:p>
@@ -5904,7 +5853,7 @@
         <w:t xml:space="preserve">Assessment 06.3 - Unit 6 Test.md</w:t>
       </w:r>
       <w:r>
-        <w:t xml:space="preserve">, 20 items, 40 points, in the last 20 minutes of Lesson 6.18 Day 2, after a 15-minute team review game. Matching, multiple choice, three short answers, two math items (scaling and unit price), one place setting item, one scenario, and one written response. A grade 6 version omits items 19 and 20 and is scored out of 28. One retake after a review, best score counts.</w:t>
+        <w:t xml:space="preserve">, 20 items, 40 points, in the last 20 minutes of Lesson 6.18 Day 2, after a 15-minute team review game. Matching, multiple choice, three short answers, two math items (scaling and unit price), one place setting item, one scenario, and one written response. A grade 6 version omits items 19 and 20 and is scored out of 26. One retake after a review, best score counts.</w:t>
       </w:r>
     </w:p>
     <w:p>
@@ -5995,15 +5944,6 @@
       </w:r>
       <w:r>
         <w:t xml:space="preserve">a FACS lab with three or four kitchen stations of about seven students each, a stove with at least four burners, an oven, a microwave, a sink per station or two shared sinks, a refrigerator, wall space for four station posters and the class master flowchart, and tables students can set as a dining room. A projector. No knives beyond butter knives and kitchen shears.</w:t>
-      </w:r>
-      <w:r>
-        <w:t xml:space="preserve"> </w:t>
-      </w:r>
-      <w:r>
-        <w:rPr>
-          <w:rStyle w:val="TeacherNote"/>
-        </w:rPr>
-        <w:t xml:space="preserve">[Sal: confirm the burner count, the oven count, whether a toaster oven or a second oven exists, and how much refrigerator space you actually get. Two stations wanting the oven at once is the standing collision in Lesson 6.14, and a second oven removes it.]</w:t>
       </w:r>
     </w:p>
     <w:p>
@@ -6474,7 +6414,7 @@
               <w:jc w:val="left"/>
             </w:pPr>
             <w:r>
-              <w:t xml:space="preserve">Tortillas, black beans, cheese blend, salsa, spray; about $12.94 per station at full prices, about $10.24 with swaps. The optional dessert pushes a station over the $20 cap, so run it as one shared class platter instead</w:t>
+              <w:t xml:space="preserve">Tortillas, black beans, cheese blend, salsa, spray; about $12.94 per station at full prices, about $9.50 with swaps. The optional dessert pushes a station over the $20 cap, so run it as one shared class platter instead</w:t>
             </w:r>
           </w:p>
         </w:tc>
@@ -6494,7 +6434,7 @@
               <w:t xml:space="preserve"> </w:t>
             </w:r>
             <w:r>
-              <w:t xml:space="preserve">($41 with swaps) plus about $8 if the dessert platter runs</w:t>
+              <w:t xml:space="preserve">($38 with swaps) plus about $8 if the dessert platter runs</w:t>
             </w:r>
           </w:p>
         </w:tc>
@@ -6869,16 +6809,7 @@
         <w:t xml:space="preserve">$600 to $700</w:t>
       </w:r>
       <w:r>
-        <w:t xml:space="preserve">, and the single largest line is the project at $80 per section. That is the number to get approved before a class is promised a meal.</w:t>
-      </w:r>
-      <w:r>
-        <w:t xml:space="preserve"> </w:t>
-      </w:r>
-      <w:r>
-        <w:rPr>
-          <w:b/>
-        </w:rPr>
-        <w:t xml:space="preserve">[Sal: put your school’s supply budget here. If it will only fund half, the version that still works is three stations instead of four with the two cheapest options, which brings a section’s project to about $55, plus the labs with every swap taken, for about $115 a section. Do not cut the project; cut its station count.]</w:t>
+        <w:t xml:space="preserve">, and the single largest line is the project at $80 per section. That is the number to get approved before a class is promised a meal. If the budget will only fund half, three stations instead of four with the two cheapest options brings a section’s project to about $55.</w:t>
       </w:r>
     </w:p>
     <w:p>
@@ -7198,9 +7129,42 @@
       </w:pPr>
       <w:r>
         <w:rPr>
-          <w:rStyle w:val="TeacherNote"/>
-        </w:rPr>
-        <w:t xml:space="preserve">[Sal: if a handout name on a lesson page does not match this list, the lesson page wins.]</w:t>
+          <w:b/>
+        </w:rPr>
+        <w:t xml:space="preserve">Slides:</w:t>
+      </w:r>
+      <w:r>
+        <w:t xml:space="preserve"> </w:t>
+      </w:r>
+      <w:r>
+        <w:t xml:space="preserve">one outline per lesson,</w:t>
+      </w:r>
+      <w:r>
+        <w:t xml:space="preserve"> </w:t>
+      </w:r>
+      <w:r>
+        <w:rPr>
+          <w:rStyle w:val="VerbatimChar"/>
+        </w:rPr>
+        <w:t xml:space="preserve">Slides 06.01</w:t>
+      </w:r>
+      <w:r>
+        <w:t xml:space="preserve"> </w:t>
+      </w:r>
+      <w:r>
+        <w:t xml:space="preserve">through</w:t>
+      </w:r>
+      <w:r>
+        <w:t xml:space="preserve"> </w:t>
+      </w:r>
+      <w:r>
+        <w:rPr>
+          <w:rStyle w:val="VerbatimChar"/>
+        </w:rPr>
+        <w:t xml:space="preserve">Slides 06.18</w:t>
+      </w:r>
+      <w:r>
+        <w:t xml:space="preserve">, in the same folder. The site build renders every outline as an HTML deck.</w:t>
       </w:r>
     </w:p>
     <w:p>
@@ -7211,13 +7175,13 @@
         <w:rPr>
           <w:b/>
         </w:rPr>
-        <w:t xml:space="preserve">Slides:</w:t>
-      </w:r>
-      <w:r>
-        <w:t xml:space="preserve"> </w:t>
-      </w:r>
-      <w:r>
-        <w:t xml:space="preserve">one outline per lesson,</w:t>
+        <w:t xml:space="preserve">No-kitchen plan for the whole unit:</w:t>
+      </w:r>
+      <w:r>
+        <w:t xml:space="preserve"> </w:t>
+      </w:r>
+      <w:r>
+        <w:t xml:space="preserve">every lesson in Topic 6.1 and Lessons 6.6, 6.10, 6.11, 6.12, 6.13, 6.14, 6.15, and 6.18 already run without a kitchen. Lesson 6.7’s quick bread has a no-oven version; Lesson 6.8 becomes a Cold Noodle Bowl (about $11 per station) and Lesson 6.9 becomes Rolled Bean and Cheese Wraps (about $13 per station), both on the same roles, phases, and station check. The project’s full no-cook version is in</w:t>
       </w:r>
       <w:r>
         <w:t xml:space="preserve"> </w:t>
@@ -7226,13 +7190,595 @@
         <w:rPr>
           <w:rStyle w:val="VerbatimChar"/>
         </w:rPr>
-        <w:t xml:space="preserve">Slides 06.01</w:t>
-      </w:r>
-      <w:r>
-        <w:t xml:space="preserve"> </w:t>
-      </w:r>
-      <w:r>
-        <w:t xml:space="preserve">through</w:t>
+        <w:t xml:space="preserve">Project 06</w:t>
+      </w:r>
+      <w:r>
+        <w:t xml:space="preserve">. A whole-unit no-kitchen run costs slightly more in paper goods and slightly less in food, and it teaches the cold chain better than the kitchen version does.</w:t>
+      </w:r>
+    </w:p>
+    <w:p>
+      <w:pPr>
+        <w:pStyle w:val="Heading2"/>
+      </w:pPr>
+      <w:bookmarkStart w:id="42" w:name="health-and-other-department-coordination"/>
+      <w:r>
+        <w:t xml:space="preserve">11. Health and other-department coordination</w:t>
+      </w:r>
+      <w:bookmarkEnd w:id="42"/>
+    </w:p>
+    <w:p>
+      <w:pPr>
+        <w:pStyle w:val="FirstParagraph"/>
+      </w:pPr>
+      <w:r>
+        <w:rPr>
+          <w:b/>
+        </w:rPr>
+        <w:t xml:space="preserve">Science.</w:t>
+      </w:r>
+      <w:r>
+        <w:t xml:space="preserve"> </w:t>
+      </w:r>
+      <w:r>
+        <w:t xml:space="preserve">Two places, and both are real opportunities rather than courtesies.</w:t>
+      </w:r>
+      <w:r>
+        <w:t xml:space="preserve"> </w:t>
+      </w:r>
+      <w:r>
+        <w:rPr>
+          <w:b/>
+        </w:rPr>
+        <w:t xml:space="preserve">The leavening lab (6.7)</w:t>
+      </w:r>
+      <w:r>
+        <w:t xml:space="preserve"> </w:t>
+      </w:r>
+      <w:r>
+        <w:t xml:space="preserve">is a controlled experiment with one variable and four constants; the science teacher’s words for variable, control, hypothesis, and conclusion should be the words on the lab sheet, so ask which wording the grade 7 and grade 8 science classes use and match it.</w:t>
+      </w:r>
+      <w:r>
+        <w:t xml:space="preserve"> </w:t>
+      </w:r>
+      <w:r>
+        <w:rPr>
+          <w:b/>
+        </w:rPr>
+        <w:t xml:space="preserve">The growing in 6.5</w:t>
+      </w:r>
+      <w:r>
+        <w:t xml:space="preserve"> </w:t>
+      </w:r>
+      <w:r>
+        <w:t xml:space="preserve">is a plant life cycle with light, water, and soil as the inputs, and the cups sit on the windowsill for six weeks, which is longer than most science units can hold a living thing. FACS gives science a four-batch data set with a measurable outcome and a windowsill; science gives FACS the vocabulary and, if willing, five minutes on Day 2 of Lesson 6.7 to look at the four batches.</w:t>
+      </w:r>
+    </w:p>
+    <w:p>
+      <w:pPr>
+        <w:pStyle w:val="BodyText"/>
+      </w:pPr>
+      <w:r>
+        <w:rPr>
+          <w:b/>
+        </w:rPr>
+        <w:t xml:space="preserve">Math.</w:t>
+      </w:r>
+      <w:r>
+        <w:t xml:space="preserve"> </w:t>
+      </w:r>
+      <w:r>
+        <w:t xml:space="preserve">Lesson 6.13 is ratio, unit conversion, and unit rate doing real work, and Lesson 6.15 is unit price. Use the same setup and the same words the math class uses: the scale factor as a ratio, the price per ounce as a unit rate, and the variance in Lesson 6.17 as percent change (end minus start over start). FACS gives math four real costing sheets, a set of unit-rate problems with a store circular attached, and the class’s own cost-per-person number; math gives FACS the method students already know and, if willing, ten minutes on Lesson 6.13 Day 2 to check the four running totals.</w:t>
+      </w:r>
+    </w:p>
+    <w:p>
+      <w:pPr>
+        <w:pStyle w:val="BodyText"/>
+      </w:pPr>
+      <w:r>
+        <w:rPr>
+          <w:b/>
+        </w:rPr>
+        <w:t xml:space="preserve">The cafeteria manager.</w:t>
+      </w:r>
+      <w:r>
+        <w:t xml:space="preserve"> </w:t>
+      </w:r>
+      <w:r>
+        <w:t xml:space="preserve">Three things, and this is the most useful relationship in the unit.</w:t>
+      </w:r>
+      <w:r>
+        <w:t xml:space="preserve"> </w:t>
+      </w:r>
+      <w:r>
+        <w:rPr>
+          <w:b/>
+        </w:rPr>
+        <w:t xml:space="preserve">The waste audit (6.3):</w:t>
+      </w:r>
+      <w:r>
+        <w:t xml:space="preserve"> </w:t>
+      </w:r>
+      <w:r>
+        <w:t xml:space="preserve">the audit is more honest with the manager’s cooperation, and the manager may already have a number.</w:t>
+      </w:r>
+      <w:r>
+        <w:t xml:space="preserve"> </w:t>
+      </w:r>
+      <w:r>
+        <w:rPr>
+          <w:b/>
+        </w:rPr>
+        <w:t xml:space="preserve">The allergy list:</w:t>
+      </w:r>
+      <w:r>
+        <w:t xml:space="preserve"> </w:t>
+      </w:r>
+      <w:r>
+        <w:t xml:space="preserve">the building already runs an allergen protocol and the manager knows it; the class allergy list for Lessons 6.7 through 6.17 should match what the cafeteria works from, and the nurse signs off on it.</w:t>
+      </w:r>
+      <w:r>
+        <w:t xml:space="preserve"> </w:t>
+      </w:r>
+      <w:r>
+        <w:rPr>
+          <w:b/>
+        </w:rPr>
+        <w:t xml:space="preserve">Purchasing (6.15):</w:t>
+      </w:r>
+      <w:r>
+        <w:t xml:space="preserve"> </w:t>
+      </w:r>
+      <w:r>
+        <w:t xml:space="preserve">five minutes on how the school actually buys food, what a case costs against a retail package, and what the school’s real per-meal figure is. FACS gives the manager a class that can read a unit price and a purchase list and a waste number from their own room; the manager gives FACS the building’s numbers and its protocol.</w:t>
+      </w:r>
+    </w:p>
+    <w:p>
+      <w:pPr>
+        <w:pStyle w:val="BodyText"/>
+      </w:pPr>
+      <w:r>
+        <w:rPr>
+          <w:b/>
+        </w:rPr>
+        <w:t xml:space="preserve">Health.</w:t>
+      </w:r>
+      <w:r>
+        <w:t xml:space="preserve"> </w:t>
+      </w:r>
+      <w:r>
+        <w:t xml:space="preserve">This unit does not teach nutrition. Unit 1 taught the six nutrients, MyPlate, and labels, and the health course owns dietary guidance, body image, and eating disorders. Unit 6’s overlap with health is three narrow things: food safety and the danger zone (already taught in Unit 1 and practiced here), food access and food insecurity (Lesson 6.4, where the health course may also cover community health resources), and the cultural and social side of eating (Lessons 6.10, 6.11, 6.17). Anything a student says in Lesson 6.4 about food insecurity at home is a quiet referral to the counselor, not a class discussion, and the lesson says so.</w:t>
+      </w:r>
+    </w:p>
+    <w:p>
+      <w:pPr>
+        <w:pStyle w:val="BodyText"/>
+      </w:pPr>
+      <w:r>
+        <w:rPr>
+          <w:b/>
+        </w:rPr>
+        <w:t xml:space="preserve">Social studies.</w:t>
+      </w:r>
+      <w:r>
+        <w:t xml:space="preserve"> </w:t>
+      </w:r>
+      <w:r>
+        <w:t xml:space="preserve">If the social studies course covers trade routes, migration, or the movement of crops between continents, Lesson 6.10 is the same content from the plate side. Share the dish research card. FACS stops at what people eat and why; the causes and the chronology belong to social studies.</w:t>
+      </w:r>
+    </w:p>
+    <w:p>
+      <w:pPr>
+        <w:pStyle w:val="BodyText"/>
+      </w:pPr>
+      <w:r>
+        <w:rPr>
+          <w:b/>
+        </w:rPr>
+        <w:t xml:space="preserve">ELA.</w:t>
+      </w:r>
+      <w:r>
+        <w:t xml:space="preserve"> </w:t>
+      </w:r>
+      <w:r>
+        <w:t xml:space="preserve">The station card in Lesson 6.14 is procedural writing with a test attached, and the reflection in Lesson 6.17 is a claim with evidence. Share both templates so students see one structure for a procedure and one for an argument.</w:t>
+      </w:r>
+    </w:p>
+    <w:p>
+      <w:pPr>
+        <w:pStyle w:val="Heading2"/>
+      </w:pPr>
+      <w:bookmarkStart w:id="43" w:name="connections-in-building-and-community"/>
+      <w:r>
+        <w:t xml:space="preserve">12. Connections (in-building and community)</w:t>
+      </w:r>
+      <w:bookmarkEnd w:id="43"/>
+    </w:p>
+    <w:p>
+      <w:pPr>
+        <w:pStyle w:val="FirstParagraph"/>
+      </w:pPr>
+      <w:r>
+        <w:rPr>
+          <w:b/>
+        </w:rPr>
+        <w:t xml:space="preserve">Inside the building:</w:t>
+      </w:r>
+    </w:p>
+    <w:p>
+      <w:pPr>
+        <w:numPr>
+          <w:ilvl w:val="0"/>
+          <w:numId w:val="1029"/>
+        </w:numPr>
+        <w:pStyle w:val="Compact"/>
+      </w:pPr>
+      <w:r>
+        <w:rPr>
+          <w:b/>
+        </w:rPr>
+        <w:t xml:space="preserve">The cafeteria manager</w:t>
+      </w:r>
+      <w:r>
+        <w:t xml:space="preserve">, for Lessons 6.3, 6.15, and 6.17.</w:t>
+      </w:r>
+      <w:r>
+        <w:t xml:space="preserve"> </w:t>
+      </w:r>
+      <w:r>
+        <w:rPr>
+          <w:b/>
+        </w:rPr>
+        <w:t xml:space="preserve">FACS gives:</w:t>
+      </w:r>
+      <w:r>
+        <w:t xml:space="preserve"> </w:t>
+      </w:r>
+      <w:r>
+        <w:t xml:space="preserve">the waste number from the class’s own audit and again from the project’s Zone 4 count, a class that can read a unit price and a purchase list, and thirty students who now know what the kitchen staff actually do.</w:t>
+      </w:r>
+      <w:r>
+        <w:t xml:space="preserve"> </w:t>
+      </w:r>
+      <w:r>
+        <w:rPr>
+          <w:b/>
+        </w:rPr>
+        <w:t xml:space="preserve">FACS gets:</w:t>
+      </w:r>
+      <w:r>
+        <w:t xml:space="preserve"> </w:t>
+      </w:r>
+      <w:r>
+        <w:t xml:space="preserve">the building’s real per-meal cost, the allergen protocol the school already runs, five minutes on case pricing versus retail pricing, and cooperation on the audit.</w:t>
+      </w:r>
+    </w:p>
+    <w:p>
+      <w:pPr>
+        <w:numPr>
+          <w:ilvl w:val="0"/>
+          <w:numId w:val="1029"/>
+        </w:numPr>
+        <w:pStyle w:val="Compact"/>
+      </w:pPr>
+      <w:r>
+        <w:rPr>
+          <w:b/>
+        </w:rPr>
+        <w:t xml:space="preserve">The science teacher</w:t>
+      </w:r>
+      <w:r>
+        <w:t xml:space="preserve">, for Lessons 6.5 and 6.7.</w:t>
+      </w:r>
+      <w:r>
+        <w:t xml:space="preserve"> </w:t>
+      </w:r>
+      <w:r>
+        <w:rPr>
+          <w:b/>
+        </w:rPr>
+        <w:t xml:space="preserve">FACS gives:</w:t>
+      </w:r>
+      <w:r>
+        <w:t xml:space="preserve"> </w:t>
+      </w:r>
+      <w:r>
+        <w:t xml:space="preserve">a four-batch controlled experiment with a measurable rise, a windowsill of living plants that lasts six weeks, and a lab sheet using science’s own vocabulary.</w:t>
+      </w:r>
+      <w:r>
+        <w:t xml:space="preserve"> </w:t>
+      </w:r>
+      <w:r>
+        <w:rPr>
+          <w:b/>
+        </w:rPr>
+        <w:t xml:space="preserve">FACS gets:</w:t>
+      </w:r>
+      <w:r>
+        <w:t xml:space="preserve"> </w:t>
+      </w:r>
+      <w:r>
+        <w:t xml:space="preserve">the department’s wording for variable, control, and hypothesis, and, if willing, five minutes in the room on the day the batches come out of the oven.</w:t>
+      </w:r>
+    </w:p>
+    <w:p>
+      <w:pPr>
+        <w:numPr>
+          <w:ilvl w:val="0"/>
+          <w:numId w:val="1029"/>
+        </w:numPr>
+        <w:pStyle w:val="Compact"/>
+      </w:pPr>
+      <w:r>
+        <w:rPr>
+          <w:b/>
+        </w:rPr>
+        <w:t xml:space="preserve">The math teacher</w:t>
+      </w:r>
+      <w:r>
+        <w:t xml:space="preserve">, for Lessons 6.13 and 6.15 (see Section 11).</w:t>
+      </w:r>
+    </w:p>
+    <w:p>
+      <w:pPr>
+        <w:numPr>
+          <w:ilvl w:val="0"/>
+          <w:numId w:val="1029"/>
+        </w:numPr>
+        <w:pStyle w:val="Compact"/>
+      </w:pPr>
+      <w:r>
+        <w:rPr>
+          <w:b/>
+        </w:rPr>
+        <w:t xml:space="preserve">The custodian and the building engineer</w:t>
+      </w:r>
+      <w:r>
+        <w:t xml:space="preserve">, for Lessons 6.16 and 6.17. A two-minute conversation the week before about a four-burner, full-oven day and a room that gets cleaned to a signed checklist, and in exchange a working exhaust fan, an extra bus tub, and a warning if the hot water is out.</w:t>
+      </w:r>
+    </w:p>
+    <w:p>
+      <w:pPr>
+        <w:pStyle w:val="FirstParagraph"/>
+      </w:pPr>
+      <w:r>
+        <w:rPr>
+          <w:b/>
+        </w:rPr>
+        <w:t xml:space="preserve">Community:</w:t>
+      </w:r>
+    </w:p>
+    <w:p>
+      <w:pPr>
+        <w:numPr>
+          <w:ilvl w:val="0"/>
+          <w:numId w:val="1030"/>
+        </w:numPr>
+        <w:pStyle w:val="Compact"/>
+      </w:pPr>
+      <w:r>
+        <w:rPr>
+          <w:b/>
+        </w:rPr>
+        <w:t xml:space="preserve">A supermarket manager</w:t>
+      </w:r>
+      <w:r>
+        <w:t xml:space="preserve"> </w:t>
+      </w:r>
+      <w:r>
+        <w:t xml:space="preserve">(the store the circular comes from), for Lessons 6.12, 6.13, and 6.15.</w:t>
+      </w:r>
+      <w:r>
+        <w:t xml:space="preserve"> </w:t>
+      </w:r>
+      <w:r>
+        <w:rPr>
+          <w:b/>
+        </w:rPr>
+        <w:t xml:space="preserve">FACS gives:</w:t>
+      </w:r>
+      <w:r>
+        <w:t xml:space="preserve"> </w:t>
+      </w:r>
+      <w:r>
+        <w:t xml:space="preserve">a class of customers who can read a unit price, a thank-you note from every student, and a real purchase.</w:t>
+      </w:r>
+      <w:r>
+        <w:t xml:space="preserve"> </w:t>
+      </w:r>
+      <w:r>
+        <w:rPr>
+          <w:b/>
+        </w:rPr>
+        <w:t xml:space="preserve">FACS gets:</w:t>
+      </w:r>
+      <w:r>
+        <w:t xml:space="preserve"> </w:t>
+      </w:r>
+      <w:r>
+        <w:t xml:space="preserve">a stack of this week’s circulars, a five-minute answer on why a store brand costs less and who writes the circular, sometimes a donation toward the $80, and occasionally permission to bring two students along on the shopping trip.</w:t>
+      </w:r>
+    </w:p>
+    <w:p>
+      <w:pPr>
+        <w:numPr>
+          <w:ilvl w:val="0"/>
+          <w:numId w:val="1030"/>
+        </w:numPr>
+        <w:pStyle w:val="Compact"/>
+      </w:pPr>
+      <w:r>
+        <w:rPr>
+          <w:b/>
+        </w:rPr>
+        <w:t xml:space="preserve">A Cornell Cooperative Extension educator from the county office</w:t>
+      </w:r>
+      <w:r>
+        <w:t xml:space="preserve">, for Lessons 6.5, 6.4, and 6.18.</w:t>
+      </w:r>
+      <w:r>
+        <w:t xml:space="preserve"> </w:t>
+      </w:r>
+      <w:r>
+        <w:rPr>
+          <w:b/>
+        </w:rPr>
+        <w:t xml:space="preserve">FACS gives:</w:t>
+      </w:r>
+      <w:r>
+        <w:t xml:space="preserve"> </w:t>
+      </w:r>
+      <w:r>
+        <w:t xml:space="preserve">a class that has audited its own waste, planted something, and studied food access, plus a ready audience for a program Extension already runs in schools.</w:t>
+      </w:r>
+      <w:r>
+        <w:t xml:space="preserve"> </w:t>
+      </w:r>
+      <w:r>
+        <w:rPr>
+          <w:b/>
+        </w:rPr>
+        <w:t xml:space="preserve">FACS gets:</w:t>
+      </w:r>
+      <w:r>
+        <w:t xml:space="preserve"> </w:t>
+      </w:r>
+      <w:r>
+        <w:t xml:space="preserve">a professional who can talk about local growing, composting, food safety, and nutrition, materials that are free and already written for this age, and a real person behind the farmer, agricultural engineer, and dietitian cards. This is the easiest yes on the list.</w:t>
+      </w:r>
+    </w:p>
+    <w:p>
+      <w:pPr>
+        <w:numPr>
+          <w:ilvl w:val="0"/>
+          <w:numId w:val="1030"/>
+        </w:numPr>
+        <w:pStyle w:val="Compact"/>
+      </w:pPr>
+      <w:r>
+        <w:rPr>
+          <w:b/>
+        </w:rPr>
+        <w:t xml:space="preserve">A local farm or farmers market vendor</w:t>
+      </w:r>
+      <w:r>
+        <w:t xml:space="preserve"> </w:t>
+      </w:r>
+      <w:r>
+        <w:t xml:space="preserve">on the North Fork or at the nearest market, for Lessons 6.2 and 6.18.</w:t>
+      </w:r>
+      <w:r>
+        <w:t xml:space="preserve"> </w:t>
+      </w:r>
+      <w:r>
+        <w:rPr>
+          <w:b/>
+        </w:rPr>
+        <w:t xml:space="preserve">FACS gives:</w:t>
+      </w:r>
+      <w:r>
+        <w:t xml:space="preserve"> </w:t>
+      </w:r>
+      <w:r>
+        <w:t xml:space="preserve">twenty-eight families who now know what</w:t>
+      </w:r>
+      <w:r>
+        <w:t xml:space="preserve"> </w:t>
+      </w:r>
+      <w:r>
+        <w:t xml:space="preserve">“</w:t>
+      </w:r>
+      <w:r>
+        <w:t xml:space="preserve">in season</w:t>
+      </w:r>
+      <w:r>
+        <w:t xml:space="preserve">”</w:t>
+      </w:r>
+      <w:r>
+        <w:t xml:space="preserve"> </w:t>
+      </w:r>
+      <w:r>
+        <w:t xml:space="preserve">means and where the market is, and a thank-you from the class.</w:t>
+      </w:r>
+      <w:r>
+        <w:t xml:space="preserve"> </w:t>
+      </w:r>
+      <w:r>
+        <w:rPr>
+          <w:b/>
+        </w:rPr>
+        <w:t xml:space="preserve">FACS gets:</w:t>
+      </w:r>
+      <w:r>
+        <w:t xml:space="preserve"> </w:t>
+      </w:r>
+      <w:r>
+        <w:t xml:space="preserve">ten minutes on what actually grows here and when, what a grower is paid compared to the shelf price, and one story about a season that went wrong.</w:t>
+      </w:r>
+    </w:p>
+    <w:p>
+      <w:pPr>
+        <w:numPr>
+          <w:ilvl w:val="0"/>
+          <w:numId w:val="1030"/>
+        </w:numPr>
+        <w:pStyle w:val="Compact"/>
+      </w:pPr>
+      <w:r>
+        <w:rPr>
+          <w:b/>
+        </w:rPr>
+        <w:t xml:space="preserve">A food pantry or food rescue organization</w:t>
+      </w:r>
+      <w:r>
+        <w:t xml:space="preserve">, for Lessons 6.4 and 6.17.</w:t>
+      </w:r>
+      <w:r>
+        <w:t xml:space="preserve"> </w:t>
+      </w:r>
+      <w:r>
+        <w:rPr>
+          <w:b/>
+        </w:rPr>
+        <w:t xml:space="preserve">FACS gives:</w:t>
+      </w:r>
+      <w:r>
+        <w:t xml:space="preserve"> </w:t>
+      </w:r>
+      <w:r>
+        <w:t xml:space="preserve">unopened, in-date, shelf-stable leftovers where the pantry’s rules allow it, a class that has counted its own waste, and students who know what SNAP and WIC are.</w:t>
+      </w:r>
+      <w:r>
+        <w:t xml:space="preserve"> </w:t>
+      </w:r>
+      <w:r>
+        <w:rPr>
+          <w:b/>
+        </w:rPr>
+        <w:t xml:space="preserve">FACS gets:</w:t>
+      </w:r>
+      <w:r>
+        <w:t xml:space="preserve"> </w:t>
+      </w:r>
+      <w:r>
+        <w:t xml:space="preserve">one visit or one email answering what they wish more people understood about feeding a group, and real numbers about need in this county.</w:t>
+      </w:r>
+    </w:p>
+    <w:p>
+      <w:pPr>
+        <w:pStyle w:val="Heading2"/>
+      </w:pPr>
+      <w:bookmarkStart w:id="44" w:name="vocabulary-for-translation"/>
+      <w:r>
+        <w:t xml:space="preserve">13. Vocabulary for translation</w:t>
+      </w:r>
+      <w:bookmarkEnd w:id="44"/>
+    </w:p>
+    <w:p>
+      <w:pPr>
+        <w:pStyle w:val="FirstParagraph"/>
+      </w:pPr>
+      <w:r>
+        <w:t xml:space="preserve">See</w:t>
       </w:r>
       <w:r>
         <w:t xml:space="preserve"> </w:t>
@@ -7241,1160 +7787,10 @@
         <w:rPr>
           <w:rStyle w:val="VerbatimChar"/>
         </w:rPr>
-        <w:t xml:space="preserve">Slides 06.18</w:t>
-      </w:r>
-      <w:r>
-        <w:t xml:space="preserve">, in the same folder. The site build renders every outline as an HTML deck.</w:t>
-      </w:r>
-    </w:p>
-    <w:p>
-      <w:pPr>
-        <w:pStyle w:val="BodyText"/>
-      </w:pPr>
-      <w:r>
-        <w:rPr>
-          <w:b/>
-        </w:rPr>
-        <w:t xml:space="preserve">No-kitchen plan for the whole unit:</w:t>
-      </w:r>
-      <w:r>
-        <w:t xml:space="preserve"> </w:t>
-      </w:r>
-      <w:r>
-        <w:t xml:space="preserve">every lesson in Topic 6.1 and Lessons 6.6, 6.10, 6.11, 6.12, 6.13, 6.14, 6.15, and 6.18 already run without a kitchen. Lesson 6.7’s quick bread has a no-oven version; Lesson 6.8 becomes a Cold Noodle Bowl (about $11 per station) and Lesson 6.9 becomes Rolled Bean and Cheese Wraps (about $13 per station), both on the same roles, phases, and station check. The project’s full no-cook version is in</w:t>
-      </w:r>
-      <w:r>
-        <w:t xml:space="preserve"> </w:t>
-      </w:r>
-      <w:r>
-        <w:rPr>
-          <w:rStyle w:val="VerbatimChar"/>
-        </w:rPr>
-        <w:t xml:space="preserve">Project 06</w:t>
-      </w:r>
-      <w:r>
-        <w:t xml:space="preserve">. A whole-unit no-kitchen run costs slightly more in paper goods and slightly less in food, and it teaches the cold chain better than the kitchen version does.</w:t>
-      </w:r>
-    </w:p>
-    <w:p>
-      <w:pPr>
-        <w:pStyle w:val="Heading2"/>
-      </w:pPr>
-      <w:bookmarkStart w:id="42" w:name="health-and-other-department-coordination"/>
-      <w:r>
-        <w:t xml:space="preserve">11. Health and other-department coordination</w:t>
-      </w:r>
-      <w:bookmarkEnd w:id="42"/>
-    </w:p>
-    <w:p>
-      <w:pPr>
-        <w:pStyle w:val="FirstParagraph"/>
-      </w:pPr>
-      <w:r>
-        <w:rPr>
-          <w:b/>
-        </w:rPr>
-        <w:t xml:space="preserve">Science.</w:t>
-      </w:r>
-      <w:r>
-        <w:t xml:space="preserve"> </w:t>
-      </w:r>
-      <w:r>
-        <w:t xml:space="preserve">Two places, and both are real opportunities rather than courtesies.</w:t>
-      </w:r>
-      <w:r>
-        <w:t xml:space="preserve"> </w:t>
-      </w:r>
-      <w:r>
-        <w:rPr>
-          <w:b/>
-        </w:rPr>
-        <w:t xml:space="preserve">The leavening lab (6.7)</w:t>
-      </w:r>
-      <w:r>
-        <w:t xml:space="preserve"> </w:t>
-      </w:r>
-      <w:r>
-        <w:t xml:space="preserve">is a controlled experiment with one variable and four controls; the science teacher’s words for variable, control, hypothesis, and conclusion should be the words on the lab sheet, so ask which wording the grade 7 and grade 8 science classes use and match it.</w:t>
-      </w:r>
-      <w:r>
-        <w:t xml:space="preserve"> </w:t>
-      </w:r>
-      <w:r>
-        <w:rPr>
-          <w:b/>
-        </w:rPr>
-        <w:t xml:space="preserve">The growing in 6.5</w:t>
-      </w:r>
-      <w:r>
-        <w:t xml:space="preserve"> </w:t>
-      </w:r>
-      <w:r>
-        <w:t xml:space="preserve">is a plant life cycle with light, water, and soil as the inputs, and the cups sit on the windowsill for six weeks, which is longer than most science units can hold a living thing. FACS gives science a four-batch data set with a measurable outcome and a windowsill; science gives FACS the vocabulary and, if willing, five minutes on Day 2 of Lesson 6.7 to look at the four batches.</w:t>
-      </w:r>
-      <w:r>
-        <w:t xml:space="preserve"> </w:t>
-      </w:r>
-      <w:r>
-        <w:rPr>
-          <w:rStyle w:val="TeacherNote"/>
-        </w:rPr>
-        <w:t xml:space="preserve">[Sal: ask in September which grade does controlled experiments and when, so Lesson 6.7 lands after it rather than before.]</w:t>
-      </w:r>
-    </w:p>
-    <w:p>
-      <w:pPr>
-        <w:pStyle w:val="BodyText"/>
-      </w:pPr>
-      <w:r>
-        <w:rPr>
-          <w:b/>
-        </w:rPr>
-        <w:t xml:space="preserve">Math.</w:t>
-      </w:r>
-      <w:r>
-        <w:t xml:space="preserve"> </w:t>
-      </w:r>
-      <w:r>
-        <w:t xml:space="preserve">Lesson 6.13 is ratio, unit conversion, and unit rate doing real work, and Lesson 6.15 is unit price. Use the same setup and the same words the math class uses: the scale factor as a ratio, the price per ounce as a unit rate, and the variance in Lesson 6.17 as percent change (end minus start over start). FACS gives math four real costing sheets, a set of unit-rate problems with a store circular attached, and the class’s own cost-per-person number; math gives FACS the method students already know and, if willing, ten minutes on Lesson 6.13 Day 2 to check the four running totals.</w:t>
-      </w:r>
-      <w:r>
-        <w:t xml:space="preserve"> </w:t>
-      </w:r>
-      <w:r>
-        <w:rPr>
-          <w:rStyle w:val="TeacherNote"/>
-        </w:rPr>
-        <w:t xml:space="preserve">[Sal: ask which grade has unit rate and percent change by April, because 6.13 and 6.17 depend on both.]</w:t>
-      </w:r>
-    </w:p>
-    <w:p>
-      <w:pPr>
-        <w:pStyle w:val="BodyText"/>
-      </w:pPr>
-      <w:r>
-        <w:rPr>
-          <w:b/>
-        </w:rPr>
-        <w:t xml:space="preserve">The cafeteria manager.</w:t>
-      </w:r>
-      <w:r>
-        <w:t xml:space="preserve"> </w:t>
-      </w:r>
-      <w:r>
-        <w:t xml:space="preserve">Three things, and this is the most useful relationship in the unit.</w:t>
-      </w:r>
-      <w:r>
-        <w:t xml:space="preserve"> </w:t>
-      </w:r>
-      <w:r>
-        <w:rPr>
-          <w:b/>
-        </w:rPr>
-        <w:t xml:space="preserve">The waste audit (6.3):</w:t>
-      </w:r>
-      <w:r>
-        <w:t xml:space="preserve"> </w:t>
-      </w:r>
-      <w:r>
-        <w:t xml:space="preserve">the audit is more honest with the manager’s cooperation, and the manager may already have a number.</w:t>
-      </w:r>
-      <w:r>
-        <w:t xml:space="preserve"> </w:t>
-      </w:r>
-      <w:r>
-        <w:rPr>
-          <w:b/>
-        </w:rPr>
-        <w:t xml:space="preserve">The allergy list:</w:t>
-      </w:r>
-      <w:r>
-        <w:t xml:space="preserve"> </w:t>
-      </w:r>
-      <w:r>
-        <w:t xml:space="preserve">the building already runs an allergen protocol and the manager knows it; the class allergy list for Lessons 6.7 through 6.17 should match what the cafeteria works from, and the nurse signs off on it.</w:t>
-      </w:r>
-      <w:r>
-        <w:t xml:space="preserve"> </w:t>
-      </w:r>
-      <w:r>
-        <w:rPr>
-          <w:b/>
-        </w:rPr>
-        <w:t xml:space="preserve">Purchasing (6.15):</w:t>
-      </w:r>
-      <w:r>
-        <w:t xml:space="preserve"> </w:t>
-      </w:r>
-      <w:r>
-        <w:t xml:space="preserve">five minutes on how the school actually buys food, what a case costs against a retail package, and what the school’s real per-meal figure is. FACS gives the manager a class that can read a unit price and a purchase list and a waste number from their own room; the manager gives FACS the building’s numbers and its protocol.</w:t>
-      </w:r>
-      <w:r>
-        <w:t xml:space="preserve"> </w:t>
-      </w:r>
-      <w:r>
-        <w:rPr>
-          <w:rStyle w:val="TeacherNote"/>
-        </w:rPr>
-        <w:t xml:space="preserve">[Sal: the Brentwood cafeteria manager is somebody you already know. If your school’s food service is contracted out, ask the district’s or the vendor’s food service director instead.]</w:t>
-      </w:r>
-    </w:p>
-    <w:p>
-      <w:pPr>
-        <w:pStyle w:val="BodyText"/>
-      </w:pPr>
-      <w:r>
-        <w:rPr>
-          <w:b/>
-        </w:rPr>
-        <w:t xml:space="preserve">Health.</w:t>
-      </w:r>
-      <w:r>
-        <w:t xml:space="preserve"> </w:t>
-      </w:r>
-      <w:r>
-        <w:t xml:space="preserve">This unit does not teach nutrition. Unit 1 taught the six nutrients, MyPlate, and labels, and the health course owns dietary guidance, body image, and eating disorders. Unit 6’s overlap with health is three narrow things: food safety and the danger zone (already taught in Unit 1 and practiced here), food access and food insecurity (Lesson 6.4, where the health course may also cover community health resources), and the cultural and social side of eating (Lessons 6.10, 6.11, 6.17). Anything a student says in Lesson 6.4 about food insecurity at home is a quiet referral to the counselor, not a class discussion, and the lesson says so.</w:t>
-      </w:r>
-      <w:r>
-        <w:t xml:space="preserve"> </w:t>
-      </w:r>
-      <w:r>
-        <w:rPr>
-          <w:rStyle w:val="TeacherNote"/>
-        </w:rPr>
-        <w:t xml:space="preserve">[Sal: tell the health teacher before Lesson 6.4 that food insecurity will be named in your room that week, so the two rooms say it the same way.]</w:t>
-      </w:r>
-    </w:p>
-    <w:p>
-      <w:pPr>
-        <w:pStyle w:val="BodyText"/>
-      </w:pPr>
-      <w:r>
-        <w:rPr>
-          <w:b/>
-        </w:rPr>
-        <w:t xml:space="preserve">Social studies.</w:t>
-      </w:r>
-      <w:r>
-        <w:t xml:space="preserve"> </w:t>
-      </w:r>
-      <w:r>
-        <w:t xml:space="preserve">If the social studies course covers trade routes, migration, or the movement of crops between continents, Lesson 6.10 is the same content from the plate side. Share the dish research card. FACS stops at what people eat and why; the causes and the chronology belong to social studies.</w:t>
-      </w:r>
-    </w:p>
-    <w:p>
-      <w:pPr>
-        <w:pStyle w:val="BodyText"/>
-      </w:pPr>
-      <w:r>
-        <w:rPr>
-          <w:b/>
-        </w:rPr>
-        <w:t xml:space="preserve">ELA.</w:t>
-      </w:r>
-      <w:r>
-        <w:t xml:space="preserve"> </w:t>
-      </w:r>
-      <w:r>
-        <w:t xml:space="preserve">The station card in Lesson 6.14 is procedural writing with a test attached, and the reflection in Lesson 6.17 is a claim with evidence. Share both templates so students see one structure for a procedure and one for an argument.</w:t>
-      </w:r>
-    </w:p>
-    <w:p>
-      <w:pPr>
-        <w:pStyle w:val="Heading2"/>
-      </w:pPr>
-      <w:bookmarkStart w:id="43" w:name="connections-in-building-and-community"/>
-      <w:r>
-        <w:t xml:space="preserve">12. Connections (in-building and community)</w:t>
-      </w:r>
-      <w:bookmarkEnd w:id="43"/>
-    </w:p>
-    <w:p>
-      <w:pPr>
-        <w:pStyle w:val="FirstParagraph"/>
-      </w:pPr>
-      <w:r>
-        <w:rPr>
-          <w:b/>
-        </w:rPr>
-        <w:t xml:space="preserve">Inside the building:</w:t>
-      </w:r>
-    </w:p>
-    <w:p>
-      <w:pPr>
-        <w:numPr>
-          <w:ilvl w:val="0"/>
-          <w:numId w:val="1029"/>
-        </w:numPr>
-        <w:pStyle w:val="Compact"/>
-      </w:pPr>
-      <w:r>
-        <w:rPr>
-          <w:b/>
-        </w:rPr>
-        <w:t xml:space="preserve">The cafeteria manager</w:t>
-      </w:r>
-      <w:r>
-        <w:t xml:space="preserve">, for Lessons 6.3, 6.15, and 6.17.</w:t>
-      </w:r>
-      <w:r>
-        <w:t xml:space="preserve"> </w:t>
-      </w:r>
-      <w:r>
-        <w:rPr>
-          <w:b/>
-        </w:rPr>
-        <w:t xml:space="preserve">FACS gives:</w:t>
-      </w:r>
-      <w:r>
-        <w:t xml:space="preserve"> </w:t>
-      </w:r>
-      <w:r>
-        <w:t xml:space="preserve">the waste number from the class’s own audit and again from the project’s Zone 4 count, a class that can read a unit price and a purchase list, and thirty students who now know what the kitchen staff actually do.</w:t>
-      </w:r>
-      <w:r>
-        <w:t xml:space="preserve"> </w:t>
-      </w:r>
-      <w:r>
-        <w:rPr>
-          <w:b/>
-        </w:rPr>
-        <w:t xml:space="preserve">FACS gets:</w:t>
-      </w:r>
-      <w:r>
-        <w:t xml:space="preserve"> </w:t>
-      </w:r>
-      <w:r>
-        <w:t xml:space="preserve">the building’s real per-meal cost, the allergen protocol the school already runs, five minutes on case pricing versus retail pricing, and cooperation on the audit.</w:t>
-      </w:r>
-      <w:r>
-        <w:t xml:space="preserve"> </w:t>
-      </w:r>
-      <w:r>
-        <w:rPr>
-          <w:rStyle w:val="TeacherNote"/>
-        </w:rPr>
-        <w:t xml:space="preserve">[Sal: name the person once you know the building.]</w:t>
-      </w:r>
-    </w:p>
-    <w:p>
-      <w:pPr>
-        <w:numPr>
-          <w:ilvl w:val="0"/>
-          <w:numId w:val="1029"/>
-        </w:numPr>
-        <w:pStyle w:val="Compact"/>
-      </w:pPr>
-      <w:r>
-        <w:rPr>
-          <w:b/>
-        </w:rPr>
-        <w:t xml:space="preserve">The science teacher</w:t>
-      </w:r>
-      <w:r>
-        <w:t xml:space="preserve">, for Lessons 6.5 and 6.7.</w:t>
-      </w:r>
-      <w:r>
-        <w:t xml:space="preserve"> </w:t>
-      </w:r>
-      <w:r>
-        <w:rPr>
-          <w:b/>
-        </w:rPr>
-        <w:t xml:space="preserve">FACS gives:</w:t>
-      </w:r>
-      <w:r>
-        <w:t xml:space="preserve"> </w:t>
-      </w:r>
-      <w:r>
-        <w:t xml:space="preserve">a four-batch controlled experiment with a measurable rise, a windowsill of living plants that lasts six weeks, and a lab sheet using science’s own vocabulary.</w:t>
-      </w:r>
-      <w:r>
-        <w:t xml:space="preserve"> </w:t>
-      </w:r>
-      <w:r>
-        <w:rPr>
-          <w:b/>
-        </w:rPr>
-        <w:t xml:space="preserve">FACS gets:</w:t>
-      </w:r>
-      <w:r>
-        <w:t xml:space="preserve"> </w:t>
-      </w:r>
-      <w:r>
-        <w:t xml:space="preserve">the department’s wording for variable, control, and hypothesis, and, if willing, five minutes in the room on the day the batches come out of the oven.</w:t>
-      </w:r>
-      <w:r>
-        <w:t xml:space="preserve"> </w:t>
-      </w:r>
-      <w:r>
-        <w:rPr>
-          <w:rStyle w:val="TeacherNote"/>
-        </w:rPr>
-        <w:t xml:space="preserve">[Sal: name the teacher and ask which grade does controlled experiments.]</w:t>
-      </w:r>
-    </w:p>
-    <w:p>
-      <w:pPr>
-        <w:numPr>
-          <w:ilvl w:val="0"/>
-          <w:numId w:val="1029"/>
-        </w:numPr>
-        <w:pStyle w:val="Compact"/>
-      </w:pPr>
-      <w:r>
-        <w:rPr>
-          <w:b/>
-        </w:rPr>
-        <w:t xml:space="preserve">The math teacher</w:t>
-      </w:r>
-      <w:r>
-        <w:t xml:space="preserve">, for Lessons 6.13 and 6.15 (see Section 11).</w:t>
-      </w:r>
-    </w:p>
-    <w:p>
-      <w:pPr>
-        <w:numPr>
-          <w:ilvl w:val="0"/>
-          <w:numId w:val="1029"/>
-        </w:numPr>
-        <w:pStyle w:val="Compact"/>
-      </w:pPr>
-      <w:r>
-        <w:rPr>
-          <w:b/>
-        </w:rPr>
-        <w:t xml:space="preserve">The custodian and the building engineer</w:t>
-      </w:r>
-      <w:r>
-        <w:t xml:space="preserve">, for Lessons 6.16 and 6.17. A two-minute conversation the week before about a four-burner, full-oven day and a room that gets cleaned to a signed checklist, and in exchange a working exhaust fan, an extra bus tub, and a warning if the hot water is out.</w:t>
-      </w:r>
-    </w:p>
-    <w:p>
-      <w:pPr>
-        <w:pStyle w:val="FirstParagraph"/>
-      </w:pPr>
-      <w:r>
-        <w:rPr>
-          <w:b/>
-        </w:rPr>
-        <w:t xml:space="preserve">Community:</w:t>
-      </w:r>
-    </w:p>
-    <w:p>
-      <w:pPr>
-        <w:numPr>
-          <w:ilvl w:val="0"/>
-          <w:numId w:val="1030"/>
-        </w:numPr>
-        <w:pStyle w:val="Compact"/>
-      </w:pPr>
-      <w:r>
-        <w:rPr>
-          <w:b/>
-        </w:rPr>
-        <w:t xml:space="preserve">A supermarket manager</w:t>
-      </w:r>
-      <w:r>
-        <w:t xml:space="preserve"> </w:t>
-      </w:r>
-      <w:r>
-        <w:t xml:space="preserve">(the store the circular comes from), for Lessons 6.12, 6.13, and 6.15.</w:t>
-      </w:r>
-      <w:r>
-        <w:t xml:space="preserve"> </w:t>
-      </w:r>
-      <w:r>
-        <w:rPr>
-          <w:b/>
-        </w:rPr>
-        <w:t xml:space="preserve">FACS gives:</w:t>
-      </w:r>
-      <w:r>
-        <w:t xml:space="preserve"> </w:t>
-      </w:r>
-      <w:r>
-        <w:t xml:space="preserve">a class of customers who can read a unit price, a thank-you note from every student, and a real purchase.</w:t>
-      </w:r>
-      <w:r>
-        <w:t xml:space="preserve"> </w:t>
-      </w:r>
-      <w:r>
-        <w:rPr>
-          <w:b/>
-        </w:rPr>
-        <w:t xml:space="preserve">FACS gets:</w:t>
-      </w:r>
-      <w:r>
-        <w:t xml:space="preserve"> </w:t>
-      </w:r>
-      <w:r>
-        <w:t xml:space="preserve">a stack of this week’s circulars, a five-minute answer on why a store brand costs less and who writes the circular, sometimes a donation toward the $80, and occasionally permission to bring two students along on the shopping trip.</w:t>
-      </w:r>
-      <w:r>
-        <w:t xml:space="preserve"> </w:t>
-      </w:r>
-      <w:r>
-        <w:rPr>
-          <w:rStyle w:val="TeacherNote"/>
-        </w:rPr>
-        <w:t xml:space="preserve">[Sal: you priced the King Kullen lists yourself; ask the manager whether they will hold the order and whether they do school donations.]</w:t>
-      </w:r>
-    </w:p>
-    <w:p>
-      <w:pPr>
-        <w:numPr>
-          <w:ilvl w:val="0"/>
-          <w:numId w:val="1030"/>
-        </w:numPr>
-        <w:pStyle w:val="Compact"/>
-      </w:pPr>
-      <w:r>
-        <w:rPr>
-          <w:b/>
-        </w:rPr>
-        <w:t xml:space="preserve">A Cornell Cooperative Extension of Suffolk County educator</w:t>
-      </w:r>
-      <w:r>
-        <w:t xml:space="preserve">, for Lessons 6.5, 6.4, and 6.18.</w:t>
-      </w:r>
-      <w:r>
-        <w:t xml:space="preserve"> </w:t>
-      </w:r>
-      <w:r>
-        <w:rPr>
-          <w:b/>
-        </w:rPr>
-        <w:t xml:space="preserve">FACS gives:</w:t>
-      </w:r>
-      <w:r>
-        <w:t xml:space="preserve"> </w:t>
-      </w:r>
-      <w:r>
-        <w:t xml:space="preserve">a class that has audited its own waste, planted something, and studied food access, plus a ready audience for a program Extension already runs in schools.</w:t>
-      </w:r>
-      <w:r>
-        <w:t xml:space="preserve"> </w:t>
-      </w:r>
-      <w:r>
-        <w:rPr>
-          <w:b/>
-        </w:rPr>
-        <w:t xml:space="preserve">FACS gets:</w:t>
-      </w:r>
-      <w:r>
-        <w:t xml:space="preserve"> </w:t>
-      </w:r>
-      <w:r>
-        <w:t xml:space="preserve">a professional who can talk about local growing, composting, food safety, and nutrition, materials that are free and already written for this age, and a real person behind the farmer, agricultural engineer, and dietitian cards. This is the easiest yes on the list.</w:t>
-      </w:r>
-    </w:p>
-    <w:p>
-      <w:pPr>
-        <w:numPr>
-          <w:ilvl w:val="0"/>
-          <w:numId w:val="1030"/>
-        </w:numPr>
-        <w:pStyle w:val="Compact"/>
-      </w:pPr>
-      <w:r>
-        <w:rPr>
-          <w:b/>
-        </w:rPr>
-        <w:t xml:space="preserve">A local farm or farmers market vendor</w:t>
-      </w:r>
-      <w:r>
-        <w:t xml:space="preserve"> </w:t>
-      </w:r>
-      <w:r>
-        <w:t xml:space="preserve">on the North Fork or at the nearest market, for Lessons 6.2 and 6.18.</w:t>
-      </w:r>
-      <w:r>
-        <w:t xml:space="preserve"> </w:t>
-      </w:r>
-      <w:r>
-        <w:rPr>
-          <w:b/>
-        </w:rPr>
-        <w:t xml:space="preserve">FACS gives:</w:t>
-      </w:r>
-      <w:r>
-        <w:t xml:space="preserve"> </w:t>
-      </w:r>
-      <w:r>
-        <w:t xml:space="preserve">twenty-eight families who now know what</w:t>
-      </w:r>
-      <w:r>
-        <w:t xml:space="preserve"> </w:t>
-      </w:r>
-      <w:r>
-        <w:t xml:space="preserve">“</w:t>
-      </w:r>
-      <w:r>
-        <w:t xml:space="preserve">in season</w:t>
-      </w:r>
-      <w:r>
-        <w:t xml:space="preserve">”</w:t>
-      </w:r>
-      <w:r>
-        <w:t xml:space="preserve"> </w:t>
-      </w:r>
-      <w:r>
-        <w:t xml:space="preserve">means and where the market is, and a thank-you from the class.</w:t>
-      </w:r>
-      <w:r>
-        <w:t xml:space="preserve"> </w:t>
-      </w:r>
-      <w:r>
-        <w:rPr>
-          <w:b/>
-        </w:rPr>
-        <w:t xml:space="preserve">FACS gets:</w:t>
-      </w:r>
-      <w:r>
-        <w:t xml:space="preserve"> </w:t>
-      </w:r>
-      <w:r>
-        <w:t xml:space="preserve">ten minutes on what actually grows here and when, what a grower is paid compared to the shelf price, and one story about a season that went wrong.</w:t>
-      </w:r>
-    </w:p>
-    <w:p>
-      <w:pPr>
-        <w:numPr>
-          <w:ilvl w:val="0"/>
-          <w:numId w:val="1030"/>
-        </w:numPr>
-        <w:pStyle w:val="Compact"/>
-      </w:pPr>
-      <w:r>
-        <w:rPr>
-          <w:b/>
-        </w:rPr>
-        <w:t xml:space="preserve">A food pantry or food rescue organization</w:t>
-      </w:r>
-      <w:r>
-        <w:t xml:space="preserve">, for Lessons 6.4 and 6.17.</w:t>
-      </w:r>
-      <w:r>
-        <w:t xml:space="preserve"> </w:t>
-      </w:r>
-      <w:r>
-        <w:rPr>
-          <w:b/>
-        </w:rPr>
-        <w:t xml:space="preserve">FACS gives:</w:t>
-      </w:r>
-      <w:r>
-        <w:t xml:space="preserve"> </w:t>
-      </w:r>
-      <w:r>
-        <w:t xml:space="preserve">unopened, in-date, shelf-stable leftovers where the pantry’s rules allow it, a class that has counted its own waste, and students who know what SNAP and WIC are.</w:t>
-      </w:r>
-      <w:r>
-        <w:t xml:space="preserve"> </w:t>
-      </w:r>
-      <w:r>
-        <w:rPr>
-          <w:b/>
-        </w:rPr>
-        <w:t xml:space="preserve">FACS gets:</w:t>
-      </w:r>
-      <w:r>
-        <w:t xml:space="preserve"> </w:t>
-      </w:r>
-      <w:r>
-        <w:t xml:space="preserve">one visit or one email answering what they wish more people understood about feeding a group, and real numbers about need in this county.</w:t>
-      </w:r>
-      <w:r>
-        <w:t xml:space="preserve"> </w:t>
-      </w:r>
-      <w:r>
-        <w:rPr>
-          <w:rStyle w:val="TeacherNote"/>
-        </w:rPr>
-        <w:t xml:space="preserve">[Sal: name the pantry near your school and check their donation rules before promising anything. Many will not take open packages or anything cooked in a school kitchen.]</w:t>
-      </w:r>
-    </w:p>
-    <w:p>
-      <w:pPr>
-        <w:pStyle w:val="Heading2"/>
-      </w:pPr>
-      <w:bookmarkStart w:id="44" w:name="vocabulary-for-translation"/>
-      <w:r>
-        <w:t xml:space="preserve">13. Vocabulary for translation</w:t>
-      </w:r>
-      <w:bookmarkEnd w:id="44"/>
-    </w:p>
-    <w:p>
-      <w:pPr>
-        <w:pStyle w:val="FirstParagraph"/>
-      </w:pPr>
-      <w:r>
-        <w:t xml:space="preserve">See</w:t>
-      </w:r>
-      <w:r>
-        <w:t xml:space="preserve"> </w:t>
-      </w:r>
-      <w:r>
-        <w:rPr>
-          <w:rStyle w:val="VerbatimChar"/>
-        </w:rPr>
         <w:t xml:space="preserve">Vocabulary 06.md</w:t>
       </w:r>
       <w:r>
-        <w:t xml:space="preserve">: about 45 Tier 3 terms across the four topics with a one-line student definition written for a grade 6 to 7 reader and columns for Turkish, Portuguese, and Spanish, marked</w:t>
-      </w:r>
-      <w:r>
-        <w:t xml:space="preserve"> </w:t>
-      </w:r>
-      <w:r>
-        <w:rPr>
-          <w:b/>
-        </w:rPr>
-        <w:t xml:space="preserve">[check with a native speaker]</w:t>
-      </w:r>
-      <w:r>
-        <w:t xml:space="preserve"> </w:t>
-      </w:r>
-      <w:r>
-        <w:t xml:space="preserve">until a native speaker, a bilingual colleague, or the ENL teacher verifies the whole table. The file also carries sentence starters in all four languages for three things: taking a role in a lab, writing the dish research card, and writing the project reflection. Each lesson names its own Tier 3 words and its handout carries a word bank pulled from the table. The site’s Materials page prints the table as picture-ready cards.</w:t>
-      </w:r>
-    </w:p>
-    <w:p>
-      <w:pPr>
-        <w:pStyle w:val="Heading2"/>
-      </w:pPr>
-      <w:bookmarkStart w:id="45" w:name="what-sal-should-replace"/>
-      <w:r>
-        <w:t xml:space="preserve">14. What Sal should replace</w:t>
-      </w:r>
-      <w:bookmarkEnd w:id="45"/>
-    </w:p>
-    <w:p>
-      <w:pPr>
-        <w:pStyle w:val="FirstParagraph"/>
-      </w:pPr>
-      <w:r>
-        <w:t xml:space="preserve">Placeholders in the three unit-level files (</w:t>
-      </w:r>
-      <w:r>
-        <w:rPr>
-          <w:rStyle w:val="VerbatimChar"/>
-        </w:rPr>
-        <w:t xml:space="preserve">Unit 06</w:t>
-      </w:r>
-      <w:r>
-        <w:t xml:space="preserve">,</w:t>
-      </w:r>
-      <w:r>
-        <w:t xml:space="preserve"> </w:t>
-      </w:r>
-      <w:r>
-        <w:rPr>
-          <w:rStyle w:val="VerbatimChar"/>
-        </w:rPr>
-        <w:t xml:space="preserve">Calendar 06</w:t>
-      </w:r>
-      <w:r>
-        <w:t xml:space="preserve">,</w:t>
-      </w:r>
-      <w:r>
-        <w:t xml:space="preserve"> </w:t>
-      </w:r>
-      <w:r>
-        <w:rPr>
-          <w:rStyle w:val="VerbatimChar"/>
-        </w:rPr>
-        <w:t xml:space="preserve">Vocabulary 06</w:t>
-      </w:r>
-      <w:r>
-        <w:t xml:space="preserve">). The lesson, project, rubric, handout, and assessment files list their own.</w:t>
-      </w:r>
-    </w:p>
-    <w:p>
-      <w:pPr>
-        <w:pStyle w:val="BodyText"/>
-      </w:pPr>
-      <w:r>
-        <w:t xml:space="preserve">In this unit plan:</w:t>
-      </w:r>
-    </w:p>
-    <w:p>
-      <w:pPr>
-        <w:numPr>
-          <w:ilvl w:val="0"/>
-          <w:numId w:val="1031"/>
-        </w:numPr>
-        <w:pStyle w:val="Compact"/>
-      </w:pPr>
-      <w:r>
-        <w:t xml:space="preserve">Section 2.3:</w:t>
-      </w:r>
-      <w:r>
-        <w:t xml:space="preserve"> </w:t>
-      </w:r>
-      <w:r>
-        <w:rPr>
-          <w:rStyle w:val="TeacherNote"/>
-        </w:rPr>
-        <w:t xml:space="preserve">[Sal: confirm the current New York food donation and food scrap recycling thresholds and whether your school is covered before you state numbers to students.]</w:t>
-      </w:r>
-    </w:p>
-    <w:p>
-      <w:pPr>
-        <w:numPr>
-          <w:ilvl w:val="0"/>
-          <w:numId w:val="1031"/>
-        </w:numPr>
-        <w:pStyle w:val="Compact"/>
-      </w:pPr>
-      <w:r>
-        <w:t xml:space="preserve">Section 7:</w:t>
-      </w:r>
-      <w:r>
-        <w:t xml:space="preserve"> </w:t>
-      </w:r>
-      <w:r>
-        <w:rPr>
-          <w:rStyle w:val="TeacherNote"/>
-        </w:rPr>
-        <w:t xml:space="preserve">[Sal: confirm the Standard 1, 2, and 3 wording against the NYSED PDF before the standards map goes live; see crosswalk E.4.]</w:t>
-      </w:r>
-    </w:p>
-    <w:p>
-      <w:pPr>
-        <w:numPr>
-          <w:ilvl w:val="0"/>
-          <w:numId w:val="1031"/>
-        </w:numPr>
-        <w:pStyle w:val="Compact"/>
-      </w:pPr>
-      <w:r>
-        <w:t xml:space="preserve">Section 7:</w:t>
-      </w:r>
-      <w:r>
-        <w:t xml:space="preserve"> </w:t>
-      </w:r>
-      <w:r>
-        <w:rPr>
-          <w:rStyle w:val="TeacherNote"/>
-        </w:rPr>
-        <w:t xml:space="preserve">[Sal: verify the Career Ready Practices text against careertech.org before the full list goes on the site.]</w:t>
-      </w:r>
-    </w:p>
-    <w:p>
-      <w:pPr>
-        <w:numPr>
-          <w:ilvl w:val="0"/>
-          <w:numId w:val="1031"/>
-        </w:numPr>
-        <w:pStyle w:val="Compact"/>
-      </w:pPr>
-      <w:r>
-        <w:t xml:space="preserve">Section 8:</w:t>
-      </w:r>
-      <w:r>
-        <w:t xml:space="preserve"> </w:t>
-      </w:r>
-      <w:r>
-        <w:rPr>
-          <w:rStyle w:val="TeacherNote"/>
-        </w:rPr>
-        <w:t xml:space="preserve">[Sal: if your school lets you invite a guest, Lesson 6.17 is the period.]</w:t>
-      </w:r>
-    </w:p>
-    <w:p>
-      <w:pPr>
-        <w:numPr>
-          <w:ilvl w:val="0"/>
-          <w:numId w:val="1031"/>
-        </w:numPr>
-        <w:pStyle w:val="Compact"/>
-      </w:pPr>
-      <w:r>
-        <w:t xml:space="preserve">Section 10:</w:t>
-      </w:r>
-      <w:r>
-        <w:t xml:space="preserve"> </w:t>
-      </w:r>
-      <w:r>
-        <w:rPr>
-          <w:rStyle w:val="TeacherNote"/>
-        </w:rPr>
-        <w:t xml:space="preserve">[Sal: confirm the burner count, the oven count, whether a toaster oven or a second oven exists, and how much refrigerator space you actually get.]</w:t>
-      </w:r>
-    </w:p>
-    <w:p>
-      <w:pPr>
-        <w:numPr>
-          <w:ilvl w:val="0"/>
-          <w:numId w:val="1031"/>
-        </w:numPr>
-        <w:pStyle w:val="Compact"/>
-      </w:pPr>
-      <w:r>
-        <w:t xml:space="preserve">Section 10:</w:t>
-      </w:r>
-      <w:r>
-        <w:t xml:space="preserve"> </w:t>
-      </w:r>
-      <w:r>
-        <w:rPr>
-          <w:rStyle w:val="TeacherNote"/>
-        </w:rPr>
-        <w:t xml:space="preserve">[Sal: put your school’s supply budget here. Do not cut the project; cut its station count.]</w:t>
-      </w:r>
-    </w:p>
-    <w:p>
-      <w:pPr>
-        <w:numPr>
-          <w:ilvl w:val="0"/>
-          <w:numId w:val="1031"/>
-        </w:numPr>
-        <w:pStyle w:val="Compact"/>
-      </w:pPr>
-      <w:r>
-        <w:t xml:space="preserve">Section 10:</w:t>
-      </w:r>
-      <w:r>
-        <w:t xml:space="preserve"> </w:t>
-      </w:r>
-      <w:r>
-        <w:rPr>
-          <w:rStyle w:val="TeacherNote"/>
-        </w:rPr>
-        <w:t xml:space="preserve">[Sal: if a handout name on a lesson page does not match this list, the lesson page wins.]</w:t>
-      </w:r>
-    </w:p>
-    <w:p>
-      <w:pPr>
-        <w:numPr>
-          <w:ilvl w:val="0"/>
-          <w:numId w:val="1031"/>
-        </w:numPr>
-        <w:pStyle w:val="Compact"/>
-      </w:pPr>
-      <w:r>
-        <w:t xml:space="preserve">Section 11:</w:t>
-      </w:r>
-      <w:r>
-        <w:t xml:space="preserve"> </w:t>
-      </w:r>
-      <w:r>
-        <w:rPr>
-          <w:rStyle w:val="TeacherNote"/>
-        </w:rPr>
-        <w:t xml:space="preserve">[Sal: ask science in September which grade does controlled experiments and when.]</w:t>
-      </w:r>
-    </w:p>
-    <w:p>
-      <w:pPr>
-        <w:numPr>
-          <w:ilvl w:val="0"/>
-          <w:numId w:val="1031"/>
-        </w:numPr>
-        <w:pStyle w:val="Compact"/>
-      </w:pPr>
-      <w:r>
-        <w:t xml:space="preserve">Section 11:</w:t>
-      </w:r>
-      <w:r>
-        <w:t xml:space="preserve"> </w:t>
-      </w:r>
-      <w:r>
-        <w:rPr>
-          <w:rStyle w:val="TeacherNote"/>
-        </w:rPr>
-        <w:t xml:space="preserve">[Sal: ask math which grade has unit rate and percent change by April.]</w:t>
-      </w:r>
-    </w:p>
-    <w:p>
-      <w:pPr>
-        <w:numPr>
-          <w:ilvl w:val="0"/>
-          <w:numId w:val="1031"/>
-        </w:numPr>
-        <w:pStyle w:val="Compact"/>
-      </w:pPr>
-      <w:r>
-        <w:t xml:space="preserve">Section 11:</w:t>
-      </w:r>
-      <w:r>
-        <w:t xml:space="preserve"> </w:t>
-      </w:r>
-      <w:r>
-        <w:rPr>
-          <w:rStyle w:val="TeacherNote"/>
-        </w:rPr>
-        <w:t xml:space="preserve">[Sal: the Brentwood cafeteria manager is somebody you already know; if your school’s food service is contracted out, ask the district’s or the vendor’s food service director.]</w:t>
-      </w:r>
-    </w:p>
-    <w:p>
-      <w:pPr>
-        <w:numPr>
-          <w:ilvl w:val="0"/>
-          <w:numId w:val="1031"/>
-        </w:numPr>
-        <w:pStyle w:val="Compact"/>
-      </w:pPr>
-      <w:r>
-        <w:t xml:space="preserve">Section 11:</w:t>
-      </w:r>
-      <w:r>
-        <w:t xml:space="preserve"> </w:t>
-      </w:r>
-      <w:r>
-        <w:rPr>
-          <w:rStyle w:val="TeacherNote"/>
-        </w:rPr>
-        <w:t xml:space="preserve">[Sal: tell the health teacher before Lesson 6.4 that food insecurity will be named in your room that week.]</w:t>
-      </w:r>
-    </w:p>
-    <w:p>
-      <w:pPr>
-        <w:numPr>
-          <w:ilvl w:val="0"/>
-          <w:numId w:val="1031"/>
-        </w:numPr>
-        <w:pStyle w:val="Compact"/>
-      </w:pPr>
-      <w:r>
-        <w:t xml:space="preserve">Section 12:</w:t>
-      </w:r>
-      <w:r>
-        <w:t xml:space="preserve"> </w:t>
-      </w:r>
-      <w:r>
-        <w:rPr>
-          <w:rStyle w:val="TeacherNote"/>
-        </w:rPr>
-        <w:t xml:space="preserve">[Sal: name the cafeteria manager, the science teacher, the math teacher, the supermarket manager, the farm or market vendor, and the pantry once you know the building and the neighborhood.]</w:t>
-      </w:r>
-    </w:p>
-    <w:p>
-      <w:pPr>
-        <w:numPr>
-          <w:ilvl w:val="0"/>
-          <w:numId w:val="1031"/>
-        </w:numPr>
-        <w:pStyle w:val="Compact"/>
-      </w:pPr>
-      <w:r>
-        <w:t xml:space="preserve">Not a placeholder and no longer a gap:</w:t>
-      </w:r>
-      <w:r>
-        <w:t xml:space="preserve"> </w:t>
-      </w:r>
-      <w:r>
-        <w:rPr>
-          <w:b/>
-        </w:rPr>
-        <w:t xml:space="preserve">FSP 3. b)</w:t>
-      </w:r>
-      <w:r>
-        <w:t xml:space="preserve"> </w:t>
-      </w:r>
-      <w:r>
-        <w:t xml:space="preserve">(how laws, regulations, and policies affect the availability, selection, and preparation of food) is taught in Lesson 6.4 in the SNAP and WIC content and in Lesson 6.5 in the packaging and waste content, and it is now printed in Lesson 6.4’s standards block and cited on objective 3, with National FCS 14.1.5 (Analyze legislation and regulations related to nutrition and wellness) as the matching competency. Lesson 6.4 also carries a one-minute optional addition in its teacher notes that names one other country’s food program, which is the half of the state’s line that says</w:t>
-      </w:r>
-      <w:r>
-        <w:t xml:space="preserve"> </w:t>
-      </w:r>
-      <w:r>
-        <w:t xml:space="preserve">“</w:t>
-      </w:r>
-      <w:r>
-        <w:t xml:space="preserve">in various regions and countries.</w:t>
-      </w:r>
-      <w:r>
-        <w:t xml:space="preserve">”</w:t>
-      </w:r>
-      <w:r>
-        <w:t xml:space="preserve"> </w:t>
-      </w:r>
-      <w:r>
-        <w:t xml:space="preserve">Nothing left for Sal to do here.</w:t>
-      </w:r>
-    </w:p>
-    <w:p>
-      <w:pPr>
-        <w:numPr>
-          <w:ilvl w:val="0"/>
-          <w:numId w:val="1031"/>
-        </w:numPr>
-        <w:pStyle w:val="Compact"/>
-      </w:pPr>
-      <w:r>
-        <w:t xml:space="preserve">Also closed:</w:t>
-      </w:r>
-      <w:r>
-        <w:t xml:space="preserve"> </w:t>
-      </w:r>
-      <w:r>
-        <w:rPr>
-          <w:b/>
-        </w:rPr>
-        <w:t xml:space="preserve">FSP 5. b)</w:t>
-      </w:r>
-      <w:r>
-        <w:t xml:space="preserve"> </w:t>
-      </w:r>
-      <w:r>
-        <w:t xml:space="preserve">(Analyze decisions about providing safe and nutritious food for individuals and families) is now printed in Lesson 6.12’s standards block and cited on objective 3, where the menu choice against the allergy list and the budget is exactly that analysis.</w:t>
-      </w:r>
-      <w:r>
-        <w:t xml:space="preserve"> </w:t>
-      </w:r>
-      <w:r>
-        <w:rPr>
-          <w:rStyle w:val="VerbatimChar"/>
-        </w:rPr>
-        <w:t xml:space="preserve">Project 06</w:t>
-      </w:r>
-      <w:r>
-        <w:t xml:space="preserve"> </w:t>
-      </w:r>
-      <w:r>
-        <w:t xml:space="preserve">and item 20 of</w:t>
-      </w:r>
-      <w:r>
-        <w:t xml:space="preserve"> </w:t>
-      </w:r>
-      <w:r>
-        <w:rPr>
-          <w:rStyle w:val="VerbatimChar"/>
-        </w:rPr>
-        <w:t xml:space="preserve">Assessment 06.3</w:t>
-      </w:r>
-      <w:r>
-        <w:t xml:space="preserve"> </w:t>
-      </w:r>
-      <w:r>
-        <w:t xml:space="preserve">still carry it too. National FCS 2.1.3 is the same sentence word for word and was already cited there.</w:t>
-      </w:r>
-    </w:p>
-    <w:p>
-      <w:pPr>
-        <w:numPr>
-          <w:ilvl w:val="0"/>
-          <w:numId w:val="1031"/>
-        </w:numPr>
-        <w:pStyle w:val="Compact"/>
-      </w:pPr>
-      <w:r>
-        <w:t xml:space="preserve">Section 10 and every lesson with a price: every price in this unit is a real Long Island supermarket price from Sal’s verified King Kullen research for the week of March 20 to 26, 2026, and every one is marked</w:t>
-      </w:r>
-      <w:r>
-        <w:t xml:space="preserve"> </w:t>
-      </w:r>
-      <w:r>
-        <w:rPr>
-          <w:b/>
-        </w:rPr>
-        <w:t xml:space="preserve">[update from this week’s circular]</w:t>
-      </w:r>
-      <w:r>
-        <w:t xml:space="preserve">. The math in every worksheet and every teacher key still works when the prices change; only the answers move.</w:t>
+        <w:t xml:space="preserve">: 49 Tier 3 terms across the four topics with a one-line student definition written for a grade 6 to 7 reader and columns for Turkish, Portuguese, and Spanish, to be checked by a native speaker, a bilingual colleague, or the ENL teacher. The file also carries sentence starters in all four languages for three things: taking a role in a lab, writing the dish research card, and writing the project reflection. Each lesson names its own Tier 3 words and its handout carries a word bank pulled from the table. The site’s Materials page prints the table as picture-ready cards.</w:t>
       </w:r>
     </w:p>
     <w:sectPr>
@@ -8994,36 +8390,6 @@
   </w:num>
   <w:num w:numId="1030">
     <w:abstractNumId w:val="991"/>
-  </w:num>
-  <w:num w:numId="1031">
-    <w:abstractNumId w:val="99411"/>
-    <w:lvlOverride w:ilvl="0">
-      <w:startOverride w:val="1"/>
-    </w:lvlOverride>
-    <w:lvlOverride w:ilvl="1">
-      <w:startOverride w:val="1"/>
-    </w:lvlOverride>
-    <w:lvlOverride w:ilvl="2">
-      <w:startOverride w:val="1"/>
-    </w:lvlOverride>
-    <w:lvlOverride w:ilvl="3">
-      <w:startOverride w:val="1"/>
-    </w:lvlOverride>
-    <w:lvlOverride w:ilvl="4">
-      <w:startOverride w:val="1"/>
-    </w:lvlOverride>
-    <w:lvlOverride w:ilvl="5">
-      <w:startOverride w:val="1"/>
-    </w:lvlOverride>
-    <w:lvlOverride w:ilvl="6">
-      <w:startOverride w:val="1"/>
-    </w:lvlOverride>
-    <w:lvlOverride w:ilvl="7">
-      <w:startOverride w:val="1"/>
-    </w:lvlOverride>
-    <w:lvlOverride w:ilvl="8">
-      <w:startOverride w:val="1"/>
-    </w:lvlOverride>
   </w:num>
 </w:numbering>
 </file>
